--- a/Techniques Explanations/AI-Driven  Machine Learning & Clustering/پایش هوشمند بر پایه یادگیری ماشین و خوشه.docx
+++ b/Techniques Explanations/AI-Driven  Machine Learning & Clustering/پایش هوشمند بر پایه یادگیری ماشین و خوشه.docx
@@ -1748,120 +1748,922 @@
           <w:rFonts w:cs="B Nazanin"/>
           <w:rtl/>
         </w:rPr>
-        <w:t xml:space="preserve"> خلاصه استراتژ</w:t>
-      </w:r>
-      <w:r>
-        <w:rPr>
-          <w:rFonts w:cs="B Nazanin" w:hint="cs"/>
-          <w:rtl/>
-        </w:rPr>
-        <w:t>ی</w:t>
-      </w:r>
-      <w:r>
-        <w:rPr>
-          <w:rFonts w:cs="B Nazanin"/>
-          <w:rtl/>
-        </w:rPr>
-        <w:t xml:space="preserve"> پ</w:t>
-      </w:r>
-      <w:r>
-        <w:rPr>
-          <w:rFonts w:cs="B Nazanin" w:hint="cs"/>
-          <w:rtl/>
-        </w:rPr>
-        <w:t>ی</w:t>
-      </w:r>
-      <w:r>
-        <w:rPr>
-          <w:rFonts w:cs="B Nazanin" w:hint="eastAsia"/>
-          <w:rtl/>
-        </w:rPr>
-        <w:t>شنهاد</w:t>
-      </w:r>
-      <w:r>
-        <w:rPr>
-          <w:rFonts w:cs="B Nazanin" w:hint="cs"/>
-          <w:rtl/>
-        </w:rPr>
-        <w:t>ی</w:t>
-      </w:r>
-      <w:r>
-        <w:rPr>
-          <w:rFonts w:cs="B Nazanin"/>
-          <w:rtl/>
-        </w:rPr>
-        <w:t>: شناسا</w:t>
-      </w:r>
-      <w:r>
-        <w:rPr>
-          <w:rFonts w:cs="B Nazanin" w:hint="cs"/>
-          <w:rtl/>
-        </w:rPr>
-        <w:t>یی</w:t>
-      </w:r>
-      <w:r>
-        <w:rPr>
-          <w:rFonts w:cs="B Nazanin"/>
-          <w:rtl/>
-        </w:rPr>
-        <w:t xml:space="preserve"> ناهنجار</w:t>
-      </w:r>
-      <w:r>
-        <w:rPr>
-          <w:rFonts w:cs="B Nazanin" w:hint="cs"/>
-          <w:rtl/>
-        </w:rPr>
-        <w:t>ی</w:t>
-      </w:r>
-      <w:r>
-        <w:rPr>
-          <w:rFonts w:cs="B Nazanin"/>
-          <w:rtl/>
-        </w:rPr>
+        <w:t xml:space="preserve">در این روش، شما از ترکیب دو </w:t>
+      </w:r>
+      <w:proofErr w:type="spellStart"/>
+      <w:r>
+        <w:rPr>
+          <w:rFonts w:cs="B Nazanin"/>
+          <w:rtl/>
+        </w:rPr>
+        <w:t>الگوریتم</w:t>
+      </w:r>
+      <w:proofErr w:type="spellEnd"/>
+      <w:r>
+        <w:rPr>
+          <w:rFonts w:cs="B Nazanin"/>
+          <w:rtl/>
+        </w:rPr>
+        <w:t xml:space="preserve"> برای ساخت یک سیستم مانیتورینگ خودکار استفاده </w:t>
+      </w:r>
+      <w:proofErr w:type="spellStart"/>
+      <w:r>
+        <w:rPr>
+          <w:rFonts w:cs="B Nazanin"/>
+          <w:rtl/>
+        </w:rPr>
+        <w:t>می‌کنید</w:t>
+      </w:r>
+      <w:proofErr w:type="spellEnd"/>
+      <w:r>
+        <w:rPr>
+          <w:rFonts w:cs="B Nazanin"/>
+        </w:rPr>
+        <w:t>:</w:t>
+      </w:r>
+      <w:r>
+        <w:rPr>
+          <w:rFonts w:cs="B Nazanin"/>
+        </w:rPr>
+        <w:br/>
+      </w:r>
+      <w:r>
+        <w:rPr>
+          <w:rFonts w:cs="B Nazanin"/>
+        </w:rPr>
+        <w:br/>
         <w:t xml:space="preserve"> </w:t>
       </w:r>
-      <w:proofErr w:type="spellStart"/>
-      <w:r>
-        <w:rPr>
-          <w:rFonts w:cs="B Nazanin"/>
-          <w:rtl/>
-        </w:rPr>
-        <w:t>ن</w:t>
-      </w:r>
-      <w:r>
-        <w:rPr>
-          <w:rFonts w:cs="B Nazanin" w:hint="cs"/>
-          <w:rtl/>
-        </w:rPr>
-        <w:t>ی</w:t>
-      </w:r>
-      <w:r>
-        <w:rPr>
-          <w:rFonts w:cs="B Nazanin" w:hint="eastAsia"/>
-          <w:rtl/>
-        </w:rPr>
-        <w:t>مه‌نظارت‌شده</w:t>
-      </w:r>
-      <w:proofErr w:type="spellEnd"/>
-      <w:r>
-        <w:rPr>
-          <w:rFonts w:cs="B Nazanin"/>
-          <w:rtl/>
+      <w:r>
+        <w:rPr>
+          <w:rFonts w:cs="B Nazanin"/>
+          <w:rtl/>
+        </w:rPr>
+        <w:t>۱</w:t>
+      </w:r>
+      <w:r>
+        <w:rPr>
+          <w:rFonts w:cs="B Nazanin"/>
+        </w:rPr>
+        <w:t xml:space="preserve">. </w:t>
+      </w:r>
+      <w:r>
+        <w:rPr>
+          <w:rFonts w:cs="B Nazanin"/>
+          <w:rtl/>
+        </w:rPr>
+        <w:t>گردش کار</w:t>
+      </w:r>
+      <w:r>
+        <w:rPr>
+          <w:rFonts w:cs="B Nazanin"/>
+        </w:rPr>
+        <w:t xml:space="preserve"> (Workflow)</w:t>
+      </w:r>
+      <w:r>
+        <w:rPr>
+          <w:rFonts w:cs="B Nazanin"/>
+        </w:rPr>
+        <w:br/>
+        <w:t xml:space="preserve">1. DBSCAN: </w:t>
+      </w:r>
+      <w:r>
+        <w:rPr>
+          <w:rFonts w:cs="B Nazanin"/>
+          <w:rtl/>
+        </w:rPr>
+        <w:t xml:space="preserve">شناسایی </w:t>
+      </w:r>
+      <w:proofErr w:type="spellStart"/>
+      <w:r>
+        <w:rPr>
+          <w:rFonts w:cs="B Nazanin"/>
+          <w:rtl/>
+        </w:rPr>
+        <w:t>داده‌های</w:t>
+      </w:r>
+      <w:proofErr w:type="spellEnd"/>
+      <w:r>
+        <w:rPr>
+          <w:rFonts w:cs="B Nazanin"/>
+          <w:rtl/>
+        </w:rPr>
+        <w:t xml:space="preserve"> </w:t>
+      </w:r>
+      <w:proofErr w:type="spellStart"/>
+      <w:r>
+        <w:rPr>
+          <w:rFonts w:cs="B Nazanin"/>
+          <w:rtl/>
+        </w:rPr>
+        <w:t>کم‌تراکم</w:t>
+      </w:r>
+      <w:proofErr w:type="spellEnd"/>
+      <w:r>
+        <w:rPr>
+          <w:rFonts w:cs="B Nazanin"/>
+          <w:rtl/>
+        </w:rPr>
+        <w:t xml:space="preserve"> (۱۰</w:t>
+      </w:r>
+      <w:r>
+        <w:rPr>
+          <w:rFonts w:ascii="Sakkal Majalla" w:hAnsi="Sakkal Majalla" w:cs="Sakkal Majalla" w:hint="cs"/>
+          <w:rtl/>
+        </w:rPr>
+        <w:t>٪</w:t>
+      </w:r>
+      <w:r>
+        <w:rPr>
+          <w:rFonts w:cs="B Nazanin"/>
+          <w:rtl/>
+        </w:rPr>
+        <w:t xml:space="preserve"> </w:t>
+      </w:r>
+      <w:r>
+        <w:rPr>
+          <w:rFonts w:cs="B Nazanin" w:hint="cs"/>
+          <w:rtl/>
+        </w:rPr>
+        <w:t>پرت</w:t>
+      </w:r>
+      <w:r>
+        <w:rPr>
+          <w:rFonts w:cs="B Nazanin"/>
+          <w:rtl/>
+        </w:rPr>
+        <w:t xml:space="preserve">) </w:t>
+      </w:r>
+      <w:r>
+        <w:rPr>
+          <w:rFonts w:cs="B Nazanin" w:hint="cs"/>
+          <w:rtl/>
+        </w:rPr>
+        <w:t>به</w:t>
+      </w:r>
+      <w:r>
+        <w:rPr>
+          <w:rFonts w:cs="B Nazanin"/>
+          <w:rtl/>
+        </w:rPr>
+        <w:t xml:space="preserve"> </w:t>
+      </w:r>
+      <w:r>
+        <w:rPr>
+          <w:rFonts w:cs="B Nazanin" w:hint="cs"/>
+          <w:rtl/>
+        </w:rPr>
+        <w:t>عنوان</w:t>
+      </w:r>
+      <w:r>
+        <w:rPr>
+          <w:rFonts w:cs="B Nazanin"/>
+          <w:rtl/>
+        </w:rPr>
+        <w:t xml:space="preserve"> </w:t>
+      </w:r>
+      <w:r>
+        <w:rPr>
+          <w:rFonts w:cs="B Nazanin" w:hint="cs"/>
+          <w:rtl/>
+        </w:rPr>
+        <w:t>کاندیدای</w:t>
+      </w:r>
+      <w:r>
+        <w:rPr>
+          <w:rFonts w:cs="B Nazanin"/>
+          <w:rtl/>
+        </w:rPr>
+        <w:t xml:space="preserve"> </w:t>
+      </w:r>
+      <w:r>
+        <w:rPr>
+          <w:rFonts w:cs="B Nazanin" w:hint="cs"/>
+          <w:rtl/>
+        </w:rPr>
+        <w:t>خرابی</w:t>
+      </w:r>
+      <w:r>
+        <w:rPr>
+          <w:rFonts w:cs="B Nazanin"/>
+        </w:rPr>
+        <w:t>.</w:t>
+      </w:r>
+      <w:r>
+        <w:rPr>
+          <w:rFonts w:cs="B Nazanin"/>
+        </w:rPr>
+        <w:br/>
+        <w:t xml:space="preserve">2. </w:t>
+      </w:r>
+      <w:r>
+        <w:rPr>
+          <w:rFonts w:cs="B Nazanin"/>
+          <w:rtl/>
+        </w:rPr>
+        <w:t>پالایش</w:t>
+      </w:r>
+      <w:r>
+        <w:rPr>
+          <w:rFonts w:cs="B Nazanin"/>
+        </w:rPr>
+        <w:t xml:space="preserve"> (Refinement): </w:t>
+      </w:r>
+      <w:r>
+        <w:rPr>
+          <w:rFonts w:cs="B Nazanin"/>
+          <w:rtl/>
+        </w:rPr>
+        <w:t xml:space="preserve">حذف </w:t>
+      </w:r>
+      <w:proofErr w:type="spellStart"/>
+      <w:r>
+        <w:rPr>
+          <w:rFonts w:cs="B Nazanin"/>
+          <w:rtl/>
+        </w:rPr>
+        <w:t>نویزهای</w:t>
+      </w:r>
+      <w:proofErr w:type="spellEnd"/>
+      <w:r>
+        <w:rPr>
+          <w:rFonts w:cs="B Nazanin"/>
+          <w:rtl/>
+        </w:rPr>
+        <w:t xml:space="preserve"> </w:t>
+      </w:r>
+      <w:proofErr w:type="spellStart"/>
+      <w:r>
+        <w:rPr>
+          <w:rFonts w:cs="B Nazanin"/>
+          <w:rtl/>
+        </w:rPr>
+        <w:t>لحظه‌ای</w:t>
+      </w:r>
+      <w:proofErr w:type="spellEnd"/>
+      <w:r>
+        <w:rPr>
+          <w:rFonts w:cs="B Nazanin"/>
+          <w:rtl/>
+        </w:rPr>
+        <w:t xml:space="preserve"> و انتخاب نقاط </w:t>
+      </w:r>
+      <w:proofErr w:type="spellStart"/>
+      <w:r>
+        <w:rPr>
+          <w:rFonts w:cs="B Nazanin"/>
+          <w:rtl/>
+        </w:rPr>
+        <w:t>پرتی</w:t>
+      </w:r>
+      <w:proofErr w:type="spellEnd"/>
+      <w:r>
+        <w:rPr>
+          <w:rFonts w:cs="B Nazanin"/>
+          <w:rtl/>
+        </w:rPr>
+        <w:t xml:space="preserve"> که تداوم زمانی (مثلاً ۵ دقیقه) دارند</w:t>
+      </w:r>
+      <w:r>
+        <w:rPr>
+          <w:rFonts w:cs="B Nazanin"/>
+        </w:rPr>
+        <w:t>.</w:t>
+      </w:r>
+      <w:r>
+        <w:rPr>
+          <w:rFonts w:cs="B Nazanin"/>
+        </w:rPr>
+        <w:br/>
+        <w:t xml:space="preserve">3. </w:t>
+      </w:r>
+      <w:proofErr w:type="spellStart"/>
+      <w:r>
+        <w:rPr>
+          <w:rFonts w:cs="B Nazanin"/>
+          <w:rtl/>
+        </w:rPr>
+        <w:t>برچسب‌گذاری</w:t>
+      </w:r>
+      <w:proofErr w:type="spellEnd"/>
+      <w:r>
+        <w:rPr>
+          <w:rFonts w:cs="B Nazanin"/>
+        </w:rPr>
+        <w:t xml:space="preserve"> (Auto-Labeling): </w:t>
+      </w:r>
+      <w:r>
+        <w:rPr>
+          <w:rFonts w:cs="B Nazanin"/>
+          <w:rtl/>
+        </w:rPr>
+        <w:t xml:space="preserve">اختصاص </w:t>
+      </w:r>
+      <w:proofErr w:type="spellStart"/>
+      <w:r>
+        <w:rPr>
+          <w:rFonts w:cs="B Nazanin"/>
+          <w:rtl/>
+        </w:rPr>
+        <w:t>لیبل</w:t>
+      </w:r>
+      <w:proofErr w:type="spellEnd"/>
+      <w:r>
+        <w:rPr>
+          <w:rFonts w:cs="B Nazanin"/>
+          <w:rtl/>
+        </w:rPr>
+        <w:t xml:space="preserve"> "سالم" به </w:t>
+      </w:r>
+      <w:proofErr w:type="spellStart"/>
+      <w:r>
+        <w:rPr>
+          <w:rFonts w:cs="B Nazanin"/>
+          <w:rtl/>
+        </w:rPr>
+        <w:t>خوشه‌های</w:t>
+      </w:r>
+      <w:proofErr w:type="spellEnd"/>
+      <w:r>
+        <w:rPr>
+          <w:rFonts w:cs="B Nazanin"/>
+          <w:rtl/>
+        </w:rPr>
+        <w:t xml:space="preserve"> متراکم و "ناهنجار" به نقاط پرت تایید شده</w:t>
+      </w:r>
+      <w:r>
+        <w:rPr>
+          <w:rFonts w:cs="B Nazanin"/>
+        </w:rPr>
+        <w:t>.</w:t>
+      </w:r>
+      <w:r>
+        <w:rPr>
+          <w:rFonts w:cs="B Nazanin"/>
+        </w:rPr>
+        <w:br/>
+        <w:t xml:space="preserve">4. </w:t>
+      </w:r>
+      <w:proofErr w:type="spellStart"/>
+      <w:r>
+        <w:rPr>
+          <w:rFonts w:cs="B Nazanin"/>
+          <w:rtl/>
+        </w:rPr>
+        <w:t>کلاسیفیکیشن</w:t>
+      </w:r>
+      <w:proofErr w:type="spellEnd"/>
+      <w:r>
+        <w:rPr>
+          <w:rFonts w:cs="B Nazanin"/>
         </w:rPr>
         <w:t xml:space="preserve"> (</w:t>
       </w:r>
-      <w:r>
-        <w:rPr>
-          <w:rFonts w:cs="B Nazanin"/>
-        </w:rPr>
-        <w:t>Semi-supervised Anomaly Detection</w:t>
-      </w:r>
-      <w:r>
-        <w:rPr>
-          <w:rFonts w:cs="B Nazanin"/>
-          <w:rtl/>
-        </w:rPr>
-        <w:t>)</w:t>
+      <w:proofErr w:type="spellStart"/>
+      <w:r>
+        <w:rPr>
+          <w:rFonts w:cs="B Nazanin"/>
+        </w:rPr>
+        <w:t>XGBoost</w:t>
+      </w:r>
+      <w:proofErr w:type="spellEnd"/>
+      <w:r>
+        <w:rPr>
+          <w:rFonts w:cs="B Nazanin"/>
+        </w:rPr>
+        <w:t>/</w:t>
+      </w:r>
+      <w:proofErr w:type="spellStart"/>
+      <w:r>
+        <w:rPr>
+          <w:rFonts w:cs="B Nazanin"/>
+        </w:rPr>
+        <w:t>LightGBM</w:t>
+      </w:r>
+      <w:proofErr w:type="spellEnd"/>
+      <w:r>
+        <w:rPr>
+          <w:rFonts w:cs="B Nazanin"/>
+        </w:rPr>
+        <w:t xml:space="preserve">): </w:t>
+      </w:r>
+      <w:r>
+        <w:rPr>
+          <w:rFonts w:cs="B Nazanin"/>
+          <w:rtl/>
+        </w:rPr>
+        <w:t>آموزش مدل نهایی برای تشخیص آنلاین و آنی وضعیت</w:t>
+      </w:r>
+      <w:r>
+        <w:rPr>
+          <w:rFonts w:cs="B Nazanin"/>
+        </w:rPr>
+        <w:t>.</w:t>
+      </w:r>
+      <w:r>
+        <w:rPr>
+          <w:rFonts w:cs="B Nazanin"/>
+        </w:rPr>
+        <w:br/>
+      </w:r>
+      <w:r>
+        <w:rPr>
+          <w:rFonts w:cs="B Nazanin"/>
+        </w:rPr>
+        <w:br/>
+        <w:t xml:space="preserve"> </w:t>
+      </w:r>
+      <w:r>
+        <w:rPr>
+          <w:rFonts w:cs="B Nazanin"/>
+          <w:rtl/>
+        </w:rPr>
+        <w:t>۲</w:t>
+      </w:r>
+      <w:r>
+        <w:rPr>
+          <w:rFonts w:cs="B Nazanin"/>
+        </w:rPr>
+        <w:t xml:space="preserve">. </w:t>
+      </w:r>
+      <w:r>
+        <w:rPr>
+          <w:rFonts w:cs="B Nazanin"/>
+          <w:rtl/>
+        </w:rPr>
+        <w:t>مزایای کلیدی</w:t>
+      </w:r>
+      <w:r>
+        <w:rPr>
+          <w:rFonts w:cs="B Nazanin"/>
+        </w:rPr>
+        <w:br/>
+        <w:t xml:space="preserve">- </w:t>
+      </w:r>
+      <w:r>
+        <w:rPr>
+          <w:rFonts w:cs="B Nazanin"/>
+          <w:rtl/>
+        </w:rPr>
+        <w:t xml:space="preserve">حل مشکل </w:t>
+      </w:r>
+      <w:proofErr w:type="spellStart"/>
+      <w:r>
+        <w:rPr>
+          <w:rFonts w:cs="B Nazanin"/>
+          <w:rtl/>
+        </w:rPr>
+        <w:t>دیتای</w:t>
+      </w:r>
+      <w:proofErr w:type="spellEnd"/>
+      <w:r>
+        <w:rPr>
+          <w:rFonts w:cs="B Nazanin"/>
+          <w:rtl/>
+        </w:rPr>
+        <w:t xml:space="preserve"> بدون </w:t>
+      </w:r>
+      <w:proofErr w:type="spellStart"/>
+      <w:r>
+        <w:rPr>
+          <w:rFonts w:cs="B Nazanin"/>
+          <w:rtl/>
+        </w:rPr>
+        <w:t>لیبل</w:t>
+      </w:r>
+      <w:proofErr w:type="spellEnd"/>
+      <w:r>
+        <w:rPr>
+          <w:rFonts w:cs="B Nazanin"/>
+        </w:rPr>
+        <w:t xml:space="preserve">: </w:t>
+      </w:r>
+      <w:r>
+        <w:rPr>
+          <w:rFonts w:cs="B Nazanin"/>
+          <w:rtl/>
+        </w:rPr>
+        <w:t xml:space="preserve">تولید خودکار </w:t>
+      </w:r>
+      <w:proofErr w:type="spellStart"/>
+      <w:r>
+        <w:rPr>
+          <w:rFonts w:cs="B Nazanin"/>
+          <w:rtl/>
+        </w:rPr>
+        <w:t>برچسب‌های</w:t>
+      </w:r>
+      <w:proofErr w:type="spellEnd"/>
+      <w:r>
+        <w:rPr>
+          <w:rFonts w:cs="B Nazanin"/>
+          <w:rtl/>
+        </w:rPr>
+        <w:t xml:space="preserve"> "خرابی" بر اساس واقعیت آماری </w:t>
+      </w:r>
+      <w:proofErr w:type="spellStart"/>
+      <w:r>
+        <w:rPr>
+          <w:rFonts w:cs="B Nazanin"/>
+          <w:rtl/>
+        </w:rPr>
+        <w:t>سنسورها</w:t>
+      </w:r>
+      <w:proofErr w:type="spellEnd"/>
+      <w:r>
+        <w:rPr>
+          <w:rFonts w:cs="B Nazanin"/>
+        </w:rPr>
+        <w:t>.</w:t>
+      </w:r>
+      <w:r>
+        <w:rPr>
+          <w:rFonts w:cs="B Nazanin"/>
+        </w:rPr>
+        <w:br/>
+        <w:t xml:space="preserve">- </w:t>
+      </w:r>
+      <w:r>
+        <w:rPr>
+          <w:rFonts w:cs="B Nazanin"/>
+          <w:rtl/>
+        </w:rPr>
+        <w:t>سرعت عملیاتی بالا</w:t>
+      </w:r>
+      <w:r>
+        <w:rPr>
+          <w:rFonts w:cs="B Nazanin"/>
+        </w:rPr>
+        <w:t xml:space="preserve">: </w:t>
+      </w:r>
+      <w:proofErr w:type="spellStart"/>
+      <w:r>
+        <w:rPr>
+          <w:rFonts w:cs="B Nazanin"/>
+          <w:rtl/>
+        </w:rPr>
+        <w:t>کلاسیفایرها</w:t>
+      </w:r>
+      <w:proofErr w:type="spellEnd"/>
+      <w:r>
+        <w:rPr>
+          <w:rFonts w:cs="B Nazanin"/>
+          <w:rtl/>
+        </w:rPr>
+        <w:t xml:space="preserve"> برخلاف</w:t>
+      </w:r>
+      <w:r>
+        <w:rPr>
+          <w:rFonts w:cs="B Nazanin"/>
+        </w:rPr>
+        <w:t xml:space="preserve"> DBSCAN</w:t>
+      </w:r>
+      <w:r>
+        <w:rPr>
+          <w:rFonts w:cs="B Nazanin"/>
+          <w:rtl/>
+        </w:rPr>
+        <w:t xml:space="preserve">، بسیار سریع هستند و برای مانیتورینگ </w:t>
+      </w:r>
+      <w:proofErr w:type="spellStart"/>
+      <w:r>
+        <w:rPr>
+          <w:rFonts w:cs="B Nazanin"/>
+          <w:rtl/>
+        </w:rPr>
+        <w:t>لحظه‌ای</w:t>
+      </w:r>
+      <w:proofErr w:type="spellEnd"/>
+      <w:r>
+        <w:rPr>
+          <w:rFonts w:cs="B Nazanin"/>
+        </w:rPr>
+        <w:t xml:space="preserve"> (Real-time) </w:t>
+      </w:r>
+      <w:proofErr w:type="spellStart"/>
+      <w:r>
+        <w:rPr>
+          <w:rFonts w:cs="B Nazanin"/>
+          <w:rtl/>
+        </w:rPr>
+        <w:t>ایده‌آل‌اند</w:t>
+      </w:r>
+      <w:proofErr w:type="spellEnd"/>
+      <w:r>
+        <w:rPr>
+          <w:rFonts w:cs="B Nazanin"/>
+        </w:rPr>
+        <w:t>.</w:t>
+      </w:r>
+      <w:r>
+        <w:rPr>
+          <w:rFonts w:cs="B Nazanin"/>
+        </w:rPr>
+        <w:br/>
+        <w:t xml:space="preserve">- </w:t>
+      </w:r>
+      <w:proofErr w:type="spellStart"/>
+      <w:r>
+        <w:rPr>
+          <w:rFonts w:cs="B Nazanin"/>
+          <w:rtl/>
+        </w:rPr>
+        <w:t>ریشه‌یابی</w:t>
+      </w:r>
+      <w:proofErr w:type="spellEnd"/>
+      <w:r>
+        <w:rPr>
+          <w:rFonts w:cs="B Nazanin"/>
+          <w:rtl/>
+        </w:rPr>
+        <w:t xml:space="preserve"> عیب</w:t>
+      </w:r>
+      <w:r>
+        <w:rPr>
+          <w:rFonts w:cs="B Nazanin"/>
+        </w:rPr>
+        <w:t xml:space="preserve"> (RCA): </w:t>
+      </w:r>
+      <w:r>
+        <w:rPr>
+          <w:rFonts w:cs="B Nazanin"/>
+          <w:rtl/>
+        </w:rPr>
+        <w:t xml:space="preserve">مدل نهایی </w:t>
+      </w:r>
+      <w:proofErr w:type="spellStart"/>
+      <w:r>
+        <w:rPr>
+          <w:rFonts w:cs="B Nazanin"/>
+          <w:rtl/>
+        </w:rPr>
+        <w:t>می‌تواند</w:t>
+      </w:r>
+      <w:proofErr w:type="spellEnd"/>
+      <w:r>
+        <w:rPr>
+          <w:rFonts w:cs="B Nazanin"/>
+          <w:rtl/>
+        </w:rPr>
+        <w:t xml:space="preserve"> بگوید کدام </w:t>
+      </w:r>
+      <w:proofErr w:type="spellStart"/>
+      <w:r>
+        <w:rPr>
+          <w:rFonts w:cs="B Nazanin"/>
+          <w:rtl/>
+        </w:rPr>
+        <w:t>سنسور</w:t>
+      </w:r>
+      <w:proofErr w:type="spellEnd"/>
+      <w:r>
+        <w:rPr>
+          <w:rFonts w:cs="B Nazanin"/>
+          <w:rtl/>
+        </w:rPr>
+        <w:t xml:space="preserve"> بیشترین نقش را در بروز ناهنجاری داشته است</w:t>
+      </w:r>
+      <w:r>
+        <w:rPr>
+          <w:rFonts w:cs="B Nazanin"/>
+        </w:rPr>
+        <w:t>.</w:t>
+      </w:r>
+      <w:r>
+        <w:rPr>
+          <w:rFonts w:cs="B Nazanin"/>
+        </w:rPr>
+        <w:br/>
+      </w:r>
+      <w:r>
+        <w:rPr>
+          <w:rFonts w:cs="B Nazanin"/>
+        </w:rPr>
+        <w:br/>
+        <w:t xml:space="preserve"> </w:t>
+      </w:r>
+      <w:r>
+        <w:rPr>
+          <w:rFonts w:cs="B Nazanin"/>
+          <w:rtl/>
+        </w:rPr>
+        <w:t>۳</w:t>
+      </w:r>
+      <w:r>
+        <w:rPr>
+          <w:rFonts w:cs="B Nazanin"/>
+        </w:rPr>
+        <w:t xml:space="preserve">. </w:t>
+      </w:r>
+      <w:r>
+        <w:rPr>
+          <w:rFonts w:cs="B Nazanin"/>
+          <w:rtl/>
+        </w:rPr>
+        <w:t xml:space="preserve">نکات حیاتی برای </w:t>
+      </w:r>
+      <w:proofErr w:type="spellStart"/>
+      <w:r>
+        <w:rPr>
+          <w:rFonts w:cs="B Nazanin"/>
+          <w:rtl/>
+        </w:rPr>
+        <w:t>پیاده‌سازی</w:t>
+      </w:r>
+      <w:proofErr w:type="spellEnd"/>
+      <w:r>
+        <w:rPr>
+          <w:rFonts w:cs="B Nazanin"/>
+        </w:rPr>
+        <w:br/>
+        <w:t xml:space="preserve">- </w:t>
+      </w:r>
+      <w:r>
+        <w:rPr>
+          <w:rFonts w:cs="B Nazanin"/>
+          <w:rtl/>
+        </w:rPr>
+        <w:t>تداوم زمانی</w:t>
+      </w:r>
+      <w:r>
+        <w:rPr>
+          <w:rFonts w:cs="B Nazanin"/>
+        </w:rPr>
+        <w:t xml:space="preserve">: </w:t>
+      </w:r>
+      <w:r>
+        <w:rPr>
+          <w:rFonts w:cs="B Nazanin"/>
+          <w:rtl/>
+        </w:rPr>
+        <w:t xml:space="preserve">هر نقطه </w:t>
+      </w:r>
+      <w:proofErr w:type="spellStart"/>
+      <w:r>
+        <w:rPr>
+          <w:rFonts w:cs="B Nazanin"/>
+          <w:rtl/>
+        </w:rPr>
+        <w:t>پرتی</w:t>
+      </w:r>
+      <w:proofErr w:type="spellEnd"/>
+      <w:r>
+        <w:rPr>
+          <w:rFonts w:cs="B Nazanin"/>
+          <w:rtl/>
+        </w:rPr>
+        <w:t xml:space="preserve"> "خرابی" نیست؛ فقط نقاطی را </w:t>
+      </w:r>
+      <w:proofErr w:type="spellStart"/>
+      <w:r>
+        <w:rPr>
+          <w:rFonts w:cs="B Nazanin"/>
+          <w:rtl/>
+        </w:rPr>
+        <w:t>لیبل</w:t>
+      </w:r>
+      <w:proofErr w:type="spellEnd"/>
+      <w:r>
+        <w:rPr>
+          <w:rFonts w:cs="B Nazanin"/>
+          <w:rtl/>
+        </w:rPr>
+        <w:t xml:space="preserve"> بزنید که در زمان استمرار داشته باشند</w:t>
+      </w:r>
+      <w:r>
+        <w:rPr>
+          <w:rFonts w:cs="B Nazanin"/>
+        </w:rPr>
+        <w:t>.</w:t>
+      </w:r>
+      <w:r>
+        <w:rPr>
+          <w:rFonts w:cs="B Nazanin"/>
+        </w:rPr>
+        <w:br/>
+        <w:t xml:space="preserve">- </w:t>
+      </w:r>
+      <w:r>
+        <w:rPr>
+          <w:rFonts w:cs="B Nazanin"/>
+          <w:rtl/>
+        </w:rPr>
+        <w:t>مدیریت تعادل داده</w:t>
+      </w:r>
+      <w:r>
+        <w:rPr>
+          <w:rFonts w:cs="B Nazanin"/>
+        </w:rPr>
+        <w:t xml:space="preserve">: </w:t>
+      </w:r>
+      <w:r>
+        <w:rPr>
+          <w:rFonts w:cs="B Nazanin"/>
+          <w:rtl/>
+        </w:rPr>
+        <w:t xml:space="preserve">چون </w:t>
+      </w:r>
+      <w:proofErr w:type="spellStart"/>
+      <w:r>
+        <w:rPr>
+          <w:rFonts w:cs="B Nazanin"/>
+          <w:rtl/>
+        </w:rPr>
+        <w:t>دیتای</w:t>
+      </w:r>
+      <w:proofErr w:type="spellEnd"/>
+      <w:r>
+        <w:rPr>
+          <w:rFonts w:cs="B Nazanin"/>
+          <w:rtl/>
+        </w:rPr>
+        <w:t xml:space="preserve"> سالم بسیار بیشتر از ناهنجار است، در زمان آموزش باید به </w:t>
+      </w:r>
+      <w:proofErr w:type="spellStart"/>
+      <w:r>
+        <w:rPr>
+          <w:rFonts w:cs="B Nazanin"/>
+          <w:rtl/>
+        </w:rPr>
+        <w:t>کلاسِ</w:t>
+      </w:r>
+      <w:proofErr w:type="spellEnd"/>
+      <w:r>
+        <w:rPr>
+          <w:rFonts w:cs="B Nazanin"/>
+          <w:rtl/>
+        </w:rPr>
+        <w:t xml:space="preserve"> ناهنجاری "وزن بیشتری" بدهید</w:t>
+      </w:r>
+      <w:r>
+        <w:rPr>
+          <w:rFonts w:cs="B Nazanin"/>
+        </w:rPr>
+        <w:t>.</w:t>
+      </w:r>
+      <w:r>
+        <w:rPr>
+          <w:rFonts w:cs="B Nazanin"/>
+        </w:rPr>
+        <w:br/>
+        <w:t xml:space="preserve">- </w:t>
+      </w:r>
+      <w:r>
+        <w:rPr>
+          <w:rFonts w:cs="B Nazanin"/>
+          <w:rtl/>
+        </w:rPr>
+        <w:t xml:space="preserve">دقت در </w:t>
+      </w:r>
+      <w:proofErr w:type="spellStart"/>
+      <w:r>
+        <w:rPr>
+          <w:rFonts w:cs="B Nazanin"/>
+          <w:rtl/>
+        </w:rPr>
+        <w:t>پارامترها</w:t>
+      </w:r>
+      <w:proofErr w:type="spellEnd"/>
+      <w:r>
+        <w:rPr>
+          <w:rFonts w:cs="B Nazanin"/>
+        </w:rPr>
+        <w:t xml:space="preserve">: </w:t>
+      </w:r>
+      <w:r>
+        <w:rPr>
+          <w:rFonts w:cs="B Nazanin"/>
+          <w:rtl/>
+        </w:rPr>
+        <w:t xml:space="preserve">برای جلوگیری از اشتباه گرفتن "تغییر بار" با "خرابی"، مدل را ابتدا در سطوح مختلف بار توربین </w:t>
+      </w:r>
+      <w:proofErr w:type="spellStart"/>
+      <w:r>
+        <w:rPr>
+          <w:rFonts w:cs="B Nazanin"/>
+          <w:rtl/>
+        </w:rPr>
+        <w:t>کالیبره</w:t>
+      </w:r>
+      <w:proofErr w:type="spellEnd"/>
+      <w:r>
+        <w:rPr>
+          <w:rFonts w:cs="B Nazanin"/>
+          <w:rtl/>
+        </w:rPr>
+        <w:t xml:space="preserve"> کنید</w:t>
+      </w:r>
+      <w:r>
+        <w:rPr>
+          <w:rFonts w:cs="B Nazanin"/>
+        </w:rPr>
+        <w:t>.</w:t>
+      </w:r>
+      <w:r>
+        <w:rPr>
+          <w:rFonts w:cs="B Nazanin"/>
+        </w:rPr>
+        <w:br/>
       </w:r>
     </w:p>
     <w:p>
@@ -1881,542 +2683,123 @@
       </w:pPr>
       <w:r>
         <w:rPr>
-          <w:rFonts w:cs="B Nazanin" w:hint="eastAsia"/>
-          <w:rtl/>
-        </w:rPr>
-        <w:t>در</w:t>
-      </w:r>
-      <w:r>
-        <w:rPr>
-          <w:rFonts w:cs="B Nazanin"/>
-          <w:rtl/>
-        </w:rPr>
-        <w:t xml:space="preserve"> ا</w:t>
-      </w:r>
-      <w:r>
-        <w:rPr>
-          <w:rFonts w:cs="B Nazanin" w:hint="cs"/>
-          <w:rtl/>
-        </w:rPr>
-        <w:t>ی</w:t>
-      </w:r>
-      <w:r>
-        <w:rPr>
-          <w:rFonts w:cs="B Nazanin" w:hint="eastAsia"/>
+          <w:rFonts w:cs="B Nazanin"/>
+          <w:rtl/>
+        </w:rPr>
+        <w:t xml:space="preserve"> خلاصه استراتژ</w:t>
+      </w:r>
+      <w:r>
+        <w:rPr>
+          <w:rFonts w:cs="B Nazanin" w:hint="cs"/>
+          <w:rtl/>
+        </w:rPr>
+        <w:t>ی</w:t>
+      </w:r>
+      <w:r>
+        <w:rPr>
+          <w:rFonts w:cs="B Nazanin"/>
+          <w:rtl/>
+        </w:rPr>
+        <w:t xml:space="preserve"> پ</w:t>
+      </w:r>
+      <w:r>
+        <w:rPr>
+          <w:rFonts w:cs="B Nazanin" w:hint="cs"/>
+          <w:rtl/>
+        </w:rPr>
+        <w:t>ی</w:t>
+      </w:r>
+      <w:r>
+        <w:rPr>
+          <w:rFonts w:cs="B Nazanin" w:hint="eastAsia"/>
+          <w:rtl/>
+        </w:rPr>
+        <w:t>شنهاد</w:t>
+      </w:r>
+      <w:r>
+        <w:rPr>
+          <w:rFonts w:cs="B Nazanin" w:hint="cs"/>
+          <w:rtl/>
+        </w:rPr>
+        <w:t>ی</w:t>
+      </w:r>
+      <w:r>
+        <w:rPr>
+          <w:rFonts w:cs="B Nazanin"/>
+          <w:rtl/>
+        </w:rPr>
+        <w:t>: شناسا</w:t>
+      </w:r>
+      <w:r>
+        <w:rPr>
+          <w:rFonts w:cs="B Nazanin" w:hint="cs"/>
+          <w:rtl/>
+        </w:rPr>
+        <w:t>یی</w:t>
+      </w:r>
+      <w:r>
+        <w:rPr>
+          <w:rFonts w:cs="B Nazanin"/>
+          <w:rtl/>
+        </w:rPr>
+        <w:t xml:space="preserve"> ناهنجار</w:t>
+      </w:r>
+      <w:r>
+        <w:rPr>
+          <w:rFonts w:cs="B Nazanin" w:hint="cs"/>
+          <w:rtl/>
+        </w:rPr>
+        <w:t>ی</w:t>
+      </w:r>
+      <w:r>
+        <w:rPr>
+          <w:rFonts w:cs="B Nazanin"/>
+          <w:rtl/>
+        </w:rPr>
+        <w:t xml:space="preserve"> </w:t>
+      </w:r>
+      <w:proofErr w:type="spellStart"/>
+      <w:r>
+        <w:rPr>
+          <w:rFonts w:cs="B Nazanin"/>
           <w:rtl/>
         </w:rPr>
         <w:t>ن</w:t>
       </w:r>
       <w:r>
         <w:rPr>
-          <w:rFonts w:cs="B Nazanin"/>
-          <w:rtl/>
-        </w:rPr>
-        <w:t xml:space="preserve"> روش، از </w:t>
-      </w:r>
-      <w:proofErr w:type="spellStart"/>
-      <w:r>
-        <w:rPr>
-          <w:rFonts w:cs="B Nazanin"/>
-          <w:rtl/>
-        </w:rPr>
-        <w:t>الگور</w:t>
-      </w:r>
-      <w:r>
-        <w:rPr>
-          <w:rFonts w:cs="B Nazanin" w:hint="cs"/>
-          <w:rtl/>
-        </w:rPr>
-        <w:t>ی</w:t>
-      </w:r>
-      <w:r>
-        <w:rPr>
-          <w:rFonts w:cs="B Nazanin" w:hint="eastAsia"/>
-          <w:rtl/>
-        </w:rPr>
-        <w:t>تم</w:t>
-      </w:r>
-      <w:proofErr w:type="spellEnd"/>
-      <w:r>
-        <w:rPr>
-          <w:rFonts w:cs="B Nazanin"/>
-          <w:rtl/>
-        </w:rPr>
-        <w:t xml:space="preserve"> </w:t>
-      </w:r>
-      <w:r>
-        <w:rPr>
-          <w:rFonts w:cs="B Nazanin"/>
-        </w:rPr>
-        <w:t>DBSCAN</w:t>
-      </w:r>
-      <w:r>
-        <w:rPr>
-          <w:rFonts w:cs="B Nazanin"/>
-          <w:rtl/>
-        </w:rPr>
-        <w:t xml:space="preserve"> به عنوان </w:t>
-      </w:r>
-      <w:r>
-        <w:rPr>
-          <w:rFonts w:cs="B Nazanin" w:hint="cs"/>
-          <w:rtl/>
-        </w:rPr>
-        <w:t>ی</w:t>
-      </w:r>
-      <w:r>
-        <w:rPr>
-          <w:rFonts w:cs="B Nazanin" w:hint="eastAsia"/>
-          <w:rtl/>
-        </w:rPr>
-        <w:t>ک</w:t>
-      </w:r>
-      <w:r>
-        <w:rPr>
-          <w:rFonts w:cs="B Nazanin"/>
-          <w:rtl/>
-        </w:rPr>
-        <w:t xml:space="preserve"> «</w:t>
-      </w:r>
-      <w:proofErr w:type="spellStart"/>
-      <w:r>
-        <w:rPr>
-          <w:rFonts w:cs="B Nazanin"/>
-          <w:rtl/>
-        </w:rPr>
-        <w:t>برچسب‌زن</w:t>
-      </w:r>
-      <w:proofErr w:type="spellEnd"/>
-      <w:r>
-        <w:rPr>
-          <w:rFonts w:cs="B Nazanin"/>
-          <w:rtl/>
-        </w:rPr>
-        <w:t xml:space="preserve"> خودکار» (</w:t>
-      </w:r>
-      <w:r>
-        <w:rPr>
-          <w:rFonts w:cs="B Nazanin"/>
-        </w:rPr>
-        <w:t>Auto-labeler</w:t>
-      </w:r>
-      <w:r>
-        <w:rPr>
-          <w:rFonts w:cs="B Nazanin"/>
-          <w:rtl/>
-        </w:rPr>
-        <w:t xml:space="preserve">) </w:t>
-      </w:r>
-      <w:r>
-        <w:rPr>
-          <w:rFonts w:cs="B Nazanin" w:hint="cs"/>
-          <w:rtl/>
-        </w:rPr>
-        <w:t>ی</w:t>
-      </w:r>
-      <w:r>
-        <w:rPr>
-          <w:rFonts w:cs="B Nazanin" w:hint="eastAsia"/>
-          <w:rtl/>
-        </w:rPr>
-        <w:t>ا</w:t>
-      </w:r>
-      <w:r>
-        <w:rPr>
-          <w:rFonts w:cs="B Nazanin"/>
-          <w:rtl/>
-        </w:rPr>
-        <w:t xml:space="preserve"> ف</w:t>
-      </w:r>
-      <w:r>
-        <w:rPr>
-          <w:rFonts w:cs="B Nazanin" w:hint="cs"/>
-          <w:rtl/>
-        </w:rPr>
-        <w:t>ی</w:t>
-      </w:r>
-      <w:r>
-        <w:rPr>
-          <w:rFonts w:cs="B Nazanin" w:hint="eastAsia"/>
-          <w:rtl/>
-        </w:rPr>
-        <w:t>لتر</w:t>
-      </w:r>
-      <w:r>
-        <w:rPr>
-          <w:rFonts w:cs="B Nazanin"/>
-          <w:rtl/>
-        </w:rPr>
-        <w:t xml:space="preserve"> هوشمند استفاده </w:t>
-      </w:r>
-      <w:proofErr w:type="spellStart"/>
-      <w:r>
-        <w:rPr>
-          <w:rFonts w:cs="B Nazanin"/>
-          <w:rtl/>
-        </w:rPr>
-        <w:t>م</w:t>
-      </w:r>
-      <w:r>
-        <w:rPr>
-          <w:rFonts w:cs="B Nazanin" w:hint="cs"/>
-          <w:rtl/>
-        </w:rPr>
-        <w:t>ی‌</w:t>
-      </w:r>
-      <w:r>
-        <w:rPr>
-          <w:rFonts w:cs="B Nazanin" w:hint="eastAsia"/>
-          <w:rtl/>
-        </w:rPr>
-        <w:t>شود</w:t>
-      </w:r>
-      <w:proofErr w:type="spellEnd"/>
-      <w:r>
-        <w:rPr>
-          <w:rFonts w:cs="B Nazanin"/>
-          <w:rtl/>
-        </w:rPr>
-        <w:t>. رو</w:t>
-      </w:r>
-      <w:r>
-        <w:rPr>
-          <w:rFonts w:cs="B Nazanin" w:hint="cs"/>
-          <w:rtl/>
-        </w:rPr>
-        <w:t>ی</w:t>
-      </w:r>
-      <w:r>
-        <w:rPr>
-          <w:rFonts w:cs="B Nazanin" w:hint="eastAsia"/>
-          <w:rtl/>
-        </w:rPr>
-        <w:t>کرد</w:t>
-      </w:r>
-      <w:r>
-        <w:rPr>
-          <w:rFonts w:cs="B Nazanin"/>
-          <w:rtl/>
-        </w:rPr>
-        <w:t xml:space="preserve"> ترک</w:t>
-      </w:r>
-      <w:r>
-        <w:rPr>
-          <w:rFonts w:cs="B Nazanin" w:hint="cs"/>
-          <w:rtl/>
-        </w:rPr>
-        <w:t>ی</w:t>
-      </w:r>
-      <w:r>
-        <w:rPr>
-          <w:rFonts w:cs="B Nazanin" w:hint="eastAsia"/>
-          <w:rtl/>
-        </w:rPr>
-        <w:t>ب</w:t>
-      </w:r>
-      <w:r>
-        <w:rPr>
-          <w:rFonts w:cs="B Nazanin" w:hint="cs"/>
-          <w:rtl/>
-        </w:rPr>
-        <w:t>ی</w:t>
-      </w:r>
-      <w:r>
-        <w:rPr>
-          <w:rFonts w:cs="B Nazanin"/>
-          <w:rtl/>
-        </w:rPr>
-        <w:t xml:space="preserve"> مذکور، امکان غلبه بر چالش نبود </w:t>
-      </w:r>
-      <w:proofErr w:type="spellStart"/>
-      <w:r>
-        <w:rPr>
-          <w:rFonts w:cs="B Nazanin"/>
-          <w:rtl/>
-        </w:rPr>
-        <w:t>داده‌ها</w:t>
-      </w:r>
-      <w:r>
-        <w:rPr>
-          <w:rFonts w:cs="B Nazanin" w:hint="cs"/>
-          <w:rtl/>
-        </w:rPr>
-        <w:t>ی</w:t>
-      </w:r>
-      <w:proofErr w:type="spellEnd"/>
-      <w:r>
-        <w:rPr>
-          <w:rFonts w:cs="B Nazanin"/>
-          <w:rtl/>
-        </w:rPr>
-        <w:t xml:space="preserve"> </w:t>
-      </w:r>
-      <w:proofErr w:type="spellStart"/>
-      <w:r>
-        <w:rPr>
-          <w:rFonts w:cs="B Nazanin"/>
-          <w:rtl/>
-        </w:rPr>
-        <w:t>برچسب‌خورده</w:t>
-      </w:r>
-      <w:proofErr w:type="spellEnd"/>
-      <w:r>
-        <w:rPr>
-          <w:rFonts w:cs="B Nazanin"/>
-          <w:rtl/>
-        </w:rPr>
-        <w:t xml:space="preserve"> خراب</w:t>
-      </w:r>
-      <w:r>
-        <w:rPr>
-          <w:rFonts w:cs="B Nazanin" w:hint="cs"/>
-          <w:rtl/>
-        </w:rPr>
-        <w:t>ی</w:t>
-      </w:r>
-      <w:r>
-        <w:rPr>
-          <w:rFonts w:cs="B Nazanin"/>
-          <w:rtl/>
-        </w:rPr>
-        <w:t xml:space="preserve"> در ن</w:t>
-      </w:r>
-      <w:r>
-        <w:rPr>
-          <w:rFonts w:cs="B Nazanin" w:hint="cs"/>
-          <w:rtl/>
-        </w:rPr>
-        <w:t>ی</w:t>
-      </w:r>
-      <w:r>
-        <w:rPr>
-          <w:rFonts w:cs="B Nazanin" w:hint="eastAsia"/>
-          <w:rtl/>
-        </w:rPr>
-        <w:t>روگاه</w:t>
-      </w:r>
-      <w:r>
-        <w:rPr>
-          <w:rFonts w:cs="B Nazanin"/>
-          <w:rtl/>
-        </w:rPr>
-        <w:t xml:space="preserve"> را فراهم ساخته و بر مبنا</w:t>
-      </w:r>
-      <w:r>
-        <w:rPr>
-          <w:rFonts w:cs="B Nazanin" w:hint="cs"/>
-          <w:rtl/>
-        </w:rPr>
-        <w:t>ی</w:t>
-      </w:r>
-      <w:r>
-        <w:rPr>
-          <w:rFonts w:cs="B Nazanin"/>
-          <w:rtl/>
-        </w:rPr>
-        <w:t xml:space="preserve"> واقع</w:t>
-      </w:r>
-      <w:r>
-        <w:rPr>
-          <w:rFonts w:cs="B Nazanin" w:hint="cs"/>
-          <w:rtl/>
-        </w:rPr>
-        <w:t>ی</w:t>
-      </w:r>
-      <w:r>
-        <w:rPr>
-          <w:rFonts w:cs="B Nazanin" w:hint="eastAsia"/>
-          <w:rtl/>
-        </w:rPr>
-        <w:t>ت</w:t>
-      </w:r>
-      <w:r>
-        <w:rPr>
-          <w:rFonts w:cs="B Nazanin"/>
-          <w:rtl/>
-        </w:rPr>
-        <w:t xml:space="preserve"> ف</w:t>
-      </w:r>
-      <w:r>
-        <w:rPr>
-          <w:rFonts w:cs="B Nazanin" w:hint="cs"/>
-          <w:rtl/>
-        </w:rPr>
-        <w:t>ی</w:t>
-      </w:r>
-      <w:r>
-        <w:rPr>
-          <w:rFonts w:cs="B Nazanin" w:hint="eastAsia"/>
-          <w:rtl/>
-        </w:rPr>
-        <w:t>ز</w:t>
-      </w:r>
-      <w:r>
-        <w:rPr>
-          <w:rFonts w:cs="B Nazanin" w:hint="cs"/>
-          <w:rtl/>
-        </w:rPr>
-        <w:t>ی</w:t>
-      </w:r>
-      <w:r>
-        <w:rPr>
-          <w:rFonts w:cs="B Nazanin" w:hint="eastAsia"/>
-          <w:rtl/>
-        </w:rPr>
-        <w:t>ک</w:t>
-      </w:r>
-      <w:r>
-        <w:rPr>
-          <w:rFonts w:cs="B Nazanin" w:hint="cs"/>
-          <w:rtl/>
-        </w:rPr>
-        <w:t>ی</w:t>
-      </w:r>
-      <w:r>
-        <w:rPr>
-          <w:rFonts w:cs="B Nazanin" w:hint="eastAsia"/>
-          <w:rtl/>
-        </w:rPr>
-        <w:t>،</w:t>
-      </w:r>
-      <w:r>
-        <w:rPr>
-          <w:rFonts w:cs="B Nazanin"/>
-          <w:rtl/>
-        </w:rPr>
-        <w:t xml:space="preserve"> </w:t>
-      </w:r>
-      <w:proofErr w:type="spellStart"/>
-      <w:r>
-        <w:rPr>
-          <w:rFonts w:cs="B Nazanin"/>
-          <w:rtl/>
-        </w:rPr>
-        <w:t>داده‌ها</w:t>
-      </w:r>
-      <w:r>
-        <w:rPr>
-          <w:rFonts w:cs="B Nazanin" w:hint="cs"/>
-          <w:rtl/>
-        </w:rPr>
-        <w:t>ی</w:t>
-      </w:r>
-      <w:proofErr w:type="spellEnd"/>
-      <w:r>
-        <w:rPr>
-          <w:rFonts w:cs="B Nazanin"/>
-          <w:rtl/>
-        </w:rPr>
-        <w:t xml:space="preserve"> غ</w:t>
-      </w:r>
-      <w:r>
-        <w:rPr>
-          <w:rFonts w:cs="B Nazanin" w:hint="cs"/>
-          <w:rtl/>
-        </w:rPr>
-        <w:t>ی</w:t>
-      </w:r>
-      <w:r>
-        <w:rPr>
-          <w:rFonts w:cs="B Nazanin" w:hint="eastAsia"/>
-          <w:rtl/>
-        </w:rPr>
-        <w:t>رعاد</w:t>
-      </w:r>
-      <w:r>
-        <w:rPr>
-          <w:rFonts w:cs="B Nazanin" w:hint="cs"/>
-          <w:rtl/>
-        </w:rPr>
-        <w:t>ی</w:t>
-      </w:r>
-      <w:r>
-        <w:rPr>
-          <w:rFonts w:cs="B Nazanin"/>
-          <w:rtl/>
-        </w:rPr>
-        <w:t xml:space="preserve"> </w:t>
-      </w:r>
-      <w:proofErr w:type="spellStart"/>
-      <w:r>
-        <w:rPr>
-          <w:rFonts w:cs="B Nazanin"/>
-          <w:rtl/>
-        </w:rPr>
-        <w:t>ساختار</w:t>
-      </w:r>
-      <w:r>
-        <w:rPr>
-          <w:rFonts w:cs="B Nazanin" w:hint="cs"/>
-          <w:rtl/>
-        </w:rPr>
-        <w:t>ی</w:t>
-      </w:r>
-      <w:r>
-        <w:rPr>
-          <w:rFonts w:cs="B Nazanin"/>
-          <w:rtl/>
-        </w:rPr>
-        <w:t>افته</w:t>
-      </w:r>
-      <w:proofErr w:type="spellEnd"/>
-      <w:r>
-        <w:rPr>
-          <w:rFonts w:cs="B Nazanin"/>
-          <w:rtl/>
-        </w:rPr>
-        <w:t xml:space="preserve"> ا</w:t>
-      </w:r>
-      <w:r>
-        <w:rPr>
-          <w:rFonts w:cs="B Nazanin" w:hint="cs"/>
-          <w:rtl/>
-        </w:rPr>
-        <w:t>ی</w:t>
-      </w:r>
-      <w:r>
-        <w:rPr>
-          <w:rFonts w:cs="B Nazanin" w:hint="eastAsia"/>
-          <w:rtl/>
-        </w:rPr>
-        <w:t>جاد</w:t>
-      </w:r>
-      <w:r>
-        <w:rPr>
-          <w:rFonts w:cs="B Nazanin"/>
-          <w:rtl/>
-        </w:rPr>
-        <w:t xml:space="preserve"> </w:t>
-      </w:r>
-      <w:proofErr w:type="spellStart"/>
-      <w:r>
-        <w:rPr>
-          <w:rFonts w:cs="B Nazanin"/>
-          <w:rtl/>
-        </w:rPr>
-        <w:t>م</w:t>
-      </w:r>
-      <w:r>
-        <w:rPr>
-          <w:rFonts w:cs="B Nazanin" w:hint="cs"/>
-          <w:rtl/>
-        </w:rPr>
-        <w:t>ی‌</w:t>
-      </w:r>
-      <w:r>
-        <w:rPr>
-          <w:rFonts w:cs="B Nazanin" w:hint="eastAsia"/>
-          <w:rtl/>
-        </w:rPr>
-        <w:t>کند</w:t>
-      </w:r>
-      <w:proofErr w:type="spellEnd"/>
-      <w:r>
-        <w:rPr>
-          <w:rFonts w:cs="B Nazanin"/>
-          <w:rtl/>
-        </w:rPr>
-        <w:t>.</w:t>
+          <w:rFonts w:cs="B Nazanin" w:hint="cs"/>
+          <w:rtl/>
+        </w:rPr>
+        <w:t>ی</w:t>
+      </w:r>
+      <w:r>
+        <w:rPr>
+          <w:rFonts w:cs="B Nazanin" w:hint="eastAsia"/>
+          <w:rtl/>
+        </w:rPr>
+        <w:t>مه‌نظارت‌شده</w:t>
+      </w:r>
+      <w:proofErr w:type="spellEnd"/>
+      <w:r>
+        <w:rPr>
+          <w:rFonts w:cs="B Nazanin"/>
+          <w:rtl/>
+        </w:rPr>
+        <w:t xml:space="preserve"> (</w:t>
+      </w:r>
+      <w:r>
+        <w:rPr>
+          <w:rFonts w:cs="B Nazanin"/>
+        </w:rPr>
+        <w:t>Semi-supervised Anomaly Detection</w:t>
+      </w:r>
+      <w:r>
+        <w:rPr>
+          <w:rFonts w:cs="B Nazanin"/>
+          <w:rtl/>
+        </w:rPr>
+        <w:t>)</w:t>
       </w:r>
     </w:p>
     <w:p>
@@ -2436,10 +2819,131 @@
       </w:pPr>
       <w:r>
         <w:rPr>
-          <w:rFonts w:cs="B Nazanin"/>
-          <w:rtl/>
-        </w:rPr>
-        <w:t xml:space="preserve"> مزا</w:t>
+          <w:rFonts w:cs="B Nazanin" w:hint="eastAsia"/>
+          <w:rtl/>
+        </w:rPr>
+        <w:t>در</w:t>
+      </w:r>
+      <w:r>
+        <w:rPr>
+          <w:rFonts w:cs="B Nazanin"/>
+          <w:rtl/>
+        </w:rPr>
+        <w:t xml:space="preserve"> ا</w:t>
+      </w:r>
+      <w:r>
+        <w:rPr>
+          <w:rFonts w:cs="B Nazanin" w:hint="cs"/>
+          <w:rtl/>
+        </w:rPr>
+        <w:t>ی</w:t>
+      </w:r>
+      <w:r>
+        <w:rPr>
+          <w:rFonts w:cs="B Nazanin" w:hint="eastAsia"/>
+          <w:rtl/>
+        </w:rPr>
+        <w:t>ن</w:t>
+      </w:r>
+      <w:r>
+        <w:rPr>
+          <w:rFonts w:cs="B Nazanin"/>
+          <w:rtl/>
+        </w:rPr>
+        <w:t xml:space="preserve"> روش، از </w:t>
+      </w:r>
+      <w:proofErr w:type="spellStart"/>
+      <w:r>
+        <w:rPr>
+          <w:rFonts w:cs="B Nazanin"/>
+          <w:rtl/>
+        </w:rPr>
+        <w:t>الگور</w:t>
+      </w:r>
+      <w:r>
+        <w:rPr>
+          <w:rFonts w:cs="B Nazanin" w:hint="cs"/>
+          <w:rtl/>
+        </w:rPr>
+        <w:t>ی</w:t>
+      </w:r>
+      <w:r>
+        <w:rPr>
+          <w:rFonts w:cs="B Nazanin" w:hint="eastAsia"/>
+          <w:rtl/>
+        </w:rPr>
+        <w:t>تم</w:t>
+      </w:r>
+      <w:proofErr w:type="spellEnd"/>
+      <w:r>
+        <w:rPr>
+          <w:rFonts w:cs="B Nazanin"/>
+          <w:rtl/>
+        </w:rPr>
+        <w:t xml:space="preserve"> </w:t>
+      </w:r>
+      <w:r>
+        <w:rPr>
+          <w:rFonts w:cs="B Nazanin"/>
+        </w:rPr>
+        <w:t>DBSCAN</w:t>
+      </w:r>
+      <w:r>
+        <w:rPr>
+          <w:rFonts w:cs="B Nazanin"/>
+          <w:rtl/>
+        </w:rPr>
+        <w:t xml:space="preserve"> به عنوان </w:t>
+      </w:r>
+      <w:r>
+        <w:rPr>
+          <w:rFonts w:cs="B Nazanin" w:hint="cs"/>
+          <w:rtl/>
+        </w:rPr>
+        <w:t>ی</w:t>
+      </w:r>
+      <w:r>
+        <w:rPr>
+          <w:rFonts w:cs="B Nazanin" w:hint="eastAsia"/>
+          <w:rtl/>
+        </w:rPr>
+        <w:t>ک</w:t>
+      </w:r>
+      <w:r>
+        <w:rPr>
+          <w:rFonts w:cs="B Nazanin"/>
+          <w:rtl/>
+        </w:rPr>
+        <w:t xml:space="preserve"> «</w:t>
+      </w:r>
+      <w:proofErr w:type="spellStart"/>
+      <w:r>
+        <w:rPr>
+          <w:rFonts w:cs="B Nazanin"/>
+          <w:rtl/>
+        </w:rPr>
+        <w:t>برچسب‌زن</w:t>
+      </w:r>
+      <w:proofErr w:type="spellEnd"/>
+      <w:r>
+        <w:rPr>
+          <w:rFonts w:cs="B Nazanin"/>
+          <w:rtl/>
+        </w:rPr>
+        <w:t xml:space="preserve"> خودکار» (</w:t>
+      </w:r>
+      <w:r>
+        <w:rPr>
+          <w:rFonts w:cs="B Nazanin"/>
+        </w:rPr>
+        <w:t>Auto-labeler</w:t>
+      </w:r>
+      <w:r>
+        <w:rPr>
+          <w:rFonts w:cs="B Nazanin"/>
+          <w:rtl/>
+        </w:rPr>
+        <w:t xml:space="preserve">) </w:t>
       </w:r>
       <w:r>
         <w:rPr>
@@ -2457,68 +2961,127 @@
       </w:r>
       <w:r>
         <w:rPr>
-          <w:rFonts w:cs="B Nazanin" w:hint="cs"/>
-          <w:rtl/>
-        </w:rPr>
-        <w:t>ی</w:t>
-      </w:r>
-      <w:r>
-        <w:rPr>
-          <w:rFonts w:cs="B Nazanin"/>
-          <w:rtl/>
-        </w:rPr>
-        <w:t xml:space="preserve"> کل</w:t>
-      </w:r>
-      <w:r>
-        <w:rPr>
-          <w:rFonts w:cs="B Nazanin" w:hint="cs"/>
-          <w:rtl/>
-        </w:rPr>
-        <w:t>ی</w:t>
-      </w:r>
-      <w:r>
-        <w:rPr>
-          <w:rFonts w:cs="B Nazanin" w:hint="eastAsia"/>
-          <w:rtl/>
-        </w:rPr>
-        <w:t>د</w:t>
-      </w:r>
-      <w:r>
-        <w:rPr>
-          <w:rFonts w:cs="B Nazanin" w:hint="cs"/>
-          <w:rtl/>
-        </w:rPr>
-        <w:t>ی</w:t>
-      </w:r>
-      <w:r>
-        <w:rPr>
-          <w:rFonts w:cs="B Nazanin"/>
-          <w:rtl/>
-        </w:rPr>
-        <w:t xml:space="preserve"> روش</w:t>
-      </w:r>
-    </w:p>
-    <w:p>
-      <w:pPr>
-        <w:rPr>
-          <w:rFonts w:cs="B Nazanin"/>
-          <w:rtl/>
-        </w:rPr>
-      </w:pPr>
-      <w:r>
-        <w:rPr>
-          <w:rFonts w:cs="B Nazanin"/>
-          <w:rtl/>
-        </w:rPr>
-        <w:t>- شناسا</w:t>
-      </w:r>
-      <w:r>
-        <w:rPr>
-          <w:rFonts w:cs="B Nazanin" w:hint="cs"/>
-          <w:rtl/>
-        </w:rPr>
-        <w:t>یی</w:t>
-      </w:r>
+          <w:rFonts w:cs="B Nazanin"/>
+          <w:rtl/>
+        </w:rPr>
+        <w:t xml:space="preserve"> ف</w:t>
+      </w:r>
+      <w:r>
+        <w:rPr>
+          <w:rFonts w:cs="B Nazanin" w:hint="cs"/>
+          <w:rtl/>
+        </w:rPr>
+        <w:t>ی</w:t>
+      </w:r>
+      <w:r>
+        <w:rPr>
+          <w:rFonts w:cs="B Nazanin" w:hint="eastAsia"/>
+          <w:rtl/>
+        </w:rPr>
+        <w:t>لتر</w:t>
+      </w:r>
+      <w:r>
+        <w:rPr>
+          <w:rFonts w:cs="B Nazanin"/>
+          <w:rtl/>
+        </w:rPr>
+        <w:t xml:space="preserve"> هوشمند استفاده </w:t>
+      </w:r>
+      <w:proofErr w:type="spellStart"/>
+      <w:r>
+        <w:rPr>
+          <w:rFonts w:cs="B Nazanin"/>
+          <w:rtl/>
+        </w:rPr>
+        <w:t>م</w:t>
+      </w:r>
+      <w:r>
+        <w:rPr>
+          <w:rFonts w:cs="B Nazanin" w:hint="cs"/>
+          <w:rtl/>
+        </w:rPr>
+        <w:t>ی‌</w:t>
+      </w:r>
+      <w:r>
+        <w:rPr>
+          <w:rFonts w:cs="B Nazanin" w:hint="eastAsia"/>
+          <w:rtl/>
+        </w:rPr>
+        <w:t>شود</w:t>
+      </w:r>
+      <w:proofErr w:type="spellEnd"/>
+      <w:r>
+        <w:rPr>
+          <w:rFonts w:cs="B Nazanin"/>
+          <w:rtl/>
+        </w:rPr>
+        <w:t>. رو</w:t>
+      </w:r>
+      <w:r>
+        <w:rPr>
+          <w:rFonts w:cs="B Nazanin" w:hint="cs"/>
+          <w:rtl/>
+        </w:rPr>
+        <w:t>ی</w:t>
+      </w:r>
+      <w:r>
+        <w:rPr>
+          <w:rFonts w:cs="B Nazanin" w:hint="eastAsia"/>
+          <w:rtl/>
+        </w:rPr>
+        <w:t>کرد</w:t>
+      </w:r>
+      <w:r>
+        <w:rPr>
+          <w:rFonts w:cs="B Nazanin"/>
+          <w:rtl/>
+        </w:rPr>
+        <w:t xml:space="preserve"> ترک</w:t>
+      </w:r>
+      <w:r>
+        <w:rPr>
+          <w:rFonts w:cs="B Nazanin" w:hint="cs"/>
+          <w:rtl/>
+        </w:rPr>
+        <w:t>ی</w:t>
+      </w:r>
+      <w:r>
+        <w:rPr>
+          <w:rFonts w:cs="B Nazanin" w:hint="eastAsia"/>
+          <w:rtl/>
+        </w:rPr>
+        <w:t>ب</w:t>
+      </w:r>
+      <w:r>
+        <w:rPr>
+          <w:rFonts w:cs="B Nazanin" w:hint="cs"/>
+          <w:rtl/>
+        </w:rPr>
+        <w:t>ی</w:t>
+      </w:r>
+      <w:r>
+        <w:rPr>
+          <w:rFonts w:cs="B Nazanin"/>
+          <w:rtl/>
+        </w:rPr>
+        <w:t xml:space="preserve"> مذکور، امکان غلبه بر چالش نبود </w:t>
+      </w:r>
+      <w:proofErr w:type="spellStart"/>
+      <w:r>
+        <w:rPr>
+          <w:rFonts w:cs="B Nazanin"/>
+          <w:rtl/>
+        </w:rPr>
+        <w:t>داده‌ها</w:t>
+      </w:r>
+      <w:r>
+        <w:rPr>
+          <w:rFonts w:cs="B Nazanin" w:hint="cs"/>
+          <w:rtl/>
+        </w:rPr>
+        <w:t>ی</w:t>
+      </w:r>
+      <w:proofErr w:type="spellEnd"/>
       <w:r>
         <w:rPr>
           <w:rFonts w:cs="B Nazanin"/>
@@ -2532,7 +3095,244 @@
           <w:rFonts w:cs="B Nazanin"/>
           <w:rtl/>
         </w:rPr>
-        <w:t>ناهنجار</w:t>
+        <w:t>برچسب‌خورده</w:t>
+      </w:r>
+      <w:proofErr w:type="spellEnd"/>
+      <w:r>
+        <w:rPr>
+          <w:rFonts w:cs="B Nazanin"/>
+          <w:rtl/>
+        </w:rPr>
+        <w:t xml:space="preserve"> خراب</w:t>
+      </w:r>
+      <w:r>
+        <w:rPr>
+          <w:rFonts w:cs="B Nazanin" w:hint="cs"/>
+          <w:rtl/>
+        </w:rPr>
+        <w:t>ی</w:t>
+      </w:r>
+      <w:r>
+        <w:rPr>
+          <w:rFonts w:cs="B Nazanin"/>
+          <w:rtl/>
+        </w:rPr>
+        <w:t xml:space="preserve"> در ن</w:t>
+      </w:r>
+      <w:r>
+        <w:rPr>
+          <w:rFonts w:cs="B Nazanin" w:hint="cs"/>
+          <w:rtl/>
+        </w:rPr>
+        <w:t>ی</w:t>
+      </w:r>
+      <w:r>
+        <w:rPr>
+          <w:rFonts w:cs="B Nazanin" w:hint="eastAsia"/>
+          <w:rtl/>
+        </w:rPr>
+        <w:t>روگاه</w:t>
+      </w:r>
+      <w:r>
+        <w:rPr>
+          <w:rFonts w:cs="B Nazanin"/>
+          <w:rtl/>
+        </w:rPr>
+        <w:t xml:space="preserve"> را فراهم ساخته و بر مبنا</w:t>
+      </w:r>
+      <w:r>
+        <w:rPr>
+          <w:rFonts w:cs="B Nazanin" w:hint="cs"/>
+          <w:rtl/>
+        </w:rPr>
+        <w:t>ی</w:t>
+      </w:r>
+      <w:r>
+        <w:rPr>
+          <w:rFonts w:cs="B Nazanin"/>
+          <w:rtl/>
+        </w:rPr>
+        <w:t xml:space="preserve"> واقع</w:t>
+      </w:r>
+      <w:r>
+        <w:rPr>
+          <w:rFonts w:cs="B Nazanin" w:hint="cs"/>
+          <w:rtl/>
+        </w:rPr>
+        <w:t>ی</w:t>
+      </w:r>
+      <w:r>
+        <w:rPr>
+          <w:rFonts w:cs="B Nazanin" w:hint="eastAsia"/>
+          <w:rtl/>
+        </w:rPr>
+        <w:t>ت</w:t>
+      </w:r>
+      <w:r>
+        <w:rPr>
+          <w:rFonts w:cs="B Nazanin"/>
+          <w:rtl/>
+        </w:rPr>
+        <w:t xml:space="preserve"> ف</w:t>
+      </w:r>
+      <w:r>
+        <w:rPr>
+          <w:rFonts w:cs="B Nazanin" w:hint="cs"/>
+          <w:rtl/>
+        </w:rPr>
+        <w:t>ی</w:t>
+      </w:r>
+      <w:r>
+        <w:rPr>
+          <w:rFonts w:cs="B Nazanin" w:hint="eastAsia"/>
+          <w:rtl/>
+        </w:rPr>
+        <w:t>ز</w:t>
+      </w:r>
+      <w:r>
+        <w:rPr>
+          <w:rFonts w:cs="B Nazanin" w:hint="cs"/>
+          <w:rtl/>
+        </w:rPr>
+        <w:t>ی</w:t>
+      </w:r>
+      <w:r>
+        <w:rPr>
+          <w:rFonts w:cs="B Nazanin" w:hint="eastAsia"/>
+          <w:rtl/>
+        </w:rPr>
+        <w:t>ک</w:t>
+      </w:r>
+      <w:r>
+        <w:rPr>
+          <w:rFonts w:cs="B Nazanin" w:hint="cs"/>
+          <w:rtl/>
+        </w:rPr>
+        <w:t>ی</w:t>
+      </w:r>
+      <w:r>
+        <w:rPr>
+          <w:rFonts w:cs="B Nazanin" w:hint="eastAsia"/>
+          <w:rtl/>
+        </w:rPr>
+        <w:t>،</w:t>
+      </w:r>
+      <w:r>
+        <w:rPr>
+          <w:rFonts w:cs="B Nazanin"/>
+          <w:rtl/>
+        </w:rPr>
+        <w:t xml:space="preserve"> </w:t>
+      </w:r>
+      <w:proofErr w:type="spellStart"/>
+      <w:r>
+        <w:rPr>
+          <w:rFonts w:cs="B Nazanin"/>
+          <w:rtl/>
+        </w:rPr>
+        <w:t>داده‌ها</w:t>
+      </w:r>
+      <w:r>
+        <w:rPr>
+          <w:rFonts w:cs="B Nazanin" w:hint="cs"/>
+          <w:rtl/>
+        </w:rPr>
+        <w:t>ی</w:t>
+      </w:r>
+      <w:proofErr w:type="spellEnd"/>
+      <w:r>
+        <w:rPr>
+          <w:rFonts w:cs="B Nazanin"/>
+          <w:rtl/>
+        </w:rPr>
+        <w:t xml:space="preserve"> غ</w:t>
+      </w:r>
+      <w:r>
+        <w:rPr>
+          <w:rFonts w:cs="B Nazanin" w:hint="cs"/>
+          <w:rtl/>
+        </w:rPr>
+        <w:t>ی</w:t>
+      </w:r>
+      <w:r>
+        <w:rPr>
+          <w:rFonts w:cs="B Nazanin" w:hint="eastAsia"/>
+          <w:rtl/>
+        </w:rPr>
+        <w:t>رعاد</w:t>
+      </w:r>
+      <w:r>
+        <w:rPr>
+          <w:rFonts w:cs="B Nazanin" w:hint="cs"/>
+          <w:rtl/>
+        </w:rPr>
+        <w:t>ی</w:t>
+      </w:r>
+      <w:r>
+        <w:rPr>
+          <w:rFonts w:cs="B Nazanin"/>
+          <w:rtl/>
+        </w:rPr>
+        <w:t xml:space="preserve"> </w:t>
+      </w:r>
+      <w:proofErr w:type="spellStart"/>
+      <w:r>
+        <w:rPr>
+          <w:rFonts w:cs="B Nazanin"/>
+          <w:rtl/>
+        </w:rPr>
+        <w:t>ساختار</w:t>
+      </w:r>
+      <w:r>
+        <w:rPr>
+          <w:rFonts w:cs="B Nazanin" w:hint="cs"/>
+          <w:rtl/>
+        </w:rPr>
+        <w:t>ی</w:t>
+      </w:r>
+      <w:r>
+        <w:rPr>
+          <w:rFonts w:cs="B Nazanin"/>
+          <w:rtl/>
+        </w:rPr>
+        <w:t>افته</w:t>
+      </w:r>
+      <w:proofErr w:type="spellEnd"/>
+      <w:r>
+        <w:rPr>
+          <w:rFonts w:cs="B Nazanin"/>
+          <w:rtl/>
+        </w:rPr>
+        <w:t xml:space="preserve"> ا</w:t>
+      </w:r>
+      <w:r>
+        <w:rPr>
+          <w:rFonts w:cs="B Nazanin" w:hint="cs"/>
+          <w:rtl/>
+        </w:rPr>
+        <w:t>ی</w:t>
+      </w:r>
+      <w:r>
+        <w:rPr>
+          <w:rFonts w:cs="B Nazanin" w:hint="eastAsia"/>
+          <w:rtl/>
+        </w:rPr>
+        <w:t>جاد</w:t>
+      </w:r>
+      <w:r>
+        <w:rPr>
+          <w:rFonts w:cs="B Nazanin"/>
+          <w:rtl/>
+        </w:rPr>
+        <w:t xml:space="preserve"> </w:t>
+      </w:r>
+      <w:proofErr w:type="spellStart"/>
+      <w:r>
+        <w:rPr>
+          <w:rFonts w:cs="B Nazanin"/>
+          <w:rtl/>
+        </w:rPr>
+        <w:t>م</w:t>
       </w:r>
       <w:r>
         <w:rPr>
@@ -2546,374 +3346,15 @@
           <w:rFonts w:cs="B Nazanin" w:hint="eastAsia"/>
           <w:rtl/>
         </w:rPr>
-        <w:t>ها</w:t>
-      </w:r>
-      <w:r>
-        <w:rPr>
-          <w:rFonts w:cs="B Nazanin" w:hint="cs"/>
-          <w:rtl/>
-        </w:rPr>
-        <w:t>ی</w:t>
-      </w:r>
-      <w:proofErr w:type="spellEnd"/>
-      <w:r>
-        <w:rPr>
-          <w:rFonts w:cs="B Nazanin"/>
-          <w:rtl/>
-        </w:rPr>
-        <w:t xml:space="preserve"> </w:t>
-      </w:r>
-      <w:proofErr w:type="spellStart"/>
-      <w:r>
-        <w:rPr>
-          <w:rFonts w:cs="B Nazanin"/>
-          <w:rtl/>
-        </w:rPr>
-        <w:t>چندمتغ</w:t>
-      </w:r>
-      <w:r>
-        <w:rPr>
-          <w:rFonts w:cs="B Nazanin" w:hint="cs"/>
-          <w:rtl/>
-        </w:rPr>
-        <w:t>ی</w:t>
-      </w:r>
-      <w:r>
-        <w:rPr>
-          <w:rFonts w:cs="B Nazanin" w:hint="eastAsia"/>
-          <w:rtl/>
-        </w:rPr>
-        <w:t>ره</w:t>
-      </w:r>
-      <w:proofErr w:type="spellEnd"/>
-      <w:r>
-        <w:rPr>
-          <w:rFonts w:cs="B Nazanin"/>
-          <w:rtl/>
-        </w:rPr>
-        <w:t xml:space="preserve"> برخلاف </w:t>
-      </w:r>
-      <w:proofErr w:type="spellStart"/>
-      <w:r>
-        <w:rPr>
-          <w:rFonts w:cs="B Nazanin"/>
-          <w:rtl/>
-        </w:rPr>
-        <w:t>آستانه‌گذار</w:t>
-      </w:r>
-      <w:r>
-        <w:rPr>
-          <w:rFonts w:cs="B Nazanin" w:hint="cs"/>
-          <w:rtl/>
-        </w:rPr>
-        <w:t>ی</w:t>
-      </w:r>
-      <w:proofErr w:type="spellEnd"/>
-      <w:r>
-        <w:rPr>
-          <w:rFonts w:cs="B Nazanin"/>
-          <w:rtl/>
-        </w:rPr>
-        <w:t xml:space="preserve"> ساده  </w:t>
-      </w:r>
-    </w:p>
-    <w:p>
-      <w:pPr>
-        <w:rPr>
-          <w:rFonts w:cs="B Nazanin"/>
-          <w:rtl/>
-        </w:rPr>
-      </w:pPr>
-      <w:r>
-        <w:rPr>
-          <w:rFonts w:cs="B Nazanin"/>
-          <w:rtl/>
-        </w:rPr>
-        <w:t>- امکان تشخ</w:t>
-      </w:r>
-      <w:r>
-        <w:rPr>
-          <w:rFonts w:cs="B Nazanin" w:hint="cs"/>
-          <w:rtl/>
-        </w:rPr>
-        <w:t>ی</w:t>
-      </w:r>
-      <w:r>
-        <w:rPr>
-          <w:rFonts w:cs="B Nazanin" w:hint="eastAsia"/>
-          <w:rtl/>
-        </w:rPr>
-        <w:t>ص</w:t>
-      </w:r>
-      <w:r>
-        <w:rPr>
-          <w:rFonts w:cs="B Nazanin"/>
-          <w:rtl/>
-        </w:rPr>
-        <w:t xml:space="preserve"> ترک</w:t>
-      </w:r>
-      <w:r>
-        <w:rPr>
-          <w:rFonts w:cs="B Nazanin" w:hint="cs"/>
-          <w:rtl/>
-        </w:rPr>
-        <w:t>ی</w:t>
-      </w:r>
-      <w:r>
-        <w:rPr>
-          <w:rFonts w:cs="B Nazanin" w:hint="eastAsia"/>
-          <w:rtl/>
-        </w:rPr>
-        <w:t>ب</w:t>
-      </w:r>
-      <w:r>
-        <w:rPr>
-          <w:rFonts w:cs="B Nazanin"/>
-          <w:rtl/>
-        </w:rPr>
-        <w:t xml:space="preserve"> نامتعارف </w:t>
-      </w:r>
-      <w:proofErr w:type="spellStart"/>
-      <w:r>
-        <w:rPr>
-          <w:rFonts w:cs="B Nazanin"/>
-          <w:rtl/>
-        </w:rPr>
-        <w:t>سنسورها</w:t>
-      </w:r>
-      <w:proofErr w:type="spellEnd"/>
-      <w:r>
-        <w:rPr>
-          <w:rFonts w:cs="B Nazanin"/>
-          <w:rtl/>
-        </w:rPr>
-        <w:t xml:space="preserve"> (مانند فشار پا</w:t>
-      </w:r>
-      <w:r>
-        <w:rPr>
-          <w:rFonts w:cs="B Nazanin" w:hint="cs"/>
-          <w:rtl/>
-        </w:rPr>
-        <w:t>یی</w:t>
-      </w:r>
-      <w:r>
-        <w:rPr>
-          <w:rFonts w:cs="B Nazanin" w:hint="eastAsia"/>
-          <w:rtl/>
-        </w:rPr>
-        <w:t>ن</w:t>
-      </w:r>
-      <w:r>
-        <w:rPr>
-          <w:rFonts w:cs="B Nazanin"/>
-          <w:rtl/>
-        </w:rPr>
-        <w:t xml:space="preserve"> همراه با دما</w:t>
-      </w:r>
-      <w:r>
-        <w:rPr>
-          <w:rFonts w:cs="B Nazanin" w:hint="cs"/>
-          <w:rtl/>
-        </w:rPr>
-        <w:t>ی</w:t>
-      </w:r>
-      <w:r>
-        <w:rPr>
-          <w:rFonts w:cs="B Nazanin"/>
-          <w:rtl/>
-        </w:rPr>
-        <w:t xml:space="preserve"> بالا)  </w:t>
-      </w:r>
-    </w:p>
-    <w:p>
-      <w:pPr>
-        <w:rPr>
-          <w:rFonts w:cs="B Nazanin"/>
-          <w:rtl/>
-        </w:rPr>
-      </w:pPr>
-      <w:r>
-        <w:rPr>
-          <w:rFonts w:cs="B Nazanin"/>
-          <w:rtl/>
-        </w:rPr>
-        <w:t>- سرعت اجرا</w:t>
-      </w:r>
-      <w:r>
-        <w:rPr>
-          <w:rFonts w:cs="B Nazanin" w:hint="cs"/>
-          <w:rtl/>
-        </w:rPr>
-        <w:t>یی</w:t>
-      </w:r>
-      <w:r>
-        <w:rPr>
-          <w:rFonts w:cs="B Nazanin"/>
-          <w:rtl/>
-        </w:rPr>
-        <w:t xml:space="preserve"> بالا در فاز عمل</w:t>
-      </w:r>
-      <w:r>
-        <w:rPr>
-          <w:rFonts w:cs="B Nazanin" w:hint="cs"/>
-          <w:rtl/>
-        </w:rPr>
-        <w:t>ی</w:t>
-      </w:r>
-      <w:r>
-        <w:rPr>
-          <w:rFonts w:cs="B Nazanin" w:hint="eastAsia"/>
-          <w:rtl/>
-        </w:rPr>
-        <w:t>ات</w:t>
-      </w:r>
-      <w:r>
-        <w:rPr>
-          <w:rFonts w:cs="B Nazanin" w:hint="cs"/>
-          <w:rtl/>
-        </w:rPr>
-        <w:t>ی</w:t>
-      </w:r>
-      <w:r>
-        <w:rPr>
-          <w:rFonts w:cs="B Nazanin"/>
-          <w:rtl/>
-        </w:rPr>
-        <w:t xml:space="preserve"> (</w:t>
-      </w:r>
-      <w:r>
-        <w:rPr>
-          <w:rFonts w:cs="B Nazanin"/>
-        </w:rPr>
-        <w:t>Inference</w:t>
-      </w:r>
-      <w:r>
-        <w:rPr>
-          <w:rFonts w:cs="B Nazanin"/>
-          <w:rtl/>
-        </w:rPr>
-        <w:t xml:space="preserve">) با استفاده از </w:t>
-      </w:r>
-      <w:proofErr w:type="spellStart"/>
-      <w:r>
-        <w:rPr>
-          <w:rFonts w:cs="B Nazanin"/>
-          <w:rtl/>
-        </w:rPr>
-        <w:t>مدل‌ها</w:t>
-      </w:r>
-      <w:r>
-        <w:rPr>
-          <w:rFonts w:cs="B Nazanin" w:hint="cs"/>
-          <w:rtl/>
-        </w:rPr>
-        <w:t>ی</w:t>
-      </w:r>
-      <w:proofErr w:type="spellEnd"/>
-      <w:r>
-        <w:rPr>
-          <w:rFonts w:cs="B Nazanin"/>
-          <w:rtl/>
-        </w:rPr>
-        <w:t xml:space="preserve"> </w:t>
-      </w:r>
-      <w:proofErr w:type="spellStart"/>
-      <w:r>
-        <w:rPr>
-          <w:rFonts w:cs="B Nazanin"/>
-          <w:rtl/>
-        </w:rPr>
-        <w:t>کلاس</w:t>
-      </w:r>
-      <w:r>
-        <w:rPr>
-          <w:rFonts w:cs="B Nazanin" w:hint="cs"/>
-          <w:rtl/>
-        </w:rPr>
-        <w:t>ی</w:t>
-      </w:r>
-      <w:r>
-        <w:rPr>
-          <w:rFonts w:cs="B Nazanin" w:hint="eastAsia"/>
-          <w:rtl/>
-        </w:rPr>
-        <w:t>ف</w:t>
-      </w:r>
-      <w:r>
-        <w:rPr>
-          <w:rFonts w:cs="B Nazanin" w:hint="cs"/>
-          <w:rtl/>
-        </w:rPr>
-        <w:t>ی</w:t>
-      </w:r>
-      <w:r>
-        <w:rPr>
-          <w:rFonts w:cs="B Nazanin" w:hint="eastAsia"/>
-          <w:rtl/>
-        </w:rPr>
-        <w:t>ک</w:t>
-      </w:r>
-      <w:r>
-        <w:rPr>
-          <w:rFonts w:cs="B Nazanin" w:hint="cs"/>
-          <w:rtl/>
-        </w:rPr>
-        <w:t>ی</w:t>
-      </w:r>
-      <w:r>
-        <w:rPr>
-          <w:rFonts w:cs="B Nazanin" w:hint="eastAsia"/>
-          <w:rtl/>
-        </w:rPr>
-        <w:t>شن</w:t>
-      </w:r>
-      <w:proofErr w:type="spellEnd"/>
-      <w:r>
-        <w:rPr>
-          <w:rFonts w:cs="B Nazanin"/>
-          <w:rtl/>
-        </w:rPr>
-        <w:t xml:space="preserve"> مانند </w:t>
-      </w:r>
-      <w:r>
-        <w:rPr>
-          <w:rFonts w:cs="B Nazanin"/>
-        </w:rPr>
-        <w:t>Random Forest</w:t>
-      </w:r>
-      <w:r>
-        <w:rPr>
-          <w:rFonts w:cs="B Nazanin"/>
-          <w:rtl/>
-        </w:rPr>
-        <w:t xml:space="preserve"> </w:t>
-      </w:r>
-      <w:r>
-        <w:rPr>
-          <w:rFonts w:cs="B Nazanin" w:hint="cs"/>
-          <w:rtl/>
-        </w:rPr>
-        <w:t>ی</w:t>
-      </w:r>
-      <w:r>
-        <w:rPr>
-          <w:rFonts w:cs="B Nazanin" w:hint="eastAsia"/>
-          <w:rtl/>
-        </w:rPr>
-        <w:t>ا</w:t>
-      </w:r>
-      <w:r>
-        <w:rPr>
-          <w:rFonts w:cs="B Nazanin"/>
-          <w:rtl/>
-        </w:rPr>
-        <w:t xml:space="preserve"> </w:t>
-      </w:r>
-      <w:r>
-        <w:rPr>
-          <w:rFonts w:cs="B Nazanin"/>
-        </w:rPr>
-        <w:t>SVM</w:t>
+        <w:t>کند</w:t>
+      </w:r>
+      <w:proofErr w:type="spellEnd"/>
+      <w:r>
+        <w:rPr>
+          <w:rFonts w:cs="B Nazanin"/>
+          <w:rtl/>
+        </w:rPr>
+        <w:t>.</w:t>
       </w:r>
     </w:p>
     <w:p>
@@ -2936,44 +3377,63 @@
           <w:rFonts w:cs="B Nazanin"/>
           <w:rtl/>
         </w:rPr>
-        <w:t xml:space="preserve"> </w:t>
-      </w:r>
-      <w:proofErr w:type="spellStart"/>
-      <w:r>
-        <w:rPr>
-          <w:rFonts w:cs="B Nazanin"/>
-          <w:rtl/>
-        </w:rPr>
-        <w:t>چالش‌ها</w:t>
-      </w:r>
-      <w:r>
-        <w:rPr>
-          <w:rFonts w:cs="B Nazanin" w:hint="cs"/>
-          <w:rtl/>
-        </w:rPr>
-        <w:t>ی</w:t>
-      </w:r>
-      <w:proofErr w:type="spellEnd"/>
-      <w:r>
-        <w:rPr>
-          <w:rFonts w:cs="B Nazanin"/>
-          <w:rtl/>
-        </w:rPr>
-        <w:t xml:space="preserve"> فن</w:t>
-      </w:r>
-      <w:r>
-        <w:rPr>
-          <w:rFonts w:cs="B Nazanin" w:hint="cs"/>
-          <w:rtl/>
-        </w:rPr>
-        <w:t>ی</w:t>
-      </w:r>
-      <w:r>
-        <w:rPr>
-          <w:rFonts w:cs="B Nazanin"/>
-          <w:rtl/>
-        </w:rPr>
-        <w:t xml:space="preserve"> و راهکارها</w:t>
+        <w:t xml:space="preserve"> مزا</w:t>
+      </w:r>
+      <w:r>
+        <w:rPr>
+          <w:rFonts w:cs="B Nazanin" w:hint="cs"/>
+          <w:rtl/>
+        </w:rPr>
+        <w:t>ی</w:t>
+      </w:r>
+      <w:r>
+        <w:rPr>
+          <w:rFonts w:cs="B Nazanin" w:hint="eastAsia"/>
+          <w:rtl/>
+        </w:rPr>
+        <w:t>ا</w:t>
+      </w:r>
+      <w:r>
+        <w:rPr>
+          <w:rFonts w:cs="B Nazanin" w:hint="cs"/>
+          <w:rtl/>
+        </w:rPr>
+        <w:t>ی</w:t>
+      </w:r>
+      <w:r>
+        <w:rPr>
+          <w:rFonts w:cs="B Nazanin"/>
+          <w:rtl/>
+        </w:rPr>
+        <w:t xml:space="preserve"> کل</w:t>
+      </w:r>
+      <w:r>
+        <w:rPr>
+          <w:rFonts w:cs="B Nazanin" w:hint="cs"/>
+          <w:rtl/>
+        </w:rPr>
+        <w:t>ی</w:t>
+      </w:r>
+      <w:r>
+        <w:rPr>
+          <w:rFonts w:cs="B Nazanin" w:hint="eastAsia"/>
+          <w:rtl/>
+        </w:rPr>
+        <w:t>د</w:t>
+      </w:r>
+      <w:r>
+        <w:rPr>
+          <w:rFonts w:cs="B Nazanin" w:hint="cs"/>
+          <w:rtl/>
+        </w:rPr>
+        <w:t>ی</w:t>
+      </w:r>
+      <w:r>
+        <w:rPr>
+          <w:rFonts w:cs="B Nazanin"/>
+          <w:rtl/>
+        </w:rPr>
+        <w:t xml:space="preserve"> روش</w:t>
       </w:r>
     </w:p>
     <w:p>
@@ -2988,21 +3448,14 @@
           <w:rFonts w:cs="B Nazanin"/>
           <w:rtl/>
         </w:rPr>
-        <w:t xml:space="preserve"> ۱. تفک</w:t>
-      </w:r>
-      <w:r>
-        <w:rPr>
-          <w:rFonts w:cs="B Nazanin" w:hint="cs"/>
-          <w:rtl/>
-        </w:rPr>
-        <w:t>ی</w:t>
-      </w:r>
-      <w:r>
-        <w:rPr>
-          <w:rFonts w:cs="B Nazanin" w:hint="eastAsia"/>
-          <w:rtl/>
-        </w:rPr>
-        <w:t>ک</w:t>
+        <w:t>- شناسا</w:t>
+      </w:r>
+      <w:r>
+        <w:rPr>
+          <w:rFonts w:cs="B Nazanin" w:hint="cs"/>
+          <w:rtl/>
+        </w:rPr>
+        <w:t>یی</w:t>
       </w:r>
       <w:r>
         <w:rPr>
@@ -3017,50 +3470,89 @@
           <w:rFonts w:cs="B Nazanin"/>
           <w:rtl/>
         </w:rPr>
-        <w:t>نو</w:t>
-      </w:r>
-      <w:r>
-        <w:rPr>
-          <w:rFonts w:cs="B Nazanin" w:hint="cs"/>
-          <w:rtl/>
-        </w:rPr>
-        <w:t>ی</w:t>
-      </w:r>
-      <w:r>
-        <w:rPr>
-          <w:rFonts w:cs="B Nazanin" w:hint="eastAsia"/>
-          <w:rtl/>
-        </w:rPr>
-        <w:t>ز</w:t>
-      </w:r>
-      <w:proofErr w:type="spellEnd"/>
-      <w:r>
-        <w:rPr>
-          <w:rFonts w:cs="B Nazanin"/>
-          <w:rtl/>
-        </w:rPr>
-        <w:t xml:space="preserve"> از خراب</w:t>
-      </w:r>
-      <w:r>
-        <w:rPr>
-          <w:rFonts w:cs="B Nazanin" w:hint="cs"/>
-          <w:rtl/>
-        </w:rPr>
-        <w:t>ی</w:t>
-      </w:r>
-      <w:r>
-        <w:rPr>
-          <w:rFonts w:cs="B Nazanin"/>
-          <w:rtl/>
-        </w:rPr>
-        <w:t xml:space="preserve"> واقع</w:t>
-      </w:r>
-      <w:r>
-        <w:rPr>
-          <w:rFonts w:cs="B Nazanin" w:hint="cs"/>
-          <w:rtl/>
-        </w:rPr>
-        <w:t>ی</w:t>
+        <w:t>ناهنجار</w:t>
+      </w:r>
+      <w:r>
+        <w:rPr>
+          <w:rFonts w:cs="B Nazanin" w:hint="cs"/>
+          <w:rtl/>
+        </w:rPr>
+        <w:t>ی‌</w:t>
+      </w:r>
+      <w:r>
+        <w:rPr>
+          <w:rFonts w:cs="B Nazanin" w:hint="eastAsia"/>
+          <w:rtl/>
+        </w:rPr>
+        <w:t>ها</w:t>
+      </w:r>
+      <w:r>
+        <w:rPr>
+          <w:rFonts w:cs="B Nazanin" w:hint="cs"/>
+          <w:rtl/>
+        </w:rPr>
+        <w:t>ی</w:t>
+      </w:r>
+      <w:proofErr w:type="spellEnd"/>
+      <w:r>
+        <w:rPr>
+          <w:rFonts w:cs="B Nazanin"/>
+          <w:rtl/>
+        </w:rPr>
+        <w:t xml:space="preserve"> </w:t>
+      </w:r>
+      <w:proofErr w:type="spellStart"/>
+      <w:r>
+        <w:rPr>
+          <w:rFonts w:cs="B Nazanin"/>
+          <w:rtl/>
+        </w:rPr>
+        <w:t>چندمتغ</w:t>
+      </w:r>
+      <w:r>
+        <w:rPr>
+          <w:rFonts w:cs="B Nazanin" w:hint="cs"/>
+          <w:rtl/>
+        </w:rPr>
+        <w:t>ی</w:t>
+      </w:r>
+      <w:r>
+        <w:rPr>
+          <w:rFonts w:cs="B Nazanin" w:hint="eastAsia"/>
+          <w:rtl/>
+        </w:rPr>
+        <w:t>ره</w:t>
+      </w:r>
+      <w:proofErr w:type="spellEnd"/>
+      <w:r>
+        <w:rPr>
+          <w:rFonts w:cs="B Nazanin"/>
+          <w:rtl/>
+        </w:rPr>
+        <w:t xml:space="preserve"> برخلاف </w:t>
+      </w:r>
+      <w:proofErr w:type="spellStart"/>
+      <w:r>
+        <w:rPr>
+          <w:rFonts w:cs="B Nazanin"/>
+          <w:rtl/>
+        </w:rPr>
+        <w:t>آستانه‌گذار</w:t>
+      </w:r>
+      <w:r>
+        <w:rPr>
+          <w:rFonts w:cs="B Nazanin" w:hint="cs"/>
+          <w:rtl/>
+        </w:rPr>
+        <w:t>ی</w:t>
+      </w:r>
+      <w:proofErr w:type="spellEnd"/>
+      <w:r>
+        <w:rPr>
+          <w:rFonts w:cs="B Nazanin"/>
+          <w:rtl/>
+        </w:rPr>
+        <w:t xml:space="preserve"> ساده  </w:t>
       </w:r>
     </w:p>
     <w:p>
@@ -3075,238 +3567,101 @@
           <w:rFonts w:cs="B Nazanin"/>
           <w:rtl/>
         </w:rPr>
-        <w:t>- چالش: نقاط پرت (</w:t>
-      </w:r>
-      <w:r>
-        <w:rPr>
-          <w:rFonts w:cs="B Nazanin"/>
-        </w:rPr>
-        <w:t>Outliers</w:t>
-      </w:r>
-      <w:r>
-        <w:rPr>
-          <w:rFonts w:cs="B Nazanin"/>
-          <w:rtl/>
-        </w:rPr>
-        <w:t xml:space="preserve">) لزوماً </w:t>
-      </w:r>
-      <w:proofErr w:type="spellStart"/>
-      <w:r>
-        <w:rPr>
-          <w:rFonts w:cs="B Nazanin"/>
-          <w:rtl/>
-        </w:rPr>
-        <w:t>نشان‌دهنده</w:t>
-      </w:r>
-      <w:proofErr w:type="spellEnd"/>
-      <w:r>
-        <w:rPr>
-          <w:rFonts w:cs="B Nazanin"/>
-          <w:rtl/>
-        </w:rPr>
-        <w:t xml:space="preserve"> خراب</w:t>
-      </w:r>
-      <w:r>
-        <w:rPr>
-          <w:rFonts w:cs="B Nazanin" w:hint="cs"/>
-          <w:rtl/>
-        </w:rPr>
-        <w:t>ی</w:t>
-      </w:r>
-      <w:r>
-        <w:rPr>
-          <w:rFonts w:cs="B Nazanin"/>
-          <w:rtl/>
-        </w:rPr>
-        <w:t xml:space="preserve"> ن</w:t>
-      </w:r>
-      <w:r>
-        <w:rPr>
-          <w:rFonts w:cs="B Nazanin" w:hint="cs"/>
-          <w:rtl/>
-        </w:rPr>
-        <w:t>ی</w:t>
-      </w:r>
-      <w:r>
-        <w:rPr>
-          <w:rFonts w:cs="B Nazanin" w:hint="eastAsia"/>
-          <w:rtl/>
-        </w:rPr>
-        <w:t>ستند</w:t>
-      </w:r>
-      <w:r>
-        <w:rPr>
-          <w:rFonts w:cs="B Nazanin"/>
-          <w:rtl/>
-        </w:rPr>
-        <w:t xml:space="preserve"> و ممکن است ناش</w:t>
-      </w:r>
-      <w:r>
-        <w:rPr>
-          <w:rFonts w:cs="B Nazanin" w:hint="cs"/>
-          <w:rtl/>
-        </w:rPr>
-        <w:t>ی</w:t>
-      </w:r>
-      <w:r>
-        <w:rPr>
-          <w:rFonts w:cs="B Nazanin"/>
-          <w:rtl/>
-        </w:rPr>
-        <w:t xml:space="preserve"> از </w:t>
-      </w:r>
-      <w:proofErr w:type="spellStart"/>
-      <w:r>
-        <w:rPr>
-          <w:rFonts w:cs="B Nazanin"/>
-          <w:rtl/>
-        </w:rPr>
-        <w:t>نو</w:t>
-      </w:r>
-      <w:r>
-        <w:rPr>
-          <w:rFonts w:cs="B Nazanin" w:hint="cs"/>
-          <w:rtl/>
-        </w:rPr>
-        <w:t>ی</w:t>
-      </w:r>
-      <w:r>
-        <w:rPr>
-          <w:rFonts w:cs="B Nazanin" w:hint="eastAsia"/>
-          <w:rtl/>
-        </w:rPr>
-        <w:t>ز</w:t>
-      </w:r>
-      <w:proofErr w:type="spellEnd"/>
-      <w:r>
-        <w:rPr>
-          <w:rFonts w:cs="B Nazanin"/>
-          <w:rtl/>
-        </w:rPr>
-        <w:t xml:space="preserve"> </w:t>
-      </w:r>
-      <w:proofErr w:type="spellStart"/>
-      <w:r>
-        <w:rPr>
-          <w:rFonts w:cs="B Nazanin"/>
-          <w:rtl/>
-        </w:rPr>
-        <w:t>لحظه‌ا</w:t>
-      </w:r>
-      <w:r>
-        <w:rPr>
-          <w:rFonts w:cs="B Nazanin" w:hint="cs"/>
-          <w:rtl/>
-        </w:rPr>
-        <w:t>ی</w:t>
-      </w:r>
-      <w:proofErr w:type="spellEnd"/>
-      <w:r>
-        <w:rPr>
-          <w:rFonts w:cs="B Nazanin"/>
-          <w:rtl/>
-        </w:rPr>
-        <w:t xml:space="preserve"> </w:t>
-      </w:r>
-      <w:proofErr w:type="spellStart"/>
-      <w:r>
-        <w:rPr>
-          <w:rFonts w:cs="B Nazanin"/>
-          <w:rtl/>
-        </w:rPr>
-        <w:t>سنسور</w:t>
-      </w:r>
-      <w:proofErr w:type="spellEnd"/>
-      <w:r>
-        <w:rPr>
-          <w:rFonts w:cs="B Nazanin"/>
-          <w:rtl/>
-        </w:rPr>
-        <w:t xml:space="preserve"> </w:t>
-      </w:r>
-      <w:r>
-        <w:rPr>
-          <w:rFonts w:cs="B Nazanin" w:hint="cs"/>
-          <w:rtl/>
-        </w:rPr>
-        <w:t>ی</w:t>
-      </w:r>
-      <w:r>
-        <w:rPr>
-          <w:rFonts w:cs="B Nazanin" w:hint="eastAsia"/>
-          <w:rtl/>
-        </w:rPr>
-        <w:t>ا</w:t>
-      </w:r>
-      <w:r>
-        <w:rPr>
-          <w:rFonts w:cs="B Nazanin"/>
-          <w:rtl/>
-        </w:rPr>
-        <w:t xml:space="preserve"> شرا</w:t>
-      </w:r>
-      <w:r>
-        <w:rPr>
-          <w:rFonts w:cs="B Nazanin" w:hint="cs"/>
-          <w:rtl/>
-        </w:rPr>
-        <w:t>ی</w:t>
-      </w:r>
-      <w:r>
-        <w:rPr>
-          <w:rFonts w:cs="B Nazanin" w:hint="eastAsia"/>
-          <w:rtl/>
-        </w:rPr>
-        <w:t>ط</w:t>
-      </w:r>
-      <w:r>
-        <w:rPr>
-          <w:rFonts w:cs="B Nazanin"/>
-          <w:rtl/>
-        </w:rPr>
-        <w:t xml:space="preserve"> گذرا</w:t>
-      </w:r>
-      <w:r>
-        <w:rPr>
-          <w:rFonts w:cs="B Nazanin" w:hint="cs"/>
-          <w:rtl/>
-        </w:rPr>
-        <w:t>ی</w:t>
-      </w:r>
-      <w:r>
-        <w:rPr>
-          <w:rFonts w:cs="B Nazanin"/>
-          <w:rtl/>
-        </w:rPr>
-        <w:t xml:space="preserve"> عمل</w:t>
-      </w:r>
-      <w:r>
-        <w:rPr>
-          <w:rFonts w:cs="B Nazanin" w:hint="cs"/>
-          <w:rtl/>
-        </w:rPr>
-        <w:t>ی</w:t>
-      </w:r>
-      <w:r>
-        <w:rPr>
-          <w:rFonts w:cs="B Nazanin" w:hint="eastAsia"/>
-          <w:rtl/>
-        </w:rPr>
-        <w:t>ات</w:t>
-      </w:r>
-      <w:r>
-        <w:rPr>
-          <w:rFonts w:cs="B Nazanin" w:hint="cs"/>
-          <w:rtl/>
-        </w:rPr>
-        <w:t>ی</w:t>
-      </w:r>
-      <w:r>
-        <w:rPr>
-          <w:rFonts w:cs="B Nazanin"/>
-          <w:rtl/>
-        </w:rPr>
-        <w:t xml:space="preserve"> باشند.  </w:t>
+        <w:lastRenderedPageBreak/>
+        <w:t>- امکان تشخ</w:t>
+      </w:r>
+      <w:r>
+        <w:rPr>
+          <w:rFonts w:cs="B Nazanin" w:hint="cs"/>
+          <w:rtl/>
+        </w:rPr>
+        <w:t>ی</w:t>
+      </w:r>
+      <w:r>
+        <w:rPr>
+          <w:rFonts w:cs="B Nazanin" w:hint="eastAsia"/>
+          <w:rtl/>
+        </w:rPr>
+        <w:t>ص</w:t>
+      </w:r>
+      <w:r>
+        <w:rPr>
+          <w:rFonts w:cs="B Nazanin"/>
+          <w:rtl/>
+        </w:rPr>
+        <w:t xml:space="preserve"> ترک</w:t>
+      </w:r>
+      <w:r>
+        <w:rPr>
+          <w:rFonts w:cs="B Nazanin" w:hint="cs"/>
+          <w:rtl/>
+        </w:rPr>
+        <w:t>ی</w:t>
+      </w:r>
+      <w:r>
+        <w:rPr>
+          <w:rFonts w:cs="B Nazanin" w:hint="eastAsia"/>
+          <w:rtl/>
+        </w:rPr>
+        <w:t>ب</w:t>
+      </w:r>
+      <w:r>
+        <w:rPr>
+          <w:rFonts w:cs="B Nazanin"/>
+          <w:rtl/>
+        </w:rPr>
+        <w:t xml:space="preserve"> نامتعارف </w:t>
+      </w:r>
+      <w:proofErr w:type="spellStart"/>
+      <w:r>
+        <w:rPr>
+          <w:rFonts w:cs="B Nazanin"/>
+          <w:rtl/>
+        </w:rPr>
+        <w:t>سنسورها</w:t>
+      </w:r>
+      <w:proofErr w:type="spellEnd"/>
+      <w:r>
+        <w:rPr>
+          <w:rFonts w:cs="B Nazanin"/>
+          <w:rtl/>
+        </w:rPr>
+        <w:t xml:space="preserve"> (مانند فشار پا</w:t>
+      </w:r>
+      <w:r>
+        <w:rPr>
+          <w:rFonts w:cs="B Nazanin" w:hint="cs"/>
+          <w:rtl/>
+        </w:rPr>
+        <w:t>یی</w:t>
+      </w:r>
+      <w:r>
+        <w:rPr>
+          <w:rFonts w:cs="B Nazanin" w:hint="eastAsia"/>
+          <w:rtl/>
+        </w:rPr>
+        <w:t>ن</w:t>
+      </w:r>
+      <w:r>
+        <w:rPr>
+          <w:rFonts w:cs="B Nazanin"/>
+          <w:rtl/>
+        </w:rPr>
+        <w:t xml:space="preserve"> همراه با دما</w:t>
+      </w:r>
+      <w:r>
+        <w:rPr>
+          <w:rFonts w:cs="B Nazanin" w:hint="cs"/>
+          <w:rtl/>
+        </w:rPr>
+        <w:t>ی</w:t>
+      </w:r>
+      <w:r>
+        <w:rPr>
+          <w:rFonts w:cs="B Nazanin"/>
+          <w:rtl/>
+        </w:rPr>
+        <w:t xml:space="preserve"> بالا)  </w:t>
       </w:r>
     </w:p>
     <w:p>
@@ -3321,66 +3676,79 @@
           <w:rFonts w:cs="B Nazanin"/>
           <w:rtl/>
         </w:rPr>
-        <w:t xml:space="preserve">- </w:t>
-      </w:r>
-      <w:proofErr w:type="spellStart"/>
-      <w:r>
-        <w:rPr>
-          <w:rFonts w:cs="B Nazanin"/>
-          <w:rtl/>
-        </w:rPr>
-        <w:t>راهکار</w:t>
-      </w:r>
-      <w:proofErr w:type="spellEnd"/>
-      <w:r>
-        <w:rPr>
-          <w:rFonts w:cs="B Nazanin"/>
-          <w:rtl/>
-        </w:rPr>
-        <w:t>: تنها نقاط</w:t>
-      </w:r>
-      <w:r>
-        <w:rPr>
-          <w:rFonts w:cs="B Nazanin" w:hint="cs"/>
-          <w:rtl/>
-        </w:rPr>
-        <w:t>ی</w:t>
-      </w:r>
-      <w:r>
-        <w:rPr>
-          <w:rFonts w:cs="B Nazanin"/>
-          <w:rtl/>
-        </w:rPr>
-        <w:t xml:space="preserve"> به عنوان «غ</w:t>
-      </w:r>
-      <w:r>
-        <w:rPr>
-          <w:rFonts w:cs="B Nazanin" w:hint="cs"/>
-          <w:rtl/>
-        </w:rPr>
-        <w:t>ی</w:t>
-      </w:r>
-      <w:r>
-        <w:rPr>
-          <w:rFonts w:cs="B Nazanin" w:hint="eastAsia"/>
-          <w:rtl/>
-        </w:rPr>
-        <w:t>رعاد</w:t>
-      </w:r>
-      <w:r>
-        <w:rPr>
-          <w:rFonts w:cs="B Nazanin" w:hint="cs"/>
-          <w:rtl/>
-        </w:rPr>
-        <w:t>ی</w:t>
-      </w:r>
-      <w:r>
-        <w:rPr>
-          <w:rFonts w:cs="B Nazanin" w:hint="eastAsia"/>
-          <w:rtl/>
-        </w:rPr>
-        <w:t>»</w:t>
-      </w:r>
+        <w:t>- سرعت اجرا</w:t>
+      </w:r>
+      <w:r>
+        <w:rPr>
+          <w:rFonts w:cs="B Nazanin" w:hint="cs"/>
+          <w:rtl/>
+        </w:rPr>
+        <w:t>یی</w:t>
+      </w:r>
+      <w:r>
+        <w:rPr>
+          <w:rFonts w:cs="B Nazanin"/>
+          <w:rtl/>
+        </w:rPr>
+        <w:t xml:space="preserve"> بالا در فاز عمل</w:t>
+      </w:r>
+      <w:r>
+        <w:rPr>
+          <w:rFonts w:cs="B Nazanin" w:hint="cs"/>
+          <w:rtl/>
+        </w:rPr>
+        <w:t>ی</w:t>
+      </w:r>
+      <w:r>
+        <w:rPr>
+          <w:rFonts w:cs="B Nazanin" w:hint="eastAsia"/>
+          <w:rtl/>
+        </w:rPr>
+        <w:t>ات</w:t>
+      </w:r>
+      <w:r>
+        <w:rPr>
+          <w:rFonts w:cs="B Nazanin" w:hint="cs"/>
+          <w:rtl/>
+        </w:rPr>
+        <w:t>ی</w:t>
+      </w:r>
+      <w:r>
+        <w:rPr>
+          <w:rFonts w:cs="B Nazanin"/>
+          <w:rtl/>
+        </w:rPr>
+        <w:t xml:space="preserve"> (</w:t>
+      </w:r>
+      <w:r>
+        <w:rPr>
+          <w:rFonts w:cs="B Nazanin"/>
+        </w:rPr>
+        <w:t>Inference</w:t>
+      </w:r>
+      <w:r>
+        <w:rPr>
+          <w:rFonts w:cs="B Nazanin"/>
+          <w:rtl/>
+        </w:rPr>
+        <w:t xml:space="preserve">) با استفاده از </w:t>
+      </w:r>
+      <w:proofErr w:type="spellStart"/>
+      <w:r>
+        <w:rPr>
+          <w:rFonts w:cs="B Nazanin"/>
+          <w:rtl/>
+        </w:rPr>
+        <w:t>مدل‌ها</w:t>
+      </w:r>
+      <w:r>
+        <w:rPr>
+          <w:rFonts w:cs="B Nazanin" w:hint="cs"/>
+          <w:rtl/>
+        </w:rPr>
+        <w:t>ی</w:t>
+      </w:r>
+      <w:proofErr w:type="spellEnd"/>
       <w:r>
         <w:rPr>
           <w:rFonts w:cs="B Nazanin"/>
@@ -3394,29 +3762,63 @@
           <w:rFonts w:cs="B Nazanin"/>
           <w:rtl/>
         </w:rPr>
-        <w:t>برچسب‌گذار</w:t>
-      </w:r>
-      <w:r>
-        <w:rPr>
-          <w:rFonts w:cs="B Nazanin" w:hint="cs"/>
-          <w:rtl/>
-        </w:rPr>
-        <w:t>ی</w:t>
-      </w:r>
-      <w:proofErr w:type="spellEnd"/>
-      <w:r>
-        <w:rPr>
-          <w:rFonts w:cs="B Nazanin"/>
-          <w:rtl/>
-        </w:rPr>
-        <w:t xml:space="preserve"> شوند که برا</w:t>
-      </w:r>
-      <w:r>
-        <w:rPr>
-          <w:rFonts w:cs="B Nazanin" w:hint="cs"/>
-          <w:rtl/>
-        </w:rPr>
-        <w:t>ی</w:t>
+        <w:t>کلاس</w:t>
+      </w:r>
+      <w:r>
+        <w:rPr>
+          <w:rFonts w:cs="B Nazanin" w:hint="cs"/>
+          <w:rtl/>
+        </w:rPr>
+        <w:t>ی</w:t>
+      </w:r>
+      <w:r>
+        <w:rPr>
+          <w:rFonts w:cs="B Nazanin" w:hint="eastAsia"/>
+          <w:rtl/>
+        </w:rPr>
+        <w:t>ف</w:t>
+      </w:r>
+      <w:r>
+        <w:rPr>
+          <w:rFonts w:cs="B Nazanin" w:hint="cs"/>
+          <w:rtl/>
+        </w:rPr>
+        <w:t>ی</w:t>
+      </w:r>
+      <w:r>
+        <w:rPr>
+          <w:rFonts w:cs="B Nazanin" w:hint="eastAsia"/>
+          <w:rtl/>
+        </w:rPr>
+        <w:t>ک</w:t>
+      </w:r>
+      <w:r>
+        <w:rPr>
+          <w:rFonts w:cs="B Nazanin" w:hint="cs"/>
+          <w:rtl/>
+        </w:rPr>
+        <w:t>ی</w:t>
+      </w:r>
+      <w:r>
+        <w:rPr>
+          <w:rFonts w:cs="B Nazanin" w:hint="eastAsia"/>
+          <w:rtl/>
+        </w:rPr>
+        <w:t>شن</w:t>
+      </w:r>
+      <w:proofErr w:type="spellEnd"/>
+      <w:r>
+        <w:rPr>
+          <w:rFonts w:cs="B Nazanin"/>
+          <w:rtl/>
+        </w:rPr>
+        <w:t xml:space="preserve"> مانند </w:t>
+      </w:r>
+      <w:r>
+        <w:rPr>
+          <w:rFonts w:cs="B Nazanin"/>
+        </w:rPr>
+        <w:t>Random Forest</w:t>
       </w:r>
       <w:r>
         <w:rPr>
@@ -3437,83 +3839,20 @@
           <w:rFonts w:cs="B Nazanin" w:hint="eastAsia"/>
           <w:rtl/>
         </w:rPr>
-        <w:t>ک</w:t>
-      </w:r>
-      <w:r>
-        <w:rPr>
-          <w:rFonts w:cs="B Nazanin"/>
-          <w:rtl/>
-        </w:rPr>
-        <w:t xml:space="preserve"> بازه زمان</w:t>
-      </w:r>
-      <w:r>
-        <w:rPr>
-          <w:rFonts w:cs="B Nazanin" w:hint="cs"/>
-          <w:rtl/>
-        </w:rPr>
-        <w:t>ی</w:t>
-      </w:r>
-      <w:r>
-        <w:rPr>
-          <w:rFonts w:cs="B Nazanin"/>
-          <w:rtl/>
-        </w:rPr>
-        <w:t xml:space="preserve"> پا</w:t>
-      </w:r>
-      <w:r>
-        <w:rPr>
-          <w:rFonts w:cs="B Nazanin" w:hint="cs"/>
-          <w:rtl/>
-        </w:rPr>
-        <w:t>ی</w:t>
-      </w:r>
-      <w:r>
-        <w:rPr>
-          <w:rFonts w:cs="B Nazanin" w:hint="eastAsia"/>
-          <w:rtl/>
-        </w:rPr>
-        <w:t>دار</w:t>
-      </w:r>
-      <w:r>
-        <w:rPr>
-          <w:rFonts w:cs="B Nazanin"/>
-          <w:rtl/>
-        </w:rPr>
-        <w:t xml:space="preserve"> (مثلاً ۵ دق</w:t>
-      </w:r>
-      <w:r>
-        <w:rPr>
-          <w:rFonts w:cs="B Nazanin" w:hint="cs"/>
-          <w:rtl/>
-        </w:rPr>
-        <w:t>ی</w:t>
-      </w:r>
-      <w:r>
-        <w:rPr>
-          <w:rFonts w:cs="B Nazanin" w:hint="eastAsia"/>
-          <w:rtl/>
-        </w:rPr>
-        <w:t>قه</w:t>
-      </w:r>
-      <w:r>
-        <w:rPr>
-          <w:rFonts w:cs="B Nazanin"/>
-          <w:rtl/>
-        </w:rPr>
-        <w:t xml:space="preserve">) در زمره ۱۰ درصد نقاط پرت </w:t>
-      </w:r>
-      <w:r>
-        <w:rPr>
-          <w:rFonts w:cs="B Nazanin"/>
-        </w:rPr>
-        <w:t>DBSCAN</w:t>
-      </w:r>
-      <w:r>
-        <w:rPr>
-          <w:rFonts w:cs="B Nazanin"/>
-          <w:rtl/>
-        </w:rPr>
-        <w:t xml:space="preserve"> قرار داشته باشند.</w:t>
+        <w:t>ا</w:t>
+      </w:r>
+      <w:r>
+        <w:rPr>
+          <w:rFonts w:cs="B Nazanin"/>
+          <w:rtl/>
+        </w:rPr>
+        <w:t xml:space="preserve"> </w:t>
+      </w:r>
+      <w:r>
+        <w:rPr>
+          <w:rFonts w:cs="B Nazanin"/>
+        </w:rPr>
+        <w:t>SVM</w:t>
       </w:r>
     </w:p>
     <w:p>
@@ -3536,41 +3875,6 @@
           <w:rFonts w:cs="B Nazanin"/>
           <w:rtl/>
         </w:rPr>
-        <w:t xml:space="preserve"> ۲. مد</w:t>
-      </w:r>
-      <w:r>
-        <w:rPr>
-          <w:rFonts w:cs="B Nazanin" w:hint="cs"/>
-          <w:rtl/>
-        </w:rPr>
-        <w:t>ی</w:t>
-      </w:r>
-      <w:r>
-        <w:rPr>
-          <w:rFonts w:cs="B Nazanin" w:hint="eastAsia"/>
-          <w:rtl/>
-        </w:rPr>
-        <w:t>ر</w:t>
-      </w:r>
-      <w:r>
-        <w:rPr>
-          <w:rFonts w:cs="B Nazanin" w:hint="cs"/>
-          <w:rtl/>
-        </w:rPr>
-        <w:t>ی</w:t>
-      </w:r>
-      <w:r>
-        <w:rPr>
-          <w:rFonts w:cs="B Nazanin" w:hint="eastAsia"/>
-          <w:rtl/>
-        </w:rPr>
-        <w:t>ت</w:t>
-      </w:r>
-      <w:r>
-        <w:rPr>
-          <w:rFonts w:cs="B Nazanin"/>
-          <w:rtl/>
-        </w:rPr>
         <w:t xml:space="preserve"> </w:t>
       </w:r>
       <w:proofErr w:type="spellStart"/>
@@ -3579,51 +3883,36 @@
           <w:rFonts w:cs="B Nazanin"/>
           <w:rtl/>
         </w:rPr>
-        <w:t>داده‌ها</w:t>
-      </w:r>
-      <w:r>
-        <w:rPr>
-          <w:rFonts w:cs="B Nazanin" w:hint="cs"/>
-          <w:rtl/>
-        </w:rPr>
-        <w:t>ی</w:t>
-      </w:r>
-      <w:proofErr w:type="spellEnd"/>
-      <w:r>
-        <w:rPr>
-          <w:rFonts w:cs="B Nazanin"/>
-          <w:rtl/>
-        </w:rPr>
-        <w:t xml:space="preserve"> </w:t>
-      </w:r>
-      <w:proofErr w:type="spellStart"/>
-      <w:r>
-        <w:rPr>
-          <w:rFonts w:cs="B Nazanin"/>
-          <w:rtl/>
-        </w:rPr>
-        <w:t>نامتوازن</w:t>
-      </w:r>
-      <w:proofErr w:type="spellEnd"/>
-      <w:r>
-        <w:rPr>
-          <w:rFonts w:cs="B Nazanin"/>
-          <w:rtl/>
-        </w:rPr>
-        <w:t xml:space="preserve"> (</w:t>
-      </w:r>
-      <w:r>
-        <w:rPr>
-          <w:rFonts w:cs="B Nazanin"/>
-        </w:rPr>
-        <w:t>Imbalanced Classes</w:t>
-      </w:r>
-      <w:r>
-        <w:rPr>
-          <w:rFonts w:cs="B Nazanin"/>
-          <w:rtl/>
-        </w:rPr>
-        <w:t>)</w:t>
+        <w:t>چالش‌ها</w:t>
+      </w:r>
+      <w:r>
+        <w:rPr>
+          <w:rFonts w:cs="B Nazanin" w:hint="cs"/>
+          <w:rtl/>
+        </w:rPr>
+        <w:t>ی</w:t>
+      </w:r>
+      <w:proofErr w:type="spellEnd"/>
+      <w:r>
+        <w:rPr>
+          <w:rFonts w:cs="B Nazanin"/>
+          <w:rtl/>
+        </w:rPr>
+        <w:t xml:space="preserve"> فن</w:t>
+      </w:r>
+      <w:r>
+        <w:rPr>
+          <w:rFonts w:cs="B Nazanin" w:hint="cs"/>
+          <w:rtl/>
+        </w:rPr>
+        <w:t>ی</w:t>
+      </w:r>
+      <w:r>
+        <w:rPr>
+          <w:rFonts w:cs="B Nazanin"/>
+          <w:rtl/>
+        </w:rPr>
+        <w:t xml:space="preserve"> و راهکارها</w:t>
       </w:r>
     </w:p>
     <w:p>
@@ -3638,14 +3927,21 @@
           <w:rFonts w:cs="B Nazanin"/>
           <w:rtl/>
         </w:rPr>
-        <w:t>- چالش: نسبت ۹۰</w:t>
-      </w:r>
-      <w:r>
-        <w:rPr>
-          <w:rFonts w:ascii="Sakkal Majalla" w:hAnsi="Sakkal Majalla" w:cs="Sakkal Majalla" w:hint="cs"/>
-          <w:rtl/>
-        </w:rPr>
-        <w:t>٪</w:t>
+        <w:t xml:space="preserve"> ۱. تفک</w:t>
+      </w:r>
+      <w:r>
+        <w:rPr>
+          <w:rFonts w:cs="B Nazanin" w:hint="cs"/>
+          <w:rtl/>
+        </w:rPr>
+        <w:t>ی</w:t>
+      </w:r>
+      <w:r>
+        <w:rPr>
+          <w:rFonts w:cs="B Nazanin" w:hint="eastAsia"/>
+          <w:rtl/>
+        </w:rPr>
+        <w:t>ک</w:t>
       </w:r>
       <w:r>
         <w:rPr>
@@ -3654,214 +3950,56 @@
         </w:rPr>
         <w:t xml:space="preserve"> </w:t>
       </w:r>
-      <w:r>
-        <w:rPr>
-          <w:rFonts w:cs="B Nazanin" w:hint="cs"/>
-          <w:rtl/>
-        </w:rPr>
-        <w:t>داده</w:t>
-      </w:r>
-      <w:r>
-        <w:rPr>
-          <w:rFonts w:cs="B Nazanin"/>
-          <w:rtl/>
-        </w:rPr>
-        <w:t xml:space="preserve"> </w:t>
-      </w:r>
-      <w:r>
-        <w:rPr>
-          <w:rFonts w:cs="B Nazanin" w:hint="cs"/>
-          <w:rtl/>
-        </w:rPr>
-        <w:t>نرمال</w:t>
-      </w:r>
-      <w:r>
-        <w:rPr>
-          <w:rFonts w:cs="B Nazanin"/>
-          <w:rtl/>
-        </w:rPr>
-        <w:t xml:space="preserve"> </w:t>
-      </w:r>
-      <w:r>
-        <w:rPr>
-          <w:rFonts w:cs="B Nazanin" w:hint="cs"/>
-          <w:rtl/>
-        </w:rPr>
-        <w:t>به</w:t>
-      </w:r>
-      <w:r>
-        <w:rPr>
-          <w:rFonts w:cs="B Nazanin"/>
-          <w:rtl/>
-        </w:rPr>
-        <w:t xml:space="preserve"> </w:t>
-      </w:r>
-      <w:r>
-        <w:rPr>
-          <w:rFonts w:cs="B Nazanin" w:hint="cs"/>
-          <w:rtl/>
-        </w:rPr>
-        <w:t>۱۰</w:t>
-      </w:r>
-      <w:r>
-        <w:rPr>
-          <w:rFonts w:ascii="Sakkal Majalla" w:hAnsi="Sakkal Majalla" w:cs="Sakkal Majalla" w:hint="cs"/>
-          <w:rtl/>
-        </w:rPr>
-        <w:t>٪</w:t>
-      </w:r>
-      <w:r>
-        <w:rPr>
-          <w:rFonts w:cs="B Nazanin"/>
-          <w:rtl/>
-        </w:rPr>
-        <w:t xml:space="preserve"> </w:t>
-      </w:r>
-      <w:r>
-        <w:rPr>
-          <w:rFonts w:cs="B Nazanin" w:hint="cs"/>
-          <w:rtl/>
-        </w:rPr>
-        <w:t>غی</w:t>
-      </w:r>
-      <w:r>
-        <w:rPr>
-          <w:rFonts w:cs="B Nazanin" w:hint="eastAsia"/>
-          <w:rtl/>
-        </w:rPr>
-        <w:t>رعاد</w:t>
-      </w:r>
-      <w:r>
-        <w:rPr>
-          <w:rFonts w:cs="B Nazanin" w:hint="cs"/>
-          <w:rtl/>
-        </w:rPr>
-        <w:t>ی</w:t>
-      </w:r>
-      <w:r>
-        <w:rPr>
-          <w:rFonts w:cs="B Nazanin"/>
-          <w:rtl/>
-        </w:rPr>
-        <w:t xml:space="preserve"> باعث </w:t>
-      </w:r>
-      <w:proofErr w:type="spellStart"/>
-      <w:r>
-        <w:rPr>
-          <w:rFonts w:cs="B Nazanin"/>
-          <w:rtl/>
-        </w:rPr>
-        <w:t>سوگ</w:t>
-      </w:r>
-      <w:r>
-        <w:rPr>
-          <w:rFonts w:cs="B Nazanin" w:hint="cs"/>
-          <w:rtl/>
-        </w:rPr>
-        <w:t>ی</w:t>
-      </w:r>
-      <w:r>
-        <w:rPr>
-          <w:rFonts w:cs="B Nazanin" w:hint="eastAsia"/>
-          <w:rtl/>
-        </w:rPr>
-        <w:t>ر</w:t>
-      </w:r>
-      <w:r>
-        <w:rPr>
-          <w:rFonts w:cs="B Nazanin" w:hint="cs"/>
-          <w:rtl/>
-        </w:rPr>
-        <w:t>ی</w:t>
-      </w:r>
-      <w:proofErr w:type="spellEnd"/>
-      <w:r>
-        <w:rPr>
-          <w:rFonts w:cs="B Nazanin"/>
-          <w:rtl/>
-        </w:rPr>
-        <w:t xml:space="preserve"> مدل به سمت </w:t>
-      </w:r>
-      <w:proofErr w:type="spellStart"/>
-      <w:r>
-        <w:rPr>
-          <w:rFonts w:cs="B Nazanin"/>
-          <w:rtl/>
-        </w:rPr>
-        <w:t>پ</w:t>
-      </w:r>
-      <w:r>
-        <w:rPr>
-          <w:rFonts w:cs="B Nazanin" w:hint="cs"/>
-          <w:rtl/>
-        </w:rPr>
-        <w:t>ی</w:t>
-      </w:r>
-      <w:r>
-        <w:rPr>
-          <w:rFonts w:cs="B Nazanin" w:hint="eastAsia"/>
-          <w:rtl/>
-        </w:rPr>
-        <w:t>ش‌ب</w:t>
-      </w:r>
-      <w:r>
-        <w:rPr>
-          <w:rFonts w:cs="B Nazanin" w:hint="cs"/>
-          <w:rtl/>
-        </w:rPr>
-        <w:t>ی</w:t>
-      </w:r>
-      <w:r>
-        <w:rPr>
-          <w:rFonts w:cs="B Nazanin" w:hint="eastAsia"/>
-          <w:rtl/>
-        </w:rPr>
-        <w:t>ن</w:t>
-      </w:r>
-      <w:r>
-        <w:rPr>
-          <w:rFonts w:cs="B Nazanin" w:hint="cs"/>
-          <w:rtl/>
-        </w:rPr>
-        <w:t>ی</w:t>
-      </w:r>
-      <w:proofErr w:type="spellEnd"/>
-      <w:r>
-        <w:rPr>
-          <w:rFonts w:cs="B Nazanin"/>
-          <w:rtl/>
-        </w:rPr>
-        <w:t xml:space="preserve"> «نرمال» </w:t>
-      </w:r>
-      <w:proofErr w:type="spellStart"/>
-      <w:r>
-        <w:rPr>
-          <w:rFonts w:cs="B Nazanin"/>
-          <w:rtl/>
-        </w:rPr>
-        <w:t>م</w:t>
-      </w:r>
-      <w:r>
-        <w:rPr>
-          <w:rFonts w:cs="B Nazanin" w:hint="cs"/>
-          <w:rtl/>
-        </w:rPr>
-        <w:t>ی‌</w:t>
-      </w:r>
-      <w:r>
-        <w:rPr>
-          <w:rFonts w:cs="B Nazanin" w:hint="eastAsia"/>
-          <w:rtl/>
-        </w:rPr>
-        <w:t>شود</w:t>
-      </w:r>
-      <w:proofErr w:type="spellEnd"/>
-      <w:r>
-        <w:rPr>
-          <w:rFonts w:cs="B Nazanin"/>
-          <w:rtl/>
-        </w:rPr>
-        <w:t xml:space="preserve">.  </w:t>
+      <w:proofErr w:type="spellStart"/>
+      <w:r>
+        <w:rPr>
+          <w:rFonts w:cs="B Nazanin"/>
+          <w:rtl/>
+        </w:rPr>
+        <w:t>نو</w:t>
+      </w:r>
+      <w:r>
+        <w:rPr>
+          <w:rFonts w:cs="B Nazanin" w:hint="cs"/>
+          <w:rtl/>
+        </w:rPr>
+        <w:t>ی</w:t>
+      </w:r>
+      <w:r>
+        <w:rPr>
+          <w:rFonts w:cs="B Nazanin" w:hint="eastAsia"/>
+          <w:rtl/>
+        </w:rPr>
+        <w:t>ز</w:t>
+      </w:r>
+      <w:proofErr w:type="spellEnd"/>
+      <w:r>
+        <w:rPr>
+          <w:rFonts w:cs="B Nazanin"/>
+          <w:rtl/>
+        </w:rPr>
+        <w:t xml:space="preserve"> از خراب</w:t>
+      </w:r>
+      <w:r>
+        <w:rPr>
+          <w:rFonts w:cs="B Nazanin" w:hint="cs"/>
+          <w:rtl/>
+        </w:rPr>
+        <w:t>ی</w:t>
+      </w:r>
+      <w:r>
+        <w:rPr>
+          <w:rFonts w:cs="B Nazanin"/>
+          <w:rtl/>
+        </w:rPr>
+        <w:t xml:space="preserve"> واقع</w:t>
+      </w:r>
+      <w:r>
+        <w:rPr>
+          <w:rFonts w:cs="B Nazanin" w:hint="cs"/>
+          <w:rtl/>
+        </w:rPr>
+        <w:t>ی</w:t>
       </w:r>
     </w:p>
     <w:p>
@@ -3876,6 +4014,252 @@
           <w:rFonts w:cs="B Nazanin"/>
           <w:rtl/>
         </w:rPr>
+        <w:t>- چالش: نقاط پرت (</w:t>
+      </w:r>
+      <w:r>
+        <w:rPr>
+          <w:rFonts w:cs="B Nazanin"/>
+        </w:rPr>
+        <w:t>Outliers</w:t>
+      </w:r>
+      <w:r>
+        <w:rPr>
+          <w:rFonts w:cs="B Nazanin"/>
+          <w:rtl/>
+        </w:rPr>
+        <w:t xml:space="preserve">) لزوماً </w:t>
+      </w:r>
+      <w:proofErr w:type="spellStart"/>
+      <w:r>
+        <w:rPr>
+          <w:rFonts w:cs="B Nazanin"/>
+          <w:rtl/>
+        </w:rPr>
+        <w:t>نشان‌دهنده</w:t>
+      </w:r>
+      <w:proofErr w:type="spellEnd"/>
+      <w:r>
+        <w:rPr>
+          <w:rFonts w:cs="B Nazanin"/>
+          <w:rtl/>
+        </w:rPr>
+        <w:t xml:space="preserve"> خراب</w:t>
+      </w:r>
+      <w:r>
+        <w:rPr>
+          <w:rFonts w:cs="B Nazanin" w:hint="cs"/>
+          <w:rtl/>
+        </w:rPr>
+        <w:t>ی</w:t>
+      </w:r>
+      <w:r>
+        <w:rPr>
+          <w:rFonts w:cs="B Nazanin"/>
+          <w:rtl/>
+        </w:rPr>
+        <w:t xml:space="preserve"> ن</w:t>
+      </w:r>
+      <w:r>
+        <w:rPr>
+          <w:rFonts w:cs="B Nazanin" w:hint="cs"/>
+          <w:rtl/>
+        </w:rPr>
+        <w:t>ی</w:t>
+      </w:r>
+      <w:r>
+        <w:rPr>
+          <w:rFonts w:cs="B Nazanin" w:hint="eastAsia"/>
+          <w:rtl/>
+        </w:rPr>
+        <w:t>ستند</w:t>
+      </w:r>
+      <w:r>
+        <w:rPr>
+          <w:rFonts w:cs="B Nazanin"/>
+          <w:rtl/>
+        </w:rPr>
+        <w:t xml:space="preserve"> و ممکن است ناش</w:t>
+      </w:r>
+      <w:r>
+        <w:rPr>
+          <w:rFonts w:cs="B Nazanin" w:hint="cs"/>
+          <w:rtl/>
+        </w:rPr>
+        <w:t>ی</w:t>
+      </w:r>
+      <w:r>
+        <w:rPr>
+          <w:rFonts w:cs="B Nazanin"/>
+          <w:rtl/>
+        </w:rPr>
+        <w:t xml:space="preserve"> از </w:t>
+      </w:r>
+      <w:proofErr w:type="spellStart"/>
+      <w:r>
+        <w:rPr>
+          <w:rFonts w:cs="B Nazanin"/>
+          <w:rtl/>
+        </w:rPr>
+        <w:t>نو</w:t>
+      </w:r>
+      <w:r>
+        <w:rPr>
+          <w:rFonts w:cs="B Nazanin" w:hint="cs"/>
+          <w:rtl/>
+        </w:rPr>
+        <w:t>ی</w:t>
+      </w:r>
+      <w:r>
+        <w:rPr>
+          <w:rFonts w:cs="B Nazanin" w:hint="eastAsia"/>
+          <w:rtl/>
+        </w:rPr>
+        <w:t>ز</w:t>
+      </w:r>
+      <w:proofErr w:type="spellEnd"/>
+      <w:r>
+        <w:rPr>
+          <w:rFonts w:cs="B Nazanin"/>
+          <w:rtl/>
+        </w:rPr>
+        <w:t xml:space="preserve"> </w:t>
+      </w:r>
+      <w:proofErr w:type="spellStart"/>
+      <w:r>
+        <w:rPr>
+          <w:rFonts w:cs="B Nazanin"/>
+          <w:rtl/>
+        </w:rPr>
+        <w:t>لحظه‌ا</w:t>
+      </w:r>
+      <w:r>
+        <w:rPr>
+          <w:rFonts w:cs="B Nazanin" w:hint="cs"/>
+          <w:rtl/>
+        </w:rPr>
+        <w:t>ی</w:t>
+      </w:r>
+      <w:proofErr w:type="spellEnd"/>
+      <w:r>
+        <w:rPr>
+          <w:rFonts w:cs="B Nazanin"/>
+          <w:rtl/>
+        </w:rPr>
+        <w:t xml:space="preserve"> </w:t>
+      </w:r>
+      <w:proofErr w:type="spellStart"/>
+      <w:r>
+        <w:rPr>
+          <w:rFonts w:cs="B Nazanin"/>
+          <w:rtl/>
+        </w:rPr>
+        <w:t>سنسور</w:t>
+      </w:r>
+      <w:proofErr w:type="spellEnd"/>
+      <w:r>
+        <w:rPr>
+          <w:rFonts w:cs="B Nazanin"/>
+          <w:rtl/>
+        </w:rPr>
+        <w:t xml:space="preserve"> </w:t>
+      </w:r>
+      <w:r>
+        <w:rPr>
+          <w:rFonts w:cs="B Nazanin" w:hint="cs"/>
+          <w:rtl/>
+        </w:rPr>
+        <w:t>ی</w:t>
+      </w:r>
+      <w:r>
+        <w:rPr>
+          <w:rFonts w:cs="B Nazanin" w:hint="eastAsia"/>
+          <w:rtl/>
+        </w:rPr>
+        <w:t>ا</w:t>
+      </w:r>
+      <w:r>
+        <w:rPr>
+          <w:rFonts w:cs="B Nazanin"/>
+          <w:rtl/>
+        </w:rPr>
+        <w:t xml:space="preserve"> شرا</w:t>
+      </w:r>
+      <w:r>
+        <w:rPr>
+          <w:rFonts w:cs="B Nazanin" w:hint="cs"/>
+          <w:rtl/>
+        </w:rPr>
+        <w:t>ی</w:t>
+      </w:r>
+      <w:r>
+        <w:rPr>
+          <w:rFonts w:cs="B Nazanin" w:hint="eastAsia"/>
+          <w:rtl/>
+        </w:rPr>
+        <w:t>ط</w:t>
+      </w:r>
+      <w:r>
+        <w:rPr>
+          <w:rFonts w:cs="B Nazanin"/>
+          <w:rtl/>
+        </w:rPr>
+        <w:t xml:space="preserve"> گذرا</w:t>
+      </w:r>
+      <w:r>
+        <w:rPr>
+          <w:rFonts w:cs="B Nazanin" w:hint="cs"/>
+          <w:rtl/>
+        </w:rPr>
+        <w:t>ی</w:t>
+      </w:r>
+      <w:r>
+        <w:rPr>
+          <w:rFonts w:cs="B Nazanin"/>
+          <w:rtl/>
+        </w:rPr>
+        <w:t xml:space="preserve"> عمل</w:t>
+      </w:r>
+      <w:r>
+        <w:rPr>
+          <w:rFonts w:cs="B Nazanin" w:hint="cs"/>
+          <w:rtl/>
+        </w:rPr>
+        <w:t>ی</w:t>
+      </w:r>
+      <w:r>
+        <w:rPr>
+          <w:rFonts w:cs="B Nazanin" w:hint="eastAsia"/>
+          <w:rtl/>
+        </w:rPr>
+        <w:t>ات</w:t>
+      </w:r>
+      <w:r>
+        <w:rPr>
+          <w:rFonts w:cs="B Nazanin" w:hint="cs"/>
+          <w:rtl/>
+        </w:rPr>
+        <w:t>ی</w:t>
+      </w:r>
+      <w:r>
+        <w:rPr>
+          <w:rFonts w:cs="B Nazanin"/>
+          <w:rtl/>
+        </w:rPr>
+        <w:t xml:space="preserve"> باشند.  </w:t>
+      </w:r>
+    </w:p>
+    <w:p>
+      <w:pPr>
+        <w:rPr>
+          <w:rFonts w:cs="B Nazanin"/>
+          <w:rtl/>
+        </w:rPr>
+      </w:pPr>
+      <w:r>
+        <w:rPr>
+          <w:rFonts w:cs="B Nazanin"/>
+          <w:rtl/>
+        </w:rPr>
         <w:t xml:space="preserve">- </w:t>
       </w:r>
       <w:proofErr w:type="spellStart"/>
@@ -3892,73 +4276,49 @@
           <w:rFonts w:cs="B Nazanin"/>
           <w:rtl/>
         </w:rPr>
-        <w:t xml:space="preserve">: استفاده از </w:t>
-      </w:r>
-      <w:proofErr w:type="spellStart"/>
-      <w:r>
-        <w:rPr>
-          <w:rFonts w:cs="B Nazanin"/>
-          <w:rtl/>
-        </w:rPr>
-        <w:t>وزن‌ده</w:t>
-      </w:r>
-      <w:r>
-        <w:rPr>
-          <w:rFonts w:cs="B Nazanin" w:hint="cs"/>
-          <w:rtl/>
-        </w:rPr>
-        <w:t>ی</w:t>
-      </w:r>
-      <w:proofErr w:type="spellEnd"/>
-      <w:r>
-        <w:rPr>
-          <w:rFonts w:cs="B Nazanin"/>
-          <w:rtl/>
-        </w:rPr>
-        <w:t xml:space="preserve"> به </w:t>
-      </w:r>
-      <w:proofErr w:type="spellStart"/>
-      <w:r>
-        <w:rPr>
-          <w:rFonts w:cs="B Nazanin"/>
-          <w:rtl/>
-        </w:rPr>
-        <w:t>کلاس‌ها</w:t>
-      </w:r>
-      <w:proofErr w:type="spellEnd"/>
-      <w:r>
-        <w:rPr>
-          <w:rFonts w:cs="B Nazanin"/>
-          <w:rtl/>
-        </w:rPr>
-        <w:t xml:space="preserve"> (</w:t>
-      </w:r>
-      <w:r>
-        <w:rPr>
-          <w:rFonts w:cs="B Nazanin"/>
-        </w:rPr>
-        <w:t>Class Weights</w:t>
-      </w:r>
-      <w:r>
-        <w:rPr>
-          <w:rFonts w:cs="B Nazanin"/>
-          <w:rtl/>
-        </w:rPr>
-        <w:t xml:space="preserve">) </w:t>
-      </w:r>
-      <w:r>
-        <w:rPr>
-          <w:rFonts w:cs="B Nazanin" w:hint="cs"/>
-          <w:rtl/>
-        </w:rPr>
-        <w:t>ی</w:t>
-      </w:r>
-      <w:r>
-        <w:rPr>
-          <w:rFonts w:cs="B Nazanin" w:hint="eastAsia"/>
-          <w:rtl/>
-        </w:rPr>
-        <w:t>ا</w:t>
+        <w:t>: تنها نقاط</w:t>
+      </w:r>
+      <w:r>
+        <w:rPr>
+          <w:rFonts w:cs="B Nazanin" w:hint="cs"/>
+          <w:rtl/>
+        </w:rPr>
+        <w:t>ی</w:t>
+      </w:r>
+      <w:r>
+        <w:rPr>
+          <w:rFonts w:cs="B Nazanin"/>
+          <w:rtl/>
+        </w:rPr>
+        <w:t xml:space="preserve"> به عنوان «غ</w:t>
+      </w:r>
+      <w:r>
+        <w:rPr>
+          <w:rFonts w:cs="B Nazanin" w:hint="cs"/>
+          <w:rtl/>
+        </w:rPr>
+        <w:t>ی</w:t>
+      </w:r>
+      <w:r>
+        <w:rPr>
+          <w:rFonts w:cs="B Nazanin" w:hint="eastAsia"/>
+          <w:rtl/>
+        </w:rPr>
+        <w:t>رعاد</w:t>
+      </w:r>
+      <w:r>
+        <w:rPr>
+          <w:rFonts w:cs="B Nazanin" w:hint="cs"/>
+          <w:rtl/>
+        </w:rPr>
+        <w:t>ی</w:t>
+      </w:r>
+      <w:r>
+        <w:rPr>
+          <w:rFonts w:cs="B Nazanin" w:hint="eastAsia"/>
+          <w:rtl/>
+        </w:rPr>
+        <w:t>»</w:t>
       </w:r>
       <w:r>
         <w:rPr>
@@ -3973,86 +4333,126 @@
           <w:rFonts w:cs="B Nazanin"/>
           <w:rtl/>
         </w:rPr>
-        <w:t>بهره‌گ</w:t>
-      </w:r>
-      <w:r>
-        <w:rPr>
-          <w:rFonts w:cs="B Nazanin" w:hint="cs"/>
-          <w:rtl/>
-        </w:rPr>
-        <w:t>ی</w:t>
-      </w:r>
-      <w:r>
-        <w:rPr>
-          <w:rFonts w:cs="B Nazanin" w:hint="eastAsia"/>
-          <w:rtl/>
-        </w:rPr>
-        <w:t>ر</w:t>
-      </w:r>
-      <w:r>
-        <w:rPr>
-          <w:rFonts w:cs="B Nazanin" w:hint="cs"/>
-          <w:rtl/>
-        </w:rPr>
-        <w:t>ی</w:t>
-      </w:r>
-      <w:proofErr w:type="spellEnd"/>
-      <w:r>
-        <w:rPr>
-          <w:rFonts w:cs="B Nazanin"/>
-          <w:rtl/>
-        </w:rPr>
-        <w:t xml:space="preserve"> از </w:t>
-      </w:r>
-      <w:proofErr w:type="spellStart"/>
-      <w:r>
-        <w:rPr>
-          <w:rFonts w:cs="B Nazanin"/>
-          <w:rtl/>
-        </w:rPr>
-        <w:t>الگور</w:t>
-      </w:r>
-      <w:r>
-        <w:rPr>
-          <w:rFonts w:cs="B Nazanin" w:hint="cs"/>
-          <w:rtl/>
-        </w:rPr>
-        <w:t>ی</w:t>
-      </w:r>
-      <w:r>
-        <w:rPr>
-          <w:rFonts w:cs="B Nazanin" w:hint="eastAsia"/>
-          <w:rtl/>
-        </w:rPr>
-        <w:t>تم‌ها</w:t>
-      </w:r>
-      <w:r>
-        <w:rPr>
-          <w:rFonts w:cs="B Nazanin" w:hint="cs"/>
-          <w:rtl/>
-        </w:rPr>
-        <w:t>ی</w:t>
-      </w:r>
-      <w:proofErr w:type="spellEnd"/>
-      <w:r>
-        <w:rPr>
-          <w:rFonts w:cs="B Nazanin"/>
-          <w:rtl/>
-        </w:rPr>
-        <w:t xml:space="preserve"> متوازن مانند </w:t>
-      </w:r>
-      <w:r>
-        <w:rPr>
-          <w:rFonts w:cs="B Nazanin"/>
-        </w:rPr>
-        <w:t>Balanced Random Forest</w:t>
-      </w:r>
-      <w:r>
-        <w:rPr>
-          <w:rFonts w:cs="B Nazanin"/>
-          <w:rtl/>
-        </w:rPr>
-        <w:t>.</w:t>
+        <w:t>برچسب‌گذار</w:t>
+      </w:r>
+      <w:r>
+        <w:rPr>
+          <w:rFonts w:cs="B Nazanin" w:hint="cs"/>
+          <w:rtl/>
+        </w:rPr>
+        <w:t>ی</w:t>
+      </w:r>
+      <w:proofErr w:type="spellEnd"/>
+      <w:r>
+        <w:rPr>
+          <w:rFonts w:cs="B Nazanin"/>
+          <w:rtl/>
+        </w:rPr>
+        <w:t xml:space="preserve"> شوند که برا</w:t>
+      </w:r>
+      <w:r>
+        <w:rPr>
+          <w:rFonts w:cs="B Nazanin" w:hint="cs"/>
+          <w:rtl/>
+        </w:rPr>
+        <w:t>ی</w:t>
+      </w:r>
+      <w:r>
+        <w:rPr>
+          <w:rFonts w:cs="B Nazanin"/>
+          <w:rtl/>
+        </w:rPr>
+        <w:t xml:space="preserve"> </w:t>
+      </w:r>
+      <w:r>
+        <w:rPr>
+          <w:rFonts w:cs="B Nazanin" w:hint="cs"/>
+          <w:rtl/>
+        </w:rPr>
+        <w:t>ی</w:t>
+      </w:r>
+      <w:r>
+        <w:rPr>
+          <w:rFonts w:cs="B Nazanin" w:hint="eastAsia"/>
+          <w:rtl/>
+        </w:rPr>
+        <w:t>ک</w:t>
+      </w:r>
+      <w:r>
+        <w:rPr>
+          <w:rFonts w:cs="B Nazanin"/>
+          <w:rtl/>
+        </w:rPr>
+        <w:t xml:space="preserve"> بازه زمان</w:t>
+      </w:r>
+      <w:r>
+        <w:rPr>
+          <w:rFonts w:cs="B Nazanin" w:hint="cs"/>
+          <w:rtl/>
+        </w:rPr>
+        <w:t>ی</w:t>
+      </w:r>
+      <w:r>
+        <w:rPr>
+          <w:rFonts w:cs="B Nazanin"/>
+          <w:rtl/>
+        </w:rPr>
+        <w:t xml:space="preserve"> پا</w:t>
+      </w:r>
+      <w:r>
+        <w:rPr>
+          <w:rFonts w:cs="B Nazanin" w:hint="cs"/>
+          <w:rtl/>
+        </w:rPr>
+        <w:t>ی</w:t>
+      </w:r>
+      <w:r>
+        <w:rPr>
+          <w:rFonts w:cs="B Nazanin" w:hint="eastAsia"/>
+          <w:rtl/>
+        </w:rPr>
+        <w:t>دار</w:t>
+      </w:r>
+      <w:r>
+        <w:rPr>
+          <w:rFonts w:cs="B Nazanin"/>
+          <w:rtl/>
+        </w:rPr>
+        <w:t xml:space="preserve"> (مثلاً ۵ دق</w:t>
+      </w:r>
+      <w:r>
+        <w:rPr>
+          <w:rFonts w:cs="B Nazanin" w:hint="cs"/>
+          <w:rtl/>
+        </w:rPr>
+        <w:t>ی</w:t>
+      </w:r>
+      <w:r>
+        <w:rPr>
+          <w:rFonts w:cs="B Nazanin" w:hint="eastAsia"/>
+          <w:rtl/>
+        </w:rPr>
+        <w:t>قه</w:t>
+      </w:r>
+      <w:r>
+        <w:rPr>
+          <w:rFonts w:cs="B Nazanin"/>
+          <w:rtl/>
+        </w:rPr>
+        <w:t xml:space="preserve">) در زمره ۱۰ درصد نقاط پرت </w:t>
+      </w:r>
+      <w:r>
+        <w:rPr>
+          <w:rFonts w:cs="B Nazanin"/>
+        </w:rPr>
+        <w:t>DBSCAN</w:t>
+      </w:r>
+      <w:r>
+        <w:rPr>
+          <w:rFonts w:cs="B Nazanin"/>
+          <w:rtl/>
+        </w:rPr>
+        <w:t xml:space="preserve"> قرار داشته باشند.</w:t>
       </w:r>
     </w:p>
     <w:p>
@@ -4075,48 +4475,94 @@
           <w:rFonts w:cs="B Nazanin"/>
           <w:rtl/>
         </w:rPr>
-        <w:lastRenderedPageBreak/>
-        <w:t xml:space="preserve"> ۳. تنظ</w:t>
-      </w:r>
-      <w:r>
-        <w:rPr>
-          <w:rFonts w:cs="B Nazanin" w:hint="cs"/>
-          <w:rtl/>
-        </w:rPr>
-        <w:t>ی</w:t>
-      </w:r>
-      <w:r>
-        <w:rPr>
-          <w:rFonts w:cs="B Nazanin" w:hint="eastAsia"/>
-          <w:rtl/>
-        </w:rPr>
-        <w:t>م</w:t>
-      </w:r>
-      <w:r>
-        <w:rPr>
-          <w:rFonts w:cs="B Nazanin"/>
-          <w:rtl/>
-        </w:rPr>
-        <w:t xml:space="preserve"> پارامتر </w:t>
-      </w:r>
-      <w:r>
-        <w:rPr>
-          <w:rFonts w:cs="B Nazanin"/>
-        </w:rPr>
-        <w:t>Epsilon</w:t>
-      </w:r>
-      <w:r>
-        <w:rPr>
-          <w:rFonts w:cs="B Nazanin"/>
-          <w:rtl/>
-        </w:rPr>
-        <w:t xml:space="preserve"> در </w:t>
-      </w:r>
-      <w:r>
-        <w:rPr>
-          <w:rFonts w:cs="B Nazanin"/>
-        </w:rPr>
-        <w:t>DBSCAN</w:t>
+        <w:t xml:space="preserve"> ۲. مد</w:t>
+      </w:r>
+      <w:r>
+        <w:rPr>
+          <w:rFonts w:cs="B Nazanin" w:hint="cs"/>
+          <w:rtl/>
+        </w:rPr>
+        <w:t>ی</w:t>
+      </w:r>
+      <w:r>
+        <w:rPr>
+          <w:rFonts w:cs="B Nazanin" w:hint="eastAsia"/>
+          <w:rtl/>
+        </w:rPr>
+        <w:t>ر</w:t>
+      </w:r>
+      <w:r>
+        <w:rPr>
+          <w:rFonts w:cs="B Nazanin" w:hint="cs"/>
+          <w:rtl/>
+        </w:rPr>
+        <w:t>ی</w:t>
+      </w:r>
+      <w:r>
+        <w:rPr>
+          <w:rFonts w:cs="B Nazanin" w:hint="eastAsia"/>
+          <w:rtl/>
+        </w:rPr>
+        <w:t>ت</w:t>
+      </w:r>
+      <w:r>
+        <w:rPr>
+          <w:rFonts w:cs="B Nazanin"/>
+          <w:rtl/>
+        </w:rPr>
+        <w:t xml:space="preserve"> </w:t>
+      </w:r>
+      <w:proofErr w:type="spellStart"/>
+      <w:r>
+        <w:rPr>
+          <w:rFonts w:cs="B Nazanin"/>
+          <w:rtl/>
+        </w:rPr>
+        <w:t>داده‌ها</w:t>
+      </w:r>
+      <w:r>
+        <w:rPr>
+          <w:rFonts w:cs="B Nazanin" w:hint="cs"/>
+          <w:rtl/>
+        </w:rPr>
+        <w:t>ی</w:t>
+      </w:r>
+      <w:proofErr w:type="spellEnd"/>
+      <w:r>
+        <w:rPr>
+          <w:rFonts w:cs="B Nazanin"/>
+          <w:rtl/>
+        </w:rPr>
+        <w:t xml:space="preserve"> </w:t>
+      </w:r>
+      <w:proofErr w:type="spellStart"/>
+      <w:r>
+        <w:rPr>
+          <w:rFonts w:cs="B Nazanin"/>
+          <w:rtl/>
+        </w:rPr>
+        <w:t>نامتوازن</w:t>
+      </w:r>
+      <w:proofErr w:type="spellEnd"/>
+      <w:r>
+        <w:rPr>
+          <w:rFonts w:cs="B Nazanin"/>
+          <w:rtl/>
+        </w:rPr>
+        <w:t xml:space="preserve"> (</w:t>
+      </w:r>
+      <w:r>
+        <w:rPr>
+          <w:rFonts w:cs="B Nazanin"/>
+        </w:rPr>
+        <w:t>Imbalanced Classes</w:t>
+      </w:r>
+      <w:r>
+        <w:rPr>
+          <w:rFonts w:cs="B Nazanin"/>
+          <w:rtl/>
+        </w:rPr>
+        <w:t>)</w:t>
       </w:r>
     </w:p>
     <w:p>
@@ -4131,123 +4577,230 @@
           <w:rFonts w:cs="B Nazanin"/>
           <w:rtl/>
         </w:rPr>
-        <w:t xml:space="preserve">- چالش: </w:t>
-      </w:r>
-      <w:proofErr w:type="spellStart"/>
-      <w:r>
-        <w:rPr>
-          <w:rFonts w:cs="B Nazanin"/>
-          <w:rtl/>
-        </w:rPr>
-        <w:t>داده‌ها</w:t>
-      </w:r>
-      <w:r>
-        <w:rPr>
-          <w:rFonts w:cs="B Nazanin" w:hint="cs"/>
-          <w:rtl/>
-        </w:rPr>
-        <w:t>ی</w:t>
-      </w:r>
-      <w:proofErr w:type="spellEnd"/>
-      <w:r>
-        <w:rPr>
-          <w:rFonts w:cs="B Nazanin"/>
-          <w:rtl/>
-        </w:rPr>
-        <w:t xml:space="preserve"> مربوط به بارها</w:t>
-      </w:r>
-      <w:r>
-        <w:rPr>
-          <w:rFonts w:cs="B Nazanin" w:hint="cs"/>
-          <w:rtl/>
-        </w:rPr>
-        <w:t>ی</w:t>
-      </w:r>
-      <w:r>
-        <w:rPr>
-          <w:rFonts w:cs="B Nazanin"/>
-          <w:rtl/>
-        </w:rPr>
-        <w:t xml:space="preserve"> کم (مانند شرا</w:t>
-      </w:r>
-      <w:r>
-        <w:rPr>
-          <w:rFonts w:cs="B Nazanin" w:hint="cs"/>
-          <w:rtl/>
-        </w:rPr>
-        <w:t>ی</w:t>
-      </w:r>
-      <w:r>
-        <w:rPr>
-          <w:rFonts w:cs="B Nazanin" w:hint="eastAsia"/>
-          <w:rtl/>
-        </w:rPr>
-        <w:t>ط</w:t>
-      </w:r>
-      <w:r>
-        <w:rPr>
-          <w:rFonts w:cs="B Nazanin"/>
-          <w:rtl/>
-        </w:rPr>
-        <w:t xml:space="preserve"> زمستان) ممکن است به دل</w:t>
-      </w:r>
-      <w:r>
-        <w:rPr>
-          <w:rFonts w:cs="B Nazanin" w:hint="cs"/>
-          <w:rtl/>
-        </w:rPr>
-        <w:t>ی</w:t>
-      </w:r>
-      <w:r>
-        <w:rPr>
-          <w:rFonts w:cs="B Nazanin" w:hint="eastAsia"/>
-          <w:rtl/>
-        </w:rPr>
-        <w:t>ل</w:t>
-      </w:r>
-      <w:r>
-        <w:rPr>
-          <w:rFonts w:cs="B Nazanin"/>
-          <w:rtl/>
-        </w:rPr>
-        <w:t xml:space="preserve"> تکرار کم، </w:t>
-      </w:r>
-      <w:proofErr w:type="spellStart"/>
-      <w:r>
-        <w:rPr>
-          <w:rFonts w:cs="B Nazanin"/>
-          <w:rtl/>
-        </w:rPr>
-        <w:t>اشتباهاً</w:t>
-      </w:r>
-      <w:proofErr w:type="spellEnd"/>
-      <w:r>
-        <w:rPr>
-          <w:rFonts w:cs="B Nazanin"/>
-          <w:rtl/>
-        </w:rPr>
-        <w:t xml:space="preserve"> پرت تشخ</w:t>
-      </w:r>
-      <w:r>
-        <w:rPr>
-          <w:rFonts w:cs="B Nazanin" w:hint="cs"/>
-          <w:rtl/>
-        </w:rPr>
-        <w:t>ی</w:t>
-      </w:r>
-      <w:r>
-        <w:rPr>
-          <w:rFonts w:cs="B Nazanin" w:hint="eastAsia"/>
-          <w:rtl/>
-        </w:rPr>
-        <w:t>ص</w:t>
-      </w:r>
-      <w:r>
-        <w:rPr>
-          <w:rFonts w:cs="B Nazanin"/>
-          <w:rtl/>
-        </w:rPr>
-        <w:t xml:space="preserve"> داده شوند.  </w:t>
+        <w:t>- چالش: نسبت ۹۰</w:t>
+      </w:r>
+      <w:r>
+        <w:rPr>
+          <w:rFonts w:ascii="Sakkal Majalla" w:hAnsi="Sakkal Majalla" w:cs="Sakkal Majalla" w:hint="cs"/>
+          <w:rtl/>
+        </w:rPr>
+        <w:t>٪</w:t>
+      </w:r>
+      <w:r>
+        <w:rPr>
+          <w:rFonts w:cs="B Nazanin"/>
+          <w:rtl/>
+        </w:rPr>
+        <w:t xml:space="preserve"> </w:t>
+      </w:r>
+      <w:r>
+        <w:rPr>
+          <w:rFonts w:cs="B Nazanin" w:hint="cs"/>
+          <w:rtl/>
+        </w:rPr>
+        <w:t>داده</w:t>
+      </w:r>
+      <w:r>
+        <w:rPr>
+          <w:rFonts w:cs="B Nazanin"/>
+          <w:rtl/>
+        </w:rPr>
+        <w:t xml:space="preserve"> </w:t>
+      </w:r>
+      <w:r>
+        <w:rPr>
+          <w:rFonts w:cs="B Nazanin" w:hint="cs"/>
+          <w:rtl/>
+        </w:rPr>
+        <w:t>نرمال</w:t>
+      </w:r>
+      <w:r>
+        <w:rPr>
+          <w:rFonts w:cs="B Nazanin"/>
+          <w:rtl/>
+        </w:rPr>
+        <w:t xml:space="preserve"> </w:t>
+      </w:r>
+      <w:r>
+        <w:rPr>
+          <w:rFonts w:cs="B Nazanin" w:hint="cs"/>
+          <w:rtl/>
+        </w:rPr>
+        <w:t>به</w:t>
+      </w:r>
+      <w:r>
+        <w:rPr>
+          <w:rFonts w:cs="B Nazanin"/>
+          <w:rtl/>
+        </w:rPr>
+        <w:t xml:space="preserve"> </w:t>
+      </w:r>
+      <w:r>
+        <w:rPr>
+          <w:rFonts w:cs="B Nazanin" w:hint="cs"/>
+          <w:rtl/>
+        </w:rPr>
+        <w:t>۱۰</w:t>
+      </w:r>
+      <w:r>
+        <w:rPr>
+          <w:rFonts w:ascii="Sakkal Majalla" w:hAnsi="Sakkal Majalla" w:cs="Sakkal Majalla" w:hint="cs"/>
+          <w:rtl/>
+        </w:rPr>
+        <w:t>٪</w:t>
+      </w:r>
+      <w:r>
+        <w:rPr>
+          <w:rFonts w:cs="B Nazanin"/>
+          <w:rtl/>
+        </w:rPr>
+        <w:t xml:space="preserve"> </w:t>
+      </w:r>
+      <w:r>
+        <w:rPr>
+          <w:rFonts w:cs="B Nazanin" w:hint="cs"/>
+          <w:rtl/>
+        </w:rPr>
+        <w:t>غی</w:t>
+      </w:r>
+      <w:r>
+        <w:rPr>
+          <w:rFonts w:cs="B Nazanin" w:hint="eastAsia"/>
+          <w:rtl/>
+        </w:rPr>
+        <w:t>رعاد</w:t>
+      </w:r>
+      <w:r>
+        <w:rPr>
+          <w:rFonts w:cs="B Nazanin" w:hint="cs"/>
+          <w:rtl/>
+        </w:rPr>
+        <w:t>ی</w:t>
+      </w:r>
+      <w:r>
+        <w:rPr>
+          <w:rFonts w:cs="B Nazanin"/>
+          <w:rtl/>
+        </w:rPr>
+        <w:t xml:space="preserve"> باعث </w:t>
+      </w:r>
+      <w:proofErr w:type="spellStart"/>
+      <w:r>
+        <w:rPr>
+          <w:rFonts w:cs="B Nazanin"/>
+          <w:rtl/>
+        </w:rPr>
+        <w:t>سوگ</w:t>
+      </w:r>
+      <w:r>
+        <w:rPr>
+          <w:rFonts w:cs="B Nazanin" w:hint="cs"/>
+          <w:rtl/>
+        </w:rPr>
+        <w:t>ی</w:t>
+      </w:r>
+      <w:r>
+        <w:rPr>
+          <w:rFonts w:cs="B Nazanin" w:hint="eastAsia"/>
+          <w:rtl/>
+        </w:rPr>
+        <w:t>ر</w:t>
+      </w:r>
+      <w:r>
+        <w:rPr>
+          <w:rFonts w:cs="B Nazanin" w:hint="cs"/>
+          <w:rtl/>
+        </w:rPr>
+        <w:t>ی</w:t>
+      </w:r>
+      <w:proofErr w:type="spellEnd"/>
+      <w:r>
+        <w:rPr>
+          <w:rFonts w:cs="B Nazanin"/>
+          <w:rtl/>
+        </w:rPr>
+        <w:t xml:space="preserve"> مدل به سمت </w:t>
+      </w:r>
+      <w:proofErr w:type="spellStart"/>
+      <w:r>
+        <w:rPr>
+          <w:rFonts w:cs="B Nazanin"/>
+          <w:rtl/>
+        </w:rPr>
+        <w:t>پ</w:t>
+      </w:r>
+      <w:r>
+        <w:rPr>
+          <w:rFonts w:cs="B Nazanin" w:hint="cs"/>
+          <w:rtl/>
+        </w:rPr>
+        <w:t>ی</w:t>
+      </w:r>
+      <w:r>
+        <w:rPr>
+          <w:rFonts w:cs="B Nazanin" w:hint="eastAsia"/>
+          <w:rtl/>
+        </w:rPr>
+        <w:t>ش‌ب</w:t>
+      </w:r>
+      <w:r>
+        <w:rPr>
+          <w:rFonts w:cs="B Nazanin" w:hint="cs"/>
+          <w:rtl/>
+        </w:rPr>
+        <w:t>ی</w:t>
+      </w:r>
+      <w:r>
+        <w:rPr>
+          <w:rFonts w:cs="B Nazanin" w:hint="eastAsia"/>
+          <w:rtl/>
+        </w:rPr>
+        <w:t>ن</w:t>
+      </w:r>
+      <w:r>
+        <w:rPr>
+          <w:rFonts w:cs="B Nazanin" w:hint="cs"/>
+          <w:rtl/>
+        </w:rPr>
+        <w:t>ی</w:t>
+      </w:r>
+      <w:proofErr w:type="spellEnd"/>
+      <w:r>
+        <w:rPr>
+          <w:rFonts w:cs="B Nazanin"/>
+          <w:rtl/>
+        </w:rPr>
+        <w:t xml:space="preserve"> «نرمال» </w:t>
+      </w:r>
+      <w:proofErr w:type="spellStart"/>
+      <w:r>
+        <w:rPr>
+          <w:rFonts w:cs="B Nazanin"/>
+          <w:rtl/>
+        </w:rPr>
+        <w:t>م</w:t>
+      </w:r>
+      <w:r>
+        <w:rPr>
+          <w:rFonts w:cs="B Nazanin" w:hint="cs"/>
+          <w:rtl/>
+        </w:rPr>
+        <w:t>ی‌</w:t>
+      </w:r>
+      <w:r>
+        <w:rPr>
+          <w:rFonts w:cs="B Nazanin" w:hint="eastAsia"/>
+          <w:rtl/>
+        </w:rPr>
+        <w:t>شود</w:t>
+      </w:r>
+      <w:proofErr w:type="spellEnd"/>
+      <w:r>
+        <w:rPr>
+          <w:rFonts w:cs="B Nazanin"/>
+          <w:rtl/>
+        </w:rPr>
+        <w:t xml:space="preserve">.  </w:t>
       </w:r>
     </w:p>
     <w:p>
@@ -4278,24 +4831,74 @@
           <w:rFonts w:cs="B Nazanin"/>
           <w:rtl/>
         </w:rPr>
-        <w:t xml:space="preserve">: </w:t>
-      </w:r>
-      <w:proofErr w:type="spellStart"/>
-      <w:r>
-        <w:rPr>
-          <w:rFonts w:cs="B Nazanin"/>
-          <w:rtl/>
-        </w:rPr>
-        <w:t>دسته‌بند</w:t>
-      </w:r>
-      <w:r>
-        <w:rPr>
-          <w:rFonts w:cs="B Nazanin" w:hint="cs"/>
-          <w:rtl/>
-        </w:rPr>
-        <w:t>ی</w:t>
-      </w:r>
-      <w:proofErr w:type="spellEnd"/>
+        <w:t xml:space="preserve">: استفاده از </w:t>
+      </w:r>
+      <w:proofErr w:type="spellStart"/>
+      <w:r>
+        <w:rPr>
+          <w:rFonts w:cs="B Nazanin"/>
+          <w:rtl/>
+        </w:rPr>
+        <w:t>وزن‌ده</w:t>
+      </w:r>
+      <w:r>
+        <w:rPr>
+          <w:rFonts w:cs="B Nazanin" w:hint="cs"/>
+          <w:rtl/>
+        </w:rPr>
+        <w:t>ی</w:t>
+      </w:r>
+      <w:proofErr w:type="spellEnd"/>
+      <w:r>
+        <w:rPr>
+          <w:rFonts w:cs="B Nazanin"/>
+          <w:rtl/>
+        </w:rPr>
+        <w:t xml:space="preserve"> به </w:t>
+      </w:r>
+      <w:proofErr w:type="spellStart"/>
+      <w:r>
+        <w:rPr>
+          <w:rFonts w:cs="B Nazanin"/>
+          <w:rtl/>
+        </w:rPr>
+        <w:t>کلاس‌ها</w:t>
+      </w:r>
+      <w:proofErr w:type="spellEnd"/>
+      <w:r>
+        <w:rPr>
+          <w:rFonts w:cs="B Nazanin"/>
+          <w:rtl/>
+        </w:rPr>
+        <w:t xml:space="preserve"> (</w:t>
+      </w:r>
+      <w:r>
+        <w:rPr>
+          <w:rFonts w:cs="B Nazanin"/>
+        </w:rPr>
+        <w:t>Class Weights</w:t>
+      </w:r>
+      <w:r>
+        <w:rPr>
+          <w:rFonts w:cs="B Nazanin"/>
+          <w:rtl/>
+        </w:rPr>
+        <w:t xml:space="preserve">) </w:t>
+      </w:r>
+      <w:r>
+        <w:rPr>
+          <w:rFonts w:cs="B Nazanin" w:hint="cs"/>
+          <w:rtl/>
+        </w:rPr>
+        <w:t>ی</w:t>
+      </w:r>
+      <w:r>
+        <w:rPr>
+          <w:rFonts w:cs="B Nazanin" w:hint="eastAsia"/>
+          <w:rtl/>
+        </w:rPr>
+        <w:t>ا</w:t>
+      </w:r>
       <w:r>
         <w:rPr>
           <w:rFonts w:cs="B Nazanin"/>
@@ -4309,77 +4912,7 @@
           <w:rFonts w:cs="B Nazanin"/>
           <w:rtl/>
         </w:rPr>
-        <w:t>داده‌ها</w:t>
-      </w:r>
-      <w:proofErr w:type="spellEnd"/>
-      <w:r>
-        <w:rPr>
-          <w:rFonts w:cs="B Nazanin"/>
-          <w:rtl/>
-        </w:rPr>
-        <w:t xml:space="preserve"> بر اساس سطح بار تورب</w:t>
-      </w:r>
-      <w:r>
-        <w:rPr>
-          <w:rFonts w:cs="B Nazanin" w:hint="cs"/>
-          <w:rtl/>
-        </w:rPr>
-        <w:t>ی</w:t>
-      </w:r>
-      <w:r>
-        <w:rPr>
-          <w:rFonts w:cs="B Nazanin" w:hint="eastAsia"/>
-          <w:rtl/>
-        </w:rPr>
-        <w:t>ن</w:t>
-      </w:r>
-      <w:r>
-        <w:rPr>
-          <w:rFonts w:cs="B Nazanin"/>
-          <w:rtl/>
-        </w:rPr>
-        <w:t xml:space="preserve"> و اجرا</w:t>
-      </w:r>
-      <w:r>
-        <w:rPr>
-          <w:rFonts w:cs="B Nazanin" w:hint="cs"/>
-          <w:rtl/>
-        </w:rPr>
-        <w:t>ی</w:t>
-      </w:r>
-      <w:r>
-        <w:rPr>
-          <w:rFonts w:cs="B Nazanin"/>
-          <w:rtl/>
-        </w:rPr>
-        <w:t xml:space="preserve"> جداگانه </w:t>
-      </w:r>
-      <w:r>
-        <w:rPr>
-          <w:rFonts w:cs="B Nazanin"/>
-        </w:rPr>
-        <w:t>DBSCAN</w:t>
-      </w:r>
-      <w:r>
-        <w:rPr>
-          <w:rFonts w:cs="B Nazanin"/>
-          <w:rtl/>
-        </w:rPr>
-        <w:t xml:space="preserve"> رو</w:t>
-      </w:r>
-      <w:r>
-        <w:rPr>
-          <w:rFonts w:cs="B Nazanin" w:hint="cs"/>
-          <w:rtl/>
-        </w:rPr>
-        <w:t>ی</w:t>
-      </w:r>
-      <w:r>
-        <w:rPr>
-          <w:rFonts w:cs="B Nazanin"/>
-          <w:rtl/>
-        </w:rPr>
-        <w:t xml:space="preserve"> هر دسته، به منظور جلوگ</w:t>
+        <w:t>بهره‌گ</w:t>
       </w:r>
       <w:r>
         <w:rPr>
@@ -4402,42 +4935,56 @@
         </w:rPr>
         <w:t>ی</w:t>
       </w:r>
-      <w:r>
-        <w:rPr>
-          <w:rFonts w:cs="B Nazanin"/>
-          <w:rtl/>
-        </w:rPr>
-        <w:t xml:space="preserve"> از اشتباه گرفتن «</w:t>
-      </w:r>
-      <w:proofErr w:type="spellStart"/>
-      <w:r>
-        <w:rPr>
-          <w:rFonts w:cs="B Nazanin"/>
-          <w:rtl/>
-        </w:rPr>
-        <w:t>کم‌تکرار</w:t>
-      </w:r>
-      <w:proofErr w:type="spellEnd"/>
-      <w:r>
-        <w:rPr>
-          <w:rFonts w:cs="B Nazanin"/>
-          <w:rtl/>
-        </w:rPr>
-        <w:t xml:space="preserve"> بودن» با «خراب</w:t>
-      </w:r>
-      <w:r>
-        <w:rPr>
-          <w:rFonts w:cs="B Nazanin" w:hint="cs"/>
-          <w:rtl/>
-        </w:rPr>
-        <w:t>ی</w:t>
-      </w:r>
-      <w:r>
-        <w:rPr>
-          <w:rFonts w:cs="B Nazanin" w:hint="eastAsia"/>
-          <w:rtl/>
-        </w:rPr>
-        <w:t>»</w:t>
+      <w:proofErr w:type="spellEnd"/>
+      <w:r>
+        <w:rPr>
+          <w:rFonts w:cs="B Nazanin"/>
+          <w:rtl/>
+        </w:rPr>
+        <w:t xml:space="preserve"> از </w:t>
+      </w:r>
+      <w:proofErr w:type="spellStart"/>
+      <w:r>
+        <w:rPr>
+          <w:rFonts w:cs="B Nazanin"/>
+          <w:rtl/>
+        </w:rPr>
+        <w:t>الگور</w:t>
+      </w:r>
+      <w:r>
+        <w:rPr>
+          <w:rFonts w:cs="B Nazanin" w:hint="cs"/>
+          <w:rtl/>
+        </w:rPr>
+        <w:t>ی</w:t>
+      </w:r>
+      <w:r>
+        <w:rPr>
+          <w:rFonts w:cs="B Nazanin" w:hint="eastAsia"/>
+          <w:rtl/>
+        </w:rPr>
+        <w:t>تم‌ها</w:t>
+      </w:r>
+      <w:r>
+        <w:rPr>
+          <w:rFonts w:cs="B Nazanin" w:hint="cs"/>
+          <w:rtl/>
+        </w:rPr>
+        <w:t>ی</w:t>
+      </w:r>
+      <w:proofErr w:type="spellEnd"/>
+      <w:r>
+        <w:rPr>
+          <w:rFonts w:cs="B Nazanin"/>
+          <w:rtl/>
+        </w:rPr>
+        <w:t xml:space="preserve"> متوازن مانند </w:t>
+      </w:r>
+      <w:r>
+        <w:rPr>
+          <w:rFonts w:cs="B Nazanin"/>
+        </w:rPr>
+        <w:t>Balanced Random Forest</w:t>
       </w:r>
       <w:r>
         <w:rPr>
@@ -4467,97 +5014,47 @@
           <w:rFonts w:cs="B Nazanin"/>
           <w:rtl/>
         </w:rPr>
-        <w:t xml:space="preserve"> چ</w:t>
-      </w:r>
-      <w:r>
-        <w:rPr>
-          <w:rFonts w:cs="B Nazanin" w:hint="cs"/>
-          <w:rtl/>
-        </w:rPr>
-        <w:t>ی</w:t>
-      </w:r>
-      <w:r>
-        <w:rPr>
-          <w:rFonts w:cs="B Nazanin" w:hint="eastAsia"/>
-          <w:rtl/>
-        </w:rPr>
-        <w:t>دمان</w:t>
-      </w:r>
-      <w:r>
-        <w:rPr>
-          <w:rFonts w:cs="B Nazanin"/>
-          <w:rtl/>
-        </w:rPr>
-        <w:t xml:space="preserve"> عمل</w:t>
-      </w:r>
-      <w:r>
-        <w:rPr>
-          <w:rFonts w:cs="B Nazanin" w:hint="cs"/>
-          <w:rtl/>
-        </w:rPr>
-        <w:t>ی</w:t>
-      </w:r>
-      <w:r>
-        <w:rPr>
-          <w:rFonts w:cs="B Nazanin" w:hint="eastAsia"/>
-          <w:rtl/>
-        </w:rPr>
-        <w:t>ات</w:t>
-      </w:r>
-      <w:r>
-        <w:rPr>
-          <w:rFonts w:cs="B Nazanin" w:hint="cs"/>
-          <w:rtl/>
-        </w:rPr>
-        <w:t>ی</w:t>
-      </w:r>
-      <w:r>
-        <w:rPr>
-          <w:rFonts w:cs="B Nazanin"/>
-          <w:rtl/>
-        </w:rPr>
-        <w:t xml:space="preserve"> پ</w:t>
-      </w:r>
-      <w:r>
-        <w:rPr>
-          <w:rFonts w:cs="B Nazanin" w:hint="cs"/>
-          <w:rtl/>
-        </w:rPr>
-        <w:t>ی</w:t>
-      </w:r>
-      <w:r>
-        <w:rPr>
-          <w:rFonts w:cs="B Nazanin" w:hint="eastAsia"/>
-          <w:rtl/>
-        </w:rPr>
-        <w:t>شنهاد</w:t>
-      </w:r>
-      <w:r>
-        <w:rPr>
-          <w:rFonts w:cs="B Nazanin" w:hint="cs"/>
-          <w:rtl/>
-        </w:rPr>
-        <w:t>ی</w:t>
-      </w:r>
-      <w:r>
-        <w:rPr>
-          <w:rFonts w:cs="B Nazanin"/>
-          <w:rtl/>
-        </w:rPr>
-        <w:t xml:space="preserve"> (</w:t>
-      </w:r>
-      <w:r>
-        <w:rPr>
-          <w:rFonts w:cs="B Nazanin"/>
-        </w:rPr>
-        <w:t>Workflow</w:t>
-      </w:r>
-      <w:r>
-        <w:rPr>
-          <w:rFonts w:cs="B Nazanin"/>
-          <w:rtl/>
-        </w:rPr>
-        <w:t>)</w:t>
+        <w:t xml:space="preserve"> ۳. تنظ</w:t>
+      </w:r>
+      <w:r>
+        <w:rPr>
+          <w:rFonts w:cs="B Nazanin" w:hint="cs"/>
+          <w:rtl/>
+        </w:rPr>
+        <w:t>ی</w:t>
+      </w:r>
+      <w:r>
+        <w:rPr>
+          <w:rFonts w:cs="B Nazanin" w:hint="eastAsia"/>
+          <w:rtl/>
+        </w:rPr>
+        <w:t>م</w:t>
+      </w:r>
+      <w:r>
+        <w:rPr>
+          <w:rFonts w:cs="B Nazanin"/>
+          <w:rtl/>
+        </w:rPr>
+        <w:t xml:space="preserve"> پارامتر </w:t>
+      </w:r>
+      <w:r>
+        <w:rPr>
+          <w:rFonts w:cs="B Nazanin"/>
+        </w:rPr>
+        <w:t>Epsilon</w:t>
+      </w:r>
+      <w:r>
+        <w:rPr>
+          <w:rFonts w:cs="B Nazanin"/>
+          <w:rtl/>
+        </w:rPr>
+        <w:t xml:space="preserve"> در </w:t>
+      </w:r>
+      <w:r>
+        <w:rPr>
+          <w:rFonts w:cs="B Nazanin"/>
+        </w:rPr>
+        <w:t>DBSCAN</w:t>
       </w:r>
     </w:p>
     <w:p>
@@ -4572,48 +5069,7 @@
           <w:rFonts w:cs="B Nazanin"/>
           <w:rtl/>
         </w:rPr>
-        <w:t>۱. اجرا</w:t>
-      </w:r>
-      <w:r>
-        <w:rPr>
-          <w:rFonts w:cs="B Nazanin" w:hint="cs"/>
-          <w:rtl/>
-        </w:rPr>
-        <w:t>ی</w:t>
-      </w:r>
-      <w:r>
-        <w:rPr>
-          <w:rFonts w:cs="B Nazanin"/>
-          <w:rtl/>
-        </w:rPr>
-        <w:t xml:space="preserve"> </w:t>
-      </w:r>
-      <w:r>
-        <w:rPr>
-          <w:rFonts w:cs="B Nazanin"/>
-        </w:rPr>
-        <w:t>DBSCAN</w:t>
-      </w:r>
-      <w:r>
-        <w:rPr>
-          <w:rFonts w:cs="B Nazanin"/>
-          <w:rtl/>
-        </w:rPr>
-        <w:t xml:space="preserve"> رو</w:t>
-      </w:r>
-      <w:r>
-        <w:rPr>
-          <w:rFonts w:cs="B Nazanin" w:hint="cs"/>
-          <w:rtl/>
-        </w:rPr>
-        <w:t>ی</w:t>
-      </w:r>
-      <w:r>
-        <w:rPr>
-          <w:rFonts w:cs="B Nazanin"/>
-          <w:rtl/>
-        </w:rPr>
-        <w:t xml:space="preserve"> </w:t>
+        <w:t xml:space="preserve">- چالش: </w:t>
       </w:r>
       <w:proofErr w:type="spellStart"/>
       <w:r>
@@ -4636,62 +5092,100 @@
           <w:rFonts w:cs="B Nazanin"/>
           <w:rtl/>
         </w:rPr>
-        <w:t xml:space="preserve"> تار</w:t>
-      </w:r>
-      <w:r>
-        <w:rPr>
-          <w:rFonts w:cs="B Nazanin" w:hint="cs"/>
-          <w:rtl/>
-        </w:rPr>
-        <w:t>ی</w:t>
-      </w:r>
-      <w:r>
-        <w:rPr>
-          <w:rFonts w:cs="B Nazanin" w:hint="eastAsia"/>
-          <w:rtl/>
-        </w:rPr>
-        <w:t>خ</w:t>
-      </w:r>
-      <w:r>
-        <w:rPr>
-          <w:rFonts w:cs="B Nazanin" w:hint="cs"/>
-          <w:rtl/>
-        </w:rPr>
-        <w:t>ی</w:t>
-      </w:r>
-      <w:r>
-        <w:rPr>
-          <w:rFonts w:cs="B Nazanin"/>
-          <w:rtl/>
-        </w:rPr>
-        <w:t xml:space="preserve"> به منظور شناسا</w:t>
-      </w:r>
-      <w:r>
-        <w:rPr>
-          <w:rFonts w:cs="B Nazanin" w:hint="cs"/>
-          <w:rtl/>
-        </w:rPr>
-        <w:t>یی</w:t>
-      </w:r>
-      <w:r>
-        <w:rPr>
-          <w:rFonts w:cs="B Nazanin"/>
-          <w:rtl/>
-        </w:rPr>
-        <w:t xml:space="preserve"> نقاط پرت (</w:t>
-      </w:r>
-      <w:r>
-        <w:rPr>
-          <w:rFonts w:cs="B Nazanin"/>
-        </w:rPr>
-        <w:t>Outliers</w:t>
-      </w:r>
-      <w:r>
-        <w:rPr>
-          <w:rFonts w:cs="B Nazanin"/>
-          <w:rtl/>
-        </w:rPr>
-        <w:t xml:space="preserve">)  </w:t>
+        <w:t xml:space="preserve"> مربوط به بارها</w:t>
+      </w:r>
+      <w:r>
+        <w:rPr>
+          <w:rFonts w:cs="B Nazanin" w:hint="cs"/>
+          <w:rtl/>
+        </w:rPr>
+        <w:t>ی</w:t>
+      </w:r>
+      <w:r>
+        <w:rPr>
+          <w:rFonts w:cs="B Nazanin"/>
+          <w:rtl/>
+        </w:rPr>
+        <w:t xml:space="preserve"> کم (مانند شرا</w:t>
+      </w:r>
+      <w:r>
+        <w:rPr>
+          <w:rFonts w:cs="B Nazanin" w:hint="cs"/>
+          <w:rtl/>
+        </w:rPr>
+        <w:t>ی</w:t>
+      </w:r>
+      <w:r>
+        <w:rPr>
+          <w:rFonts w:cs="B Nazanin" w:hint="eastAsia"/>
+          <w:rtl/>
+        </w:rPr>
+        <w:t>ط</w:t>
+      </w:r>
+      <w:r>
+        <w:rPr>
+          <w:rFonts w:cs="B Nazanin"/>
+          <w:rtl/>
+        </w:rPr>
+        <w:t xml:space="preserve"> زمستان) ممکن است به دل</w:t>
+      </w:r>
+      <w:r>
+        <w:rPr>
+          <w:rFonts w:cs="B Nazanin" w:hint="cs"/>
+          <w:rtl/>
+        </w:rPr>
+        <w:t>ی</w:t>
+      </w:r>
+      <w:r>
+        <w:rPr>
+          <w:rFonts w:cs="B Nazanin" w:hint="eastAsia"/>
+          <w:rtl/>
+        </w:rPr>
+        <w:t>ل</w:t>
+      </w:r>
+      <w:r>
+        <w:rPr>
+          <w:rFonts w:cs="B Nazanin"/>
+          <w:rtl/>
+        </w:rPr>
+        <w:t xml:space="preserve"> تکرار کم، </w:t>
+      </w:r>
+      <w:proofErr w:type="spellStart"/>
+      <w:r>
+        <w:rPr>
+          <w:rFonts w:cs="B Nazanin"/>
+          <w:rtl/>
+        </w:rPr>
+        <w:t>اشتباهاً</w:t>
+      </w:r>
+      <w:proofErr w:type="spellEnd"/>
+      <w:r>
+        <w:rPr>
+          <w:rFonts w:cs="B Nazanin"/>
+          <w:rtl/>
+        </w:rPr>
+        <w:t xml:space="preserve"> پرت تشخ</w:t>
+      </w:r>
+      <w:r>
+        <w:rPr>
+          <w:rFonts w:cs="B Nazanin" w:hint="cs"/>
+          <w:rtl/>
+        </w:rPr>
+        <w:t>ی</w:t>
+      </w:r>
+      <w:r>
+        <w:rPr>
+          <w:rFonts w:cs="B Nazanin" w:hint="eastAsia"/>
+          <w:rtl/>
+        </w:rPr>
+        <w:t>ص</w:t>
+      </w:r>
+      <w:r>
+        <w:rPr>
+          <w:rFonts w:cs="B Nazanin"/>
+          <w:rtl/>
+        </w:rPr>
+        <w:t xml:space="preserve"> داده شوند.  </w:t>
       </w:r>
     </w:p>
     <w:p>
@@ -4706,115 +5200,189 @@
           <w:rFonts w:cs="B Nazanin"/>
           <w:rtl/>
         </w:rPr>
-        <w:t>۲. پالا</w:t>
-      </w:r>
-      <w:r>
-        <w:rPr>
-          <w:rFonts w:cs="B Nazanin" w:hint="cs"/>
-          <w:rtl/>
-        </w:rPr>
-        <w:t>ی</w:t>
-      </w:r>
-      <w:r>
-        <w:rPr>
-          <w:rFonts w:cs="B Nazanin" w:hint="eastAsia"/>
-          <w:rtl/>
-        </w:rPr>
-        <w:t>ش</w:t>
-      </w:r>
-      <w:r>
-        <w:rPr>
-          <w:rFonts w:cs="B Nazanin"/>
-          <w:rtl/>
-        </w:rPr>
-        <w:t xml:space="preserve"> (</w:t>
-      </w:r>
-      <w:r>
-        <w:rPr>
-          <w:rFonts w:cs="B Nazanin"/>
-        </w:rPr>
-        <w:t>Refinement</w:t>
-      </w:r>
-      <w:r>
-        <w:rPr>
-          <w:rFonts w:cs="B Nazanin"/>
-          <w:rtl/>
-        </w:rPr>
-        <w:t xml:space="preserve">): حذف نقاط پرت </w:t>
-      </w:r>
-      <w:proofErr w:type="spellStart"/>
-      <w:r>
-        <w:rPr>
-          <w:rFonts w:cs="B Nazanin"/>
-          <w:rtl/>
-        </w:rPr>
-        <w:t>تک‌لحظه</w:t>
-      </w:r>
-      <w:proofErr w:type="spellEnd"/>
-      <w:r>
-        <w:rPr>
-          <w:rFonts w:cs="B Nazanin"/>
-          <w:rtl/>
-        </w:rPr>
-        <w:t xml:space="preserve"> و انتخاب تنها </w:t>
-      </w:r>
-      <w:proofErr w:type="spellStart"/>
-      <w:r>
-        <w:rPr>
-          <w:rFonts w:cs="B Nazanin"/>
-          <w:rtl/>
-        </w:rPr>
-        <w:t>بلوک‌ها</w:t>
-      </w:r>
-      <w:r>
-        <w:rPr>
-          <w:rFonts w:cs="B Nazanin" w:hint="cs"/>
-          <w:rtl/>
-        </w:rPr>
-        <w:t>ی</w:t>
-      </w:r>
-      <w:proofErr w:type="spellEnd"/>
-      <w:r>
-        <w:rPr>
-          <w:rFonts w:cs="B Nazanin"/>
-          <w:rtl/>
-        </w:rPr>
-        <w:t xml:space="preserve"> زمان</w:t>
-      </w:r>
-      <w:r>
-        <w:rPr>
-          <w:rFonts w:cs="B Nazanin" w:hint="cs"/>
-          <w:rtl/>
-        </w:rPr>
-        <w:t>ی</w:t>
-      </w:r>
-      <w:r>
-        <w:rPr>
-          <w:rFonts w:cs="B Nazanin"/>
-          <w:rtl/>
-        </w:rPr>
-        <w:t xml:space="preserve"> پرت پا</w:t>
-      </w:r>
-      <w:r>
-        <w:rPr>
-          <w:rFonts w:cs="B Nazanin" w:hint="cs"/>
-          <w:rtl/>
-        </w:rPr>
-        <w:t>ی</w:t>
-      </w:r>
-      <w:r>
-        <w:rPr>
-          <w:rFonts w:cs="B Nazanin" w:hint="eastAsia"/>
-          <w:rtl/>
-        </w:rPr>
-        <w:t>دار</w:t>
-      </w:r>
-      <w:r>
-        <w:rPr>
-          <w:rFonts w:cs="B Nazanin"/>
-          <w:rtl/>
-        </w:rPr>
-        <w:t xml:space="preserve">  </w:t>
+        <w:t xml:space="preserve">- </w:t>
+      </w:r>
+      <w:proofErr w:type="spellStart"/>
+      <w:r>
+        <w:rPr>
+          <w:rFonts w:cs="B Nazanin"/>
+          <w:rtl/>
+        </w:rPr>
+        <w:t>راهکار</w:t>
+      </w:r>
+      <w:proofErr w:type="spellEnd"/>
+      <w:r>
+        <w:rPr>
+          <w:rFonts w:cs="B Nazanin"/>
+          <w:rtl/>
+        </w:rPr>
+        <w:t xml:space="preserve">: </w:t>
+      </w:r>
+      <w:proofErr w:type="spellStart"/>
+      <w:r>
+        <w:rPr>
+          <w:rFonts w:cs="B Nazanin"/>
+          <w:rtl/>
+        </w:rPr>
+        <w:t>دسته‌بند</w:t>
+      </w:r>
+      <w:r>
+        <w:rPr>
+          <w:rFonts w:cs="B Nazanin" w:hint="cs"/>
+          <w:rtl/>
+        </w:rPr>
+        <w:t>ی</w:t>
+      </w:r>
+      <w:proofErr w:type="spellEnd"/>
+      <w:r>
+        <w:rPr>
+          <w:rFonts w:cs="B Nazanin"/>
+          <w:rtl/>
+        </w:rPr>
+        <w:t xml:space="preserve"> </w:t>
+      </w:r>
+      <w:proofErr w:type="spellStart"/>
+      <w:r>
+        <w:rPr>
+          <w:rFonts w:cs="B Nazanin"/>
+          <w:rtl/>
+        </w:rPr>
+        <w:t>داده‌ها</w:t>
+      </w:r>
+      <w:proofErr w:type="spellEnd"/>
+      <w:r>
+        <w:rPr>
+          <w:rFonts w:cs="B Nazanin"/>
+          <w:rtl/>
+        </w:rPr>
+        <w:t xml:space="preserve"> بر اساس سطح بار تورب</w:t>
+      </w:r>
+      <w:r>
+        <w:rPr>
+          <w:rFonts w:cs="B Nazanin" w:hint="cs"/>
+          <w:rtl/>
+        </w:rPr>
+        <w:t>ی</w:t>
+      </w:r>
+      <w:r>
+        <w:rPr>
+          <w:rFonts w:cs="B Nazanin" w:hint="eastAsia"/>
+          <w:rtl/>
+        </w:rPr>
+        <w:t>ن</w:t>
+      </w:r>
+      <w:r>
+        <w:rPr>
+          <w:rFonts w:cs="B Nazanin"/>
+          <w:rtl/>
+        </w:rPr>
+        <w:t xml:space="preserve"> و اجرا</w:t>
+      </w:r>
+      <w:r>
+        <w:rPr>
+          <w:rFonts w:cs="B Nazanin" w:hint="cs"/>
+          <w:rtl/>
+        </w:rPr>
+        <w:t>ی</w:t>
+      </w:r>
+      <w:r>
+        <w:rPr>
+          <w:rFonts w:cs="B Nazanin"/>
+          <w:rtl/>
+        </w:rPr>
+        <w:t xml:space="preserve"> جداگانه </w:t>
+      </w:r>
+      <w:r>
+        <w:rPr>
+          <w:rFonts w:cs="B Nazanin"/>
+        </w:rPr>
+        <w:t>DBSCAN</w:t>
+      </w:r>
+      <w:r>
+        <w:rPr>
+          <w:rFonts w:cs="B Nazanin"/>
+          <w:rtl/>
+        </w:rPr>
+        <w:t xml:space="preserve"> رو</w:t>
+      </w:r>
+      <w:r>
+        <w:rPr>
+          <w:rFonts w:cs="B Nazanin" w:hint="cs"/>
+          <w:rtl/>
+        </w:rPr>
+        <w:t>ی</w:t>
+      </w:r>
+      <w:r>
+        <w:rPr>
+          <w:rFonts w:cs="B Nazanin"/>
+          <w:rtl/>
+        </w:rPr>
+        <w:t xml:space="preserve"> هر دسته، به منظور جلوگ</w:t>
+      </w:r>
+      <w:r>
+        <w:rPr>
+          <w:rFonts w:cs="B Nazanin" w:hint="cs"/>
+          <w:rtl/>
+        </w:rPr>
+        <w:t>ی</w:t>
+      </w:r>
+      <w:r>
+        <w:rPr>
+          <w:rFonts w:cs="B Nazanin" w:hint="eastAsia"/>
+          <w:rtl/>
+        </w:rPr>
+        <w:t>ر</w:t>
+      </w:r>
+      <w:r>
+        <w:rPr>
+          <w:rFonts w:cs="B Nazanin" w:hint="cs"/>
+          <w:rtl/>
+        </w:rPr>
+        <w:t>ی</w:t>
+      </w:r>
+      <w:r>
+        <w:rPr>
+          <w:rFonts w:cs="B Nazanin"/>
+          <w:rtl/>
+        </w:rPr>
+        <w:t xml:space="preserve"> از اشتباه گرفتن «</w:t>
+      </w:r>
+      <w:proofErr w:type="spellStart"/>
+      <w:r>
+        <w:rPr>
+          <w:rFonts w:cs="B Nazanin"/>
+          <w:rtl/>
+        </w:rPr>
+        <w:t>کم‌تکرار</w:t>
+      </w:r>
+      <w:proofErr w:type="spellEnd"/>
+      <w:r>
+        <w:rPr>
+          <w:rFonts w:cs="B Nazanin"/>
+          <w:rtl/>
+        </w:rPr>
+        <w:t xml:space="preserve"> بودن» با «خراب</w:t>
+      </w:r>
+      <w:r>
+        <w:rPr>
+          <w:rFonts w:cs="B Nazanin" w:hint="cs"/>
+          <w:rtl/>
+        </w:rPr>
+        <w:t>ی</w:t>
+      </w:r>
+      <w:r>
+        <w:rPr>
+          <w:rFonts w:cs="B Nazanin" w:hint="eastAsia"/>
+          <w:rtl/>
+        </w:rPr>
+        <w:t>»</w:t>
+      </w:r>
+      <w:r>
+        <w:rPr>
+          <w:rFonts w:cs="B Nazanin"/>
+          <w:rtl/>
+        </w:rPr>
+        <w:t>.</w:t>
       </w:r>
     </w:p>
     <w:p>
@@ -4824,36 +5392,6 @@
           <w:rtl/>
         </w:rPr>
       </w:pPr>
-      <w:r>
-        <w:rPr>
-          <w:rFonts w:cs="B Nazanin"/>
-          <w:rtl/>
-        </w:rPr>
-        <w:t xml:space="preserve">۳. </w:t>
-      </w:r>
-      <w:proofErr w:type="spellStart"/>
-      <w:r>
-        <w:rPr>
-          <w:rFonts w:cs="B Nazanin"/>
-          <w:rtl/>
-        </w:rPr>
-        <w:t>برچسب‌گذار</w:t>
-      </w:r>
-      <w:r>
-        <w:rPr>
-          <w:rFonts w:cs="B Nazanin" w:hint="cs"/>
-          <w:rtl/>
-        </w:rPr>
-        <w:t>ی</w:t>
-      </w:r>
-      <w:proofErr w:type="spellEnd"/>
-      <w:r>
-        <w:rPr>
-          <w:rFonts w:cs="B Nazanin"/>
-          <w:rtl/>
-        </w:rPr>
-        <w:t xml:space="preserve">:  </w:t>
-      </w:r>
     </w:p>
     <w:p>
       <w:pPr>
@@ -4867,30 +5405,97 @@
           <w:rFonts w:cs="B Nazanin"/>
           <w:rtl/>
         </w:rPr>
-        <w:t xml:space="preserve">   - کلاس ۰: نقاط درون </w:t>
-      </w:r>
-      <w:proofErr w:type="spellStart"/>
-      <w:r>
-        <w:rPr>
-          <w:rFonts w:cs="B Nazanin"/>
-          <w:rtl/>
-        </w:rPr>
-        <w:t>خوشه‌ها</w:t>
-      </w:r>
-      <w:r>
-        <w:rPr>
-          <w:rFonts w:cs="B Nazanin" w:hint="cs"/>
-          <w:rtl/>
-        </w:rPr>
-        <w:t>ی</w:t>
-      </w:r>
-      <w:proofErr w:type="spellEnd"/>
-      <w:r>
-        <w:rPr>
-          <w:rFonts w:cs="B Nazanin"/>
-          <w:rtl/>
-        </w:rPr>
-        <w:t xml:space="preserve"> متراکم (نرمال)  </w:t>
+        <w:t xml:space="preserve"> چ</w:t>
+      </w:r>
+      <w:r>
+        <w:rPr>
+          <w:rFonts w:cs="B Nazanin" w:hint="cs"/>
+          <w:rtl/>
+        </w:rPr>
+        <w:t>ی</w:t>
+      </w:r>
+      <w:r>
+        <w:rPr>
+          <w:rFonts w:cs="B Nazanin" w:hint="eastAsia"/>
+          <w:rtl/>
+        </w:rPr>
+        <w:t>دمان</w:t>
+      </w:r>
+      <w:r>
+        <w:rPr>
+          <w:rFonts w:cs="B Nazanin"/>
+          <w:rtl/>
+        </w:rPr>
+        <w:t xml:space="preserve"> عمل</w:t>
+      </w:r>
+      <w:r>
+        <w:rPr>
+          <w:rFonts w:cs="B Nazanin" w:hint="cs"/>
+          <w:rtl/>
+        </w:rPr>
+        <w:t>ی</w:t>
+      </w:r>
+      <w:r>
+        <w:rPr>
+          <w:rFonts w:cs="B Nazanin" w:hint="eastAsia"/>
+          <w:rtl/>
+        </w:rPr>
+        <w:t>ات</w:t>
+      </w:r>
+      <w:r>
+        <w:rPr>
+          <w:rFonts w:cs="B Nazanin" w:hint="cs"/>
+          <w:rtl/>
+        </w:rPr>
+        <w:t>ی</w:t>
+      </w:r>
+      <w:r>
+        <w:rPr>
+          <w:rFonts w:cs="B Nazanin"/>
+          <w:rtl/>
+        </w:rPr>
+        <w:t xml:space="preserve"> پ</w:t>
+      </w:r>
+      <w:r>
+        <w:rPr>
+          <w:rFonts w:cs="B Nazanin" w:hint="cs"/>
+          <w:rtl/>
+        </w:rPr>
+        <w:t>ی</w:t>
+      </w:r>
+      <w:r>
+        <w:rPr>
+          <w:rFonts w:cs="B Nazanin" w:hint="eastAsia"/>
+          <w:rtl/>
+        </w:rPr>
+        <w:t>شنهاد</w:t>
+      </w:r>
+      <w:r>
+        <w:rPr>
+          <w:rFonts w:cs="B Nazanin" w:hint="cs"/>
+          <w:rtl/>
+        </w:rPr>
+        <w:t>ی</w:t>
+      </w:r>
+      <w:r>
+        <w:rPr>
+          <w:rFonts w:cs="B Nazanin"/>
+          <w:rtl/>
+        </w:rPr>
+        <w:t xml:space="preserve"> (</w:t>
+      </w:r>
+      <w:r>
+        <w:rPr>
+          <w:rFonts w:cs="B Nazanin"/>
+        </w:rPr>
+        <w:t>Workflow</w:t>
+      </w:r>
+      <w:r>
+        <w:rPr>
+          <w:rFonts w:cs="B Nazanin"/>
+          <w:rtl/>
+        </w:rPr>
+        <w:t>)</w:t>
       </w:r>
     </w:p>
     <w:p>
@@ -4905,15 +5510,99 @@
           <w:rFonts w:cs="B Nazanin"/>
           <w:rtl/>
         </w:rPr>
-        <w:t xml:space="preserve">   - کلاس ۱: نقاط پرت </w:t>
-      </w:r>
-      <w:proofErr w:type="spellStart"/>
-      <w:r>
-        <w:rPr>
-          <w:rFonts w:cs="B Nazanin"/>
-          <w:rtl/>
-        </w:rPr>
-        <w:t>تأ</w:t>
+        <w:t>۱. اجرا</w:t>
+      </w:r>
+      <w:r>
+        <w:rPr>
+          <w:rFonts w:cs="B Nazanin" w:hint="cs"/>
+          <w:rtl/>
+        </w:rPr>
+        <w:t>ی</w:t>
+      </w:r>
+      <w:r>
+        <w:rPr>
+          <w:rFonts w:cs="B Nazanin"/>
+          <w:rtl/>
+        </w:rPr>
+        <w:t xml:space="preserve"> </w:t>
+      </w:r>
+      <w:r>
+        <w:rPr>
+          <w:rFonts w:cs="B Nazanin"/>
+        </w:rPr>
+        <w:t>DBSCAN</w:t>
+      </w:r>
+      <w:r>
+        <w:rPr>
+          <w:rFonts w:cs="B Nazanin"/>
+          <w:rtl/>
+        </w:rPr>
+        <w:t xml:space="preserve"> رو</w:t>
+      </w:r>
+      <w:r>
+        <w:rPr>
+          <w:rFonts w:cs="B Nazanin" w:hint="cs"/>
+          <w:rtl/>
+        </w:rPr>
+        <w:t>ی</w:t>
+      </w:r>
+      <w:r>
+        <w:rPr>
+          <w:rFonts w:cs="B Nazanin"/>
+          <w:rtl/>
+        </w:rPr>
+        <w:t xml:space="preserve"> </w:t>
+      </w:r>
+      <w:proofErr w:type="spellStart"/>
+      <w:r>
+        <w:rPr>
+          <w:rFonts w:cs="B Nazanin"/>
+          <w:rtl/>
+        </w:rPr>
+        <w:t>داده‌ها</w:t>
+      </w:r>
+      <w:r>
+        <w:rPr>
+          <w:rFonts w:cs="B Nazanin" w:hint="cs"/>
+          <w:rtl/>
+        </w:rPr>
+        <w:t>ی</w:t>
+      </w:r>
+      <w:proofErr w:type="spellEnd"/>
+      <w:r>
+        <w:rPr>
+          <w:rFonts w:cs="B Nazanin"/>
+          <w:rtl/>
+        </w:rPr>
+        <w:t xml:space="preserve"> تار</w:t>
+      </w:r>
+      <w:r>
+        <w:rPr>
+          <w:rFonts w:cs="B Nazanin" w:hint="cs"/>
+          <w:rtl/>
+        </w:rPr>
+        <w:t>ی</w:t>
+      </w:r>
+      <w:r>
+        <w:rPr>
+          <w:rFonts w:cs="B Nazanin" w:hint="eastAsia"/>
+          <w:rtl/>
+        </w:rPr>
+        <w:t>خ</w:t>
+      </w:r>
+      <w:r>
+        <w:rPr>
+          <w:rFonts w:cs="B Nazanin" w:hint="cs"/>
+          <w:rtl/>
+        </w:rPr>
+        <w:t>ی</w:t>
+      </w:r>
+      <w:r>
+        <w:rPr>
+          <w:rFonts w:cs="B Nazanin"/>
+          <w:rtl/>
+        </w:rPr>
+        <w:t xml:space="preserve"> به منظور شناسا</w:t>
       </w:r>
       <w:r>
         <w:rPr>
@@ -4924,39 +5613,16 @@
       </w:r>
       <w:r>
         <w:rPr>
-          <w:rFonts w:cs="B Nazanin" w:hint="eastAsia"/>
-          <w:rtl/>
-        </w:rPr>
-        <w:t>دشده</w:t>
-      </w:r>
-      <w:proofErr w:type="spellEnd"/>
-      <w:r>
-        <w:rPr>
-          <w:rFonts w:cs="B Nazanin"/>
-          <w:rtl/>
-        </w:rPr>
-        <w:t xml:space="preserve"> (غ</w:t>
-      </w:r>
-      <w:r>
-        <w:rPr>
-          <w:rFonts w:cs="B Nazanin" w:hint="cs"/>
-          <w:rtl/>
-        </w:rPr>
-        <w:t>ی</w:t>
-      </w:r>
-      <w:r>
-        <w:rPr>
-          <w:rFonts w:cs="B Nazanin" w:hint="eastAsia"/>
-          <w:rtl/>
-        </w:rPr>
-        <w:t>رعاد</w:t>
-      </w:r>
-      <w:r>
-        <w:rPr>
-          <w:rFonts w:cs="B Nazanin" w:hint="cs"/>
-          <w:rtl/>
-        </w:rPr>
-        <w:t>ی</w:t>
+          <w:rFonts w:cs="B Nazanin"/>
+          <w:rtl/>
+        </w:rPr>
+        <w:t xml:space="preserve"> نقاط پرت (</w:t>
+      </w:r>
+      <w:r>
+        <w:rPr>
+          <w:rFonts w:cs="B Nazanin"/>
+        </w:rPr>
+        <w:t>Outliers</w:t>
       </w:r>
       <w:r>
         <w:rPr>
@@ -4978,168 +5644,109 @@
           <w:rFonts w:cs="B Nazanin"/>
           <w:rtl/>
         </w:rPr>
-        <w:t xml:space="preserve">۴. آموزش مدل </w:t>
-      </w:r>
-      <w:proofErr w:type="spellStart"/>
-      <w:r>
-        <w:rPr>
-          <w:rFonts w:cs="B Nazanin"/>
-          <w:rtl/>
-        </w:rPr>
-        <w:t>کلاس</w:t>
-      </w:r>
-      <w:r>
-        <w:rPr>
-          <w:rFonts w:cs="B Nazanin" w:hint="cs"/>
-          <w:rtl/>
-        </w:rPr>
-        <w:t>ی</w:t>
-      </w:r>
-      <w:r>
-        <w:rPr>
-          <w:rFonts w:cs="B Nazanin" w:hint="eastAsia"/>
-          <w:rtl/>
-        </w:rPr>
-        <w:t>ف</w:t>
-      </w:r>
-      <w:r>
-        <w:rPr>
-          <w:rFonts w:cs="B Nazanin" w:hint="cs"/>
-          <w:rtl/>
-        </w:rPr>
-        <w:t>ی</w:t>
-      </w:r>
-      <w:r>
-        <w:rPr>
-          <w:rFonts w:cs="B Nazanin" w:hint="eastAsia"/>
-          <w:rtl/>
-        </w:rPr>
-        <w:t>ک</w:t>
-      </w:r>
-      <w:r>
-        <w:rPr>
-          <w:rFonts w:cs="B Nazanin" w:hint="cs"/>
-          <w:rtl/>
-        </w:rPr>
-        <w:t>ی</w:t>
-      </w:r>
-      <w:r>
-        <w:rPr>
-          <w:rFonts w:cs="B Nazanin" w:hint="eastAsia"/>
-          <w:rtl/>
-        </w:rPr>
-        <w:t>شن</w:t>
-      </w:r>
-      <w:proofErr w:type="spellEnd"/>
-      <w:r>
-        <w:rPr>
-          <w:rFonts w:cs="B Nazanin"/>
-          <w:rtl/>
-        </w:rPr>
-        <w:t xml:space="preserve"> با استفاده از </w:t>
-      </w:r>
-      <w:proofErr w:type="spellStart"/>
-      <w:r>
-        <w:rPr>
-          <w:rFonts w:cs="B Nazanin"/>
-          <w:rtl/>
-        </w:rPr>
-        <w:t>الگور</w:t>
-      </w:r>
-      <w:r>
-        <w:rPr>
-          <w:rFonts w:cs="B Nazanin" w:hint="cs"/>
-          <w:rtl/>
-        </w:rPr>
-        <w:t>ی</w:t>
-      </w:r>
-      <w:r>
-        <w:rPr>
-          <w:rFonts w:cs="B Nazanin" w:hint="eastAsia"/>
-          <w:rtl/>
-        </w:rPr>
-        <w:t>تم‌ها</w:t>
-      </w:r>
-      <w:r>
-        <w:rPr>
-          <w:rFonts w:cs="B Nazanin" w:hint="cs"/>
-          <w:rtl/>
-        </w:rPr>
-        <w:t>یی</w:t>
-      </w:r>
-      <w:proofErr w:type="spellEnd"/>
-      <w:r>
-        <w:rPr>
-          <w:rFonts w:cs="B Nazanin"/>
-          <w:rtl/>
-        </w:rPr>
-        <w:t xml:space="preserve"> نظ</w:t>
-      </w:r>
-      <w:r>
-        <w:rPr>
-          <w:rFonts w:cs="B Nazanin" w:hint="cs"/>
-          <w:rtl/>
-        </w:rPr>
-        <w:t>ی</w:t>
-      </w:r>
-      <w:r>
-        <w:rPr>
-          <w:rFonts w:cs="B Nazanin" w:hint="eastAsia"/>
-          <w:rtl/>
-        </w:rPr>
-        <w:t>ر</w:t>
-      </w:r>
-      <w:r>
-        <w:rPr>
-          <w:rFonts w:cs="B Nazanin"/>
-          <w:rtl/>
-        </w:rPr>
-        <w:t xml:space="preserve"> </w:t>
-      </w:r>
-      <w:proofErr w:type="spellStart"/>
-      <w:r>
-        <w:rPr>
-          <w:rFonts w:cs="B Nazanin"/>
-        </w:rPr>
-        <w:t>XGBoost</w:t>
-      </w:r>
-      <w:proofErr w:type="spellEnd"/>
-      <w:r>
-        <w:rPr>
-          <w:rFonts w:cs="B Nazanin"/>
-          <w:rtl/>
-        </w:rPr>
-        <w:t xml:space="preserve"> </w:t>
-      </w:r>
-      <w:r>
-        <w:rPr>
-          <w:rFonts w:cs="B Nazanin" w:hint="cs"/>
-          <w:rtl/>
-        </w:rPr>
-        <w:t>ی</w:t>
-      </w:r>
-      <w:r>
-        <w:rPr>
-          <w:rFonts w:cs="B Nazanin" w:hint="eastAsia"/>
-          <w:rtl/>
-        </w:rPr>
-        <w:t>ا</w:t>
-      </w:r>
-      <w:r>
-        <w:rPr>
-          <w:rFonts w:cs="B Nazanin"/>
-          <w:rtl/>
-        </w:rPr>
-        <w:t xml:space="preserve"> </w:t>
-      </w:r>
-      <w:proofErr w:type="spellStart"/>
-      <w:r>
-        <w:rPr>
-          <w:rFonts w:cs="B Nazanin"/>
-        </w:rPr>
-        <w:t>LightGBM</w:t>
-      </w:r>
-      <w:proofErr w:type="spellEnd"/>
+        <w:t>۲. پالا</w:t>
+      </w:r>
+      <w:r>
+        <w:rPr>
+          <w:rFonts w:cs="B Nazanin" w:hint="cs"/>
+          <w:rtl/>
+        </w:rPr>
+        <w:t>ی</w:t>
+      </w:r>
+      <w:r>
+        <w:rPr>
+          <w:rFonts w:cs="B Nazanin" w:hint="eastAsia"/>
+          <w:rtl/>
+        </w:rPr>
+        <w:t>ش</w:t>
+      </w:r>
+      <w:r>
+        <w:rPr>
+          <w:rFonts w:cs="B Nazanin"/>
+          <w:rtl/>
+        </w:rPr>
+        <w:t xml:space="preserve"> (</w:t>
+      </w:r>
+      <w:r>
+        <w:rPr>
+          <w:rFonts w:cs="B Nazanin"/>
+        </w:rPr>
+        <w:t>Refinement</w:t>
+      </w:r>
+      <w:r>
+        <w:rPr>
+          <w:rFonts w:cs="B Nazanin"/>
+          <w:rtl/>
+        </w:rPr>
+        <w:t xml:space="preserve">): حذف نقاط پرت </w:t>
+      </w:r>
+      <w:proofErr w:type="spellStart"/>
+      <w:r>
+        <w:rPr>
+          <w:rFonts w:cs="B Nazanin"/>
+          <w:rtl/>
+        </w:rPr>
+        <w:t>تک‌لحظه</w:t>
+      </w:r>
+      <w:proofErr w:type="spellEnd"/>
+      <w:r>
+        <w:rPr>
+          <w:rFonts w:cs="B Nazanin"/>
+          <w:rtl/>
+        </w:rPr>
+        <w:t xml:space="preserve"> و انتخاب تنها </w:t>
+      </w:r>
+      <w:proofErr w:type="spellStart"/>
+      <w:r>
+        <w:rPr>
+          <w:rFonts w:cs="B Nazanin"/>
+          <w:rtl/>
+        </w:rPr>
+        <w:t>بلوک‌ها</w:t>
+      </w:r>
+      <w:r>
+        <w:rPr>
+          <w:rFonts w:cs="B Nazanin" w:hint="cs"/>
+          <w:rtl/>
+        </w:rPr>
+        <w:t>ی</w:t>
+      </w:r>
+      <w:proofErr w:type="spellEnd"/>
+      <w:r>
+        <w:rPr>
+          <w:rFonts w:cs="B Nazanin"/>
+          <w:rtl/>
+        </w:rPr>
+        <w:t xml:space="preserve"> زمان</w:t>
+      </w:r>
+      <w:r>
+        <w:rPr>
+          <w:rFonts w:cs="B Nazanin" w:hint="cs"/>
+          <w:rtl/>
+        </w:rPr>
+        <w:t>ی</w:t>
+      </w:r>
+      <w:r>
+        <w:rPr>
+          <w:rFonts w:cs="B Nazanin"/>
+          <w:rtl/>
+        </w:rPr>
+        <w:t xml:space="preserve"> پرت پا</w:t>
+      </w:r>
+      <w:r>
+        <w:rPr>
+          <w:rFonts w:cs="B Nazanin" w:hint="cs"/>
+          <w:rtl/>
+        </w:rPr>
+        <w:t>ی</w:t>
+      </w:r>
+      <w:r>
+        <w:rPr>
+          <w:rFonts w:cs="B Nazanin" w:hint="eastAsia"/>
+          <w:rtl/>
+        </w:rPr>
+        <w:t>دار</w:t>
+      </w:r>
       <w:r>
         <w:rPr>
           <w:rFonts w:cs="B Nazanin"/>
@@ -5160,6 +5767,338 @@
           <w:rFonts w:cs="B Nazanin"/>
           <w:rtl/>
         </w:rPr>
+        <w:t xml:space="preserve">۳. </w:t>
+      </w:r>
+      <w:proofErr w:type="spellStart"/>
+      <w:r>
+        <w:rPr>
+          <w:rFonts w:cs="B Nazanin"/>
+          <w:rtl/>
+        </w:rPr>
+        <w:t>برچسب‌گذار</w:t>
+      </w:r>
+      <w:r>
+        <w:rPr>
+          <w:rFonts w:cs="B Nazanin" w:hint="cs"/>
+          <w:rtl/>
+        </w:rPr>
+        <w:t>ی</w:t>
+      </w:r>
+      <w:proofErr w:type="spellEnd"/>
+      <w:r>
+        <w:rPr>
+          <w:rFonts w:cs="B Nazanin"/>
+          <w:rtl/>
+        </w:rPr>
+        <w:t xml:space="preserve">:  </w:t>
+      </w:r>
+    </w:p>
+    <w:p>
+      <w:pPr>
+        <w:rPr>
+          <w:rFonts w:cs="B Nazanin"/>
+          <w:rtl/>
+        </w:rPr>
+      </w:pPr>
+      <w:r>
+        <w:rPr>
+          <w:rFonts w:cs="B Nazanin"/>
+          <w:rtl/>
+        </w:rPr>
+        <w:t xml:space="preserve">   - کلاس ۰: نقاط درون </w:t>
+      </w:r>
+      <w:proofErr w:type="spellStart"/>
+      <w:r>
+        <w:rPr>
+          <w:rFonts w:cs="B Nazanin"/>
+          <w:rtl/>
+        </w:rPr>
+        <w:t>خوشه‌ها</w:t>
+      </w:r>
+      <w:r>
+        <w:rPr>
+          <w:rFonts w:cs="B Nazanin" w:hint="cs"/>
+          <w:rtl/>
+        </w:rPr>
+        <w:t>ی</w:t>
+      </w:r>
+      <w:proofErr w:type="spellEnd"/>
+      <w:r>
+        <w:rPr>
+          <w:rFonts w:cs="B Nazanin"/>
+          <w:rtl/>
+        </w:rPr>
+        <w:t xml:space="preserve"> متراکم (نرمال)  </w:t>
+      </w:r>
+    </w:p>
+    <w:p>
+      <w:pPr>
+        <w:rPr>
+          <w:rFonts w:cs="B Nazanin"/>
+          <w:rtl/>
+        </w:rPr>
+      </w:pPr>
+      <w:r>
+        <w:rPr>
+          <w:rFonts w:cs="B Nazanin"/>
+          <w:rtl/>
+        </w:rPr>
+        <w:t xml:space="preserve">   - کلاس ۱: نقاط پرت </w:t>
+      </w:r>
+      <w:proofErr w:type="spellStart"/>
+      <w:r>
+        <w:rPr>
+          <w:rFonts w:cs="B Nazanin"/>
+          <w:rtl/>
+        </w:rPr>
+        <w:t>تأ</w:t>
+      </w:r>
+      <w:r>
+        <w:rPr>
+          <w:rFonts w:cs="B Nazanin" w:hint="cs"/>
+          <w:rtl/>
+        </w:rPr>
+        <w:t>یی</w:t>
+      </w:r>
+      <w:r>
+        <w:rPr>
+          <w:rFonts w:cs="B Nazanin" w:hint="eastAsia"/>
+          <w:rtl/>
+        </w:rPr>
+        <w:t>دشده</w:t>
+      </w:r>
+      <w:proofErr w:type="spellEnd"/>
+      <w:r>
+        <w:rPr>
+          <w:rFonts w:cs="B Nazanin"/>
+          <w:rtl/>
+        </w:rPr>
+        <w:t xml:space="preserve"> (غ</w:t>
+      </w:r>
+      <w:r>
+        <w:rPr>
+          <w:rFonts w:cs="B Nazanin" w:hint="cs"/>
+          <w:rtl/>
+        </w:rPr>
+        <w:t>ی</w:t>
+      </w:r>
+      <w:r>
+        <w:rPr>
+          <w:rFonts w:cs="B Nazanin" w:hint="eastAsia"/>
+          <w:rtl/>
+        </w:rPr>
+        <w:t>رعاد</w:t>
+      </w:r>
+      <w:r>
+        <w:rPr>
+          <w:rFonts w:cs="B Nazanin" w:hint="cs"/>
+          <w:rtl/>
+        </w:rPr>
+        <w:t>ی</w:t>
+      </w:r>
+      <w:r>
+        <w:rPr>
+          <w:rFonts w:cs="B Nazanin"/>
+          <w:rtl/>
+        </w:rPr>
+        <w:t xml:space="preserve">)  </w:t>
+      </w:r>
+    </w:p>
+    <w:p>
+      <w:pPr>
+        <w:rPr>
+          <w:rFonts w:cs="B Nazanin"/>
+          <w:rtl/>
+        </w:rPr>
+      </w:pPr>
+      <w:r>
+        <w:rPr>
+          <w:rFonts w:cs="B Nazanin"/>
+          <w:rtl/>
+        </w:rPr>
+        <w:t xml:space="preserve">۴. آموزش مدل </w:t>
+      </w:r>
+      <w:proofErr w:type="spellStart"/>
+      <w:r>
+        <w:rPr>
+          <w:rFonts w:cs="B Nazanin"/>
+          <w:rtl/>
+        </w:rPr>
+        <w:t>کلاس</w:t>
+      </w:r>
+      <w:r>
+        <w:rPr>
+          <w:rFonts w:cs="B Nazanin" w:hint="cs"/>
+          <w:rtl/>
+        </w:rPr>
+        <w:t>ی</w:t>
+      </w:r>
+      <w:r>
+        <w:rPr>
+          <w:rFonts w:cs="B Nazanin" w:hint="eastAsia"/>
+          <w:rtl/>
+        </w:rPr>
+        <w:t>ف</w:t>
+      </w:r>
+      <w:r>
+        <w:rPr>
+          <w:rFonts w:cs="B Nazanin" w:hint="cs"/>
+          <w:rtl/>
+        </w:rPr>
+        <w:t>ی</w:t>
+      </w:r>
+      <w:r>
+        <w:rPr>
+          <w:rFonts w:cs="B Nazanin" w:hint="eastAsia"/>
+          <w:rtl/>
+        </w:rPr>
+        <w:t>ک</w:t>
+      </w:r>
+      <w:r>
+        <w:rPr>
+          <w:rFonts w:cs="B Nazanin" w:hint="cs"/>
+          <w:rtl/>
+        </w:rPr>
+        <w:t>ی</w:t>
+      </w:r>
+      <w:r>
+        <w:rPr>
+          <w:rFonts w:cs="B Nazanin" w:hint="eastAsia"/>
+          <w:rtl/>
+        </w:rPr>
+        <w:t>شن</w:t>
+      </w:r>
+      <w:proofErr w:type="spellEnd"/>
+      <w:r>
+        <w:rPr>
+          <w:rFonts w:cs="B Nazanin"/>
+          <w:rtl/>
+        </w:rPr>
+        <w:t xml:space="preserve"> با استفاده از </w:t>
+      </w:r>
+      <w:proofErr w:type="spellStart"/>
+      <w:r>
+        <w:rPr>
+          <w:rFonts w:cs="B Nazanin"/>
+          <w:rtl/>
+        </w:rPr>
+        <w:t>الگور</w:t>
+      </w:r>
+      <w:r>
+        <w:rPr>
+          <w:rFonts w:cs="B Nazanin" w:hint="cs"/>
+          <w:rtl/>
+        </w:rPr>
+        <w:t>ی</w:t>
+      </w:r>
+      <w:r>
+        <w:rPr>
+          <w:rFonts w:cs="B Nazanin" w:hint="eastAsia"/>
+          <w:rtl/>
+        </w:rPr>
+        <w:t>تم‌ها</w:t>
+      </w:r>
+      <w:r>
+        <w:rPr>
+          <w:rFonts w:cs="B Nazanin" w:hint="cs"/>
+          <w:rtl/>
+        </w:rPr>
+        <w:t>یی</w:t>
+      </w:r>
+      <w:proofErr w:type="spellEnd"/>
+      <w:r>
+        <w:rPr>
+          <w:rFonts w:cs="B Nazanin"/>
+          <w:rtl/>
+        </w:rPr>
+        <w:t xml:space="preserve"> نظ</w:t>
+      </w:r>
+      <w:r>
+        <w:rPr>
+          <w:rFonts w:cs="B Nazanin" w:hint="cs"/>
+          <w:rtl/>
+        </w:rPr>
+        <w:t>ی</w:t>
+      </w:r>
+      <w:r>
+        <w:rPr>
+          <w:rFonts w:cs="B Nazanin" w:hint="eastAsia"/>
+          <w:rtl/>
+        </w:rPr>
+        <w:t>ر</w:t>
+      </w:r>
+      <w:r>
+        <w:rPr>
+          <w:rFonts w:cs="B Nazanin"/>
+          <w:rtl/>
+        </w:rPr>
+        <w:t xml:space="preserve"> </w:t>
+      </w:r>
+      <w:proofErr w:type="spellStart"/>
+      <w:r>
+        <w:rPr>
+          <w:rFonts w:cs="B Nazanin"/>
+        </w:rPr>
+        <w:t>XGBoost</w:t>
+      </w:r>
+      <w:proofErr w:type="spellEnd"/>
+      <w:r>
+        <w:rPr>
+          <w:rFonts w:cs="B Nazanin"/>
+          <w:rtl/>
+        </w:rPr>
+        <w:t xml:space="preserve"> </w:t>
+      </w:r>
+      <w:r>
+        <w:rPr>
+          <w:rFonts w:cs="B Nazanin" w:hint="cs"/>
+          <w:rtl/>
+        </w:rPr>
+        <w:t>ی</w:t>
+      </w:r>
+      <w:r>
+        <w:rPr>
+          <w:rFonts w:cs="B Nazanin" w:hint="eastAsia"/>
+          <w:rtl/>
+        </w:rPr>
+        <w:t>ا</w:t>
+      </w:r>
+      <w:r>
+        <w:rPr>
+          <w:rFonts w:cs="B Nazanin"/>
+          <w:rtl/>
+        </w:rPr>
+        <w:t xml:space="preserve"> </w:t>
+      </w:r>
+      <w:proofErr w:type="spellStart"/>
+      <w:r>
+        <w:rPr>
+          <w:rFonts w:cs="B Nazanin"/>
+        </w:rPr>
+        <w:t>LightGBM</w:t>
+      </w:r>
+      <w:proofErr w:type="spellEnd"/>
+      <w:r>
+        <w:rPr>
+          <w:rFonts w:cs="B Nazanin"/>
+          <w:rtl/>
+        </w:rPr>
+        <w:t xml:space="preserve">  </w:t>
+      </w:r>
+    </w:p>
+    <w:p>
+      <w:pPr>
+        <w:rPr>
+          <w:rFonts w:cs="B Nazanin"/>
+          <w:rtl/>
+        </w:rPr>
+      </w:pPr>
+      <w:r>
+        <w:rPr>
+          <w:rFonts w:cs="B Nazanin"/>
+          <w:rtl/>
+        </w:rPr>
+        <w:lastRenderedPageBreak/>
         <w:t xml:space="preserve">   - مز</w:t>
       </w:r>
       <w:r>
